--- a/BaoCaoThucTapChuyenMon.docx
+++ b/BaoCaoThucTapChuyenMon.docx
@@ -24,7 +24,7 @@
           <w:szCs w:val="28"/>
         </w:rPr>
         <w:drawing>
-          <wp:anchor distT="0" distB="0" distL="114300" distR="114300" simplePos="0" relativeHeight="251664384" behindDoc="1" locked="0" layoutInCell="1" allowOverlap="1" wp14:anchorId="109F1904" wp14:editId="428F5D5C">
+          <wp:anchor distT="0" distB="0" distL="114300" distR="114300" simplePos="0" relativeHeight="251664384" behindDoc="1" locked="0" layoutInCell="1" allowOverlap="1" wp14:anchorId="7B072B2B" wp14:editId="5D101ACA">
             <wp:simplePos x="0" y="0"/>
             <wp:positionH relativeFrom="column">
               <wp:posOffset>-80645</wp:posOffset>
@@ -230,7 +230,7 @@
           <w:noProof/>
         </w:rPr>
         <w:drawing>
-          <wp:anchor distT="0" distB="0" distL="114300" distR="114300" simplePos="0" relativeHeight="251665408" behindDoc="0" locked="0" layoutInCell="1" allowOverlap="1" wp14:anchorId="10FD6106" wp14:editId="637FEB69">
+          <wp:anchor distT="0" distB="0" distL="114300" distR="114300" simplePos="0" relativeHeight="251665408" behindDoc="0" locked="0" layoutInCell="1" allowOverlap="1" wp14:anchorId="4DE08F20" wp14:editId="3ADF8D00">
             <wp:simplePos x="0" y="0"/>
             <wp:positionH relativeFrom="margin">
               <wp:posOffset>2694305</wp:posOffset>
@@ -766,7 +766,7 @@
           <w:szCs w:val="28"/>
         </w:rPr>
         <w:drawing>
-          <wp:anchor distT="0" distB="0" distL="114300" distR="114300" simplePos="0" relativeHeight="251667456" behindDoc="1" locked="0" layoutInCell="1" allowOverlap="1" wp14:anchorId="3D76F8E1" wp14:editId="1836B27F">
+          <wp:anchor distT="0" distB="0" distL="114300" distR="114300" simplePos="0" relativeHeight="251667456" behindDoc="1" locked="0" layoutInCell="1" allowOverlap="1" wp14:anchorId="2D3112B1" wp14:editId="4EA6D409">
             <wp:simplePos x="0" y="0"/>
             <wp:positionH relativeFrom="column">
               <wp:posOffset>-103505</wp:posOffset>
@@ -948,7 +948,7 @@
           <w:noProof/>
         </w:rPr>
         <w:drawing>
-          <wp:anchor distT="0" distB="0" distL="114300" distR="114300" simplePos="0" relativeHeight="251668480" behindDoc="0" locked="0" layoutInCell="1" allowOverlap="1" wp14:anchorId="056A750D" wp14:editId="60192F10">
+          <wp:anchor distT="0" distB="0" distL="114300" distR="114300" simplePos="0" relativeHeight="251668480" behindDoc="0" locked="0" layoutInCell="1" allowOverlap="1" wp14:anchorId="71213EE6" wp14:editId="2376F165">
             <wp:simplePos x="0" y="0"/>
             <wp:positionH relativeFrom="margin">
               <wp:posOffset>2694305</wp:posOffset>
@@ -1452,7 +1452,7 @@
         <mc:AlternateContent>
           <mc:Choice Requires="wps">
             <w:drawing>
-              <wp:anchor distT="0" distB="0" distL="114300" distR="114300" simplePos="0" relativeHeight="251671552" behindDoc="0" locked="0" layoutInCell="1" allowOverlap="1" wp14:anchorId="412F739F" wp14:editId="5473696F">
+              <wp:anchor distT="0" distB="0" distL="114300" distR="114300" simplePos="0" relativeHeight="251671552" behindDoc="0" locked="0" layoutInCell="1" allowOverlap="1" wp14:anchorId="251782A4" wp14:editId="11FB83FB">
                 <wp:simplePos x="0" y="0"/>
                 <wp:positionH relativeFrom="column">
                   <wp:posOffset>3754755</wp:posOffset>
@@ -1532,7 +1532,7 @@
         <mc:AlternateContent>
           <mc:Choice Requires="wps">
             <w:drawing>
-              <wp:anchor distT="0" distB="0" distL="114300" distR="114300" simplePos="0" relativeHeight="251670528" behindDoc="0" locked="0" layoutInCell="1" allowOverlap="1" wp14:anchorId="6AA0BCE2" wp14:editId="337B2A15">
+              <wp:anchor distT="0" distB="0" distL="114300" distR="114300" simplePos="0" relativeHeight="251670528" behindDoc="0" locked="0" layoutInCell="1" allowOverlap="1" wp14:anchorId="7902E2B6" wp14:editId="7EC05899">
                 <wp:simplePos x="0" y="0"/>
                 <wp:positionH relativeFrom="column">
                   <wp:posOffset>366395</wp:posOffset>
@@ -3921,18 +3921,7 @@
                 <w:sz w:val="26"/>
                 <w:szCs w:val="26"/>
               </w:rPr>
-              <w:t>ThS</w:t>
-            </w:r>
-            <w:bookmarkStart w:id="14" w:name="_GoBack"/>
-            <w:bookmarkEnd w:id="14"/>
-            <w:r>
-              <w:rPr>
-                <w:rFonts w:ascii="Times New Roman" w:hAnsi="Times New Roman" w:cs="Times New Roman"/>
-                <w:b/>
-                <w:sz w:val="26"/>
-                <w:szCs w:val="26"/>
-              </w:rPr>
-              <w:t>. Trần Phong Nhã</w:t>
+              <w:t>ThS. Trần Phong Nhã</w:t>
             </w:r>
           </w:p>
         </w:tc>
@@ -4019,6 +4008,12 @@
     </w:p>
     <w:sdt>
       <w:sdtPr>
+        <w:rPr>
+          <w:rFonts w:asciiTheme="minorHAnsi" w:eastAsiaTheme="minorHAnsi" w:hAnsiTheme="minorHAnsi" w:cstheme="minorBidi"/>
+          <w:color w:val="auto"/>
+          <w:sz w:val="22"/>
+          <w:szCs w:val="22"/>
+        </w:rPr>
         <w:id w:val="59843601"/>
         <w:docPartObj>
           <w:docPartGallery w:val="Table of Contents"/>
@@ -4027,13 +4022,9 @@
       </w:sdtPr>
       <w:sdtEndPr>
         <w:rPr>
-          <w:rFonts w:asciiTheme="minorHAnsi" w:eastAsiaTheme="minorHAnsi" w:hAnsiTheme="minorHAnsi" w:cstheme="minorBidi"/>
           <w:b/>
           <w:bCs/>
           <w:noProof/>
-          <w:color w:val="auto"/>
-          <w:sz w:val="22"/>
-          <w:szCs w:val="22"/>
         </w:rPr>
       </w:sdtEndPr>
       <w:sdtContent>
@@ -4054,14 +4045,18 @@
             <w:t>MỤC LỤC</w:t>
           </w:r>
         </w:p>
-        <w:p/>
+        <w:p>
+          <w:pPr>
+            <w:spacing w:line="240" w:lineRule="auto"/>
+          </w:pPr>
+        </w:p>
         <w:p>
           <w:pPr>
             <w:pStyle w:val="TOC1"/>
             <w:tabs>
               <w:tab w:val="right" w:leader="dot" w:pos="9346"/>
             </w:tabs>
-            <w:spacing w:after="80" w:line="257" w:lineRule="auto"/>
+            <w:spacing w:after="80" w:line="240" w:lineRule="auto"/>
             <w:rPr>
               <w:rFonts w:ascii="Times New Roman" w:eastAsiaTheme="minorEastAsia" w:hAnsi="Times New Roman" w:cs="Times New Roman"/>
               <w:noProof/>
@@ -4166,7 +4161,7 @@
             <w:tabs>
               <w:tab w:val="right" w:leader="dot" w:pos="9346"/>
             </w:tabs>
-            <w:spacing w:after="80" w:line="257" w:lineRule="auto"/>
+            <w:spacing w:after="80" w:line="240" w:lineRule="auto"/>
             <w:rPr>
               <w:rFonts w:ascii="Times New Roman" w:eastAsiaTheme="minorEastAsia" w:hAnsi="Times New Roman" w:cs="Times New Roman"/>
               <w:noProof/>
@@ -4262,7 +4257,7 @@
             <w:tabs>
               <w:tab w:val="right" w:leader="dot" w:pos="9346"/>
             </w:tabs>
-            <w:spacing w:after="80" w:line="257" w:lineRule="auto"/>
+            <w:spacing w:after="80" w:line="240" w:lineRule="auto"/>
             <w:rPr>
               <w:rFonts w:ascii="Times New Roman" w:eastAsiaTheme="minorEastAsia" w:hAnsi="Times New Roman" w:cs="Times New Roman"/>
               <w:noProof/>
@@ -4358,7 +4353,7 @@
             <w:tabs>
               <w:tab w:val="right" w:leader="dot" w:pos="9346"/>
             </w:tabs>
-            <w:spacing w:after="80" w:line="257" w:lineRule="auto"/>
+            <w:spacing w:after="80" w:line="240" w:lineRule="auto"/>
             <w:rPr>
               <w:rFonts w:ascii="Times New Roman" w:eastAsiaTheme="minorEastAsia" w:hAnsi="Times New Roman" w:cs="Times New Roman"/>
               <w:noProof/>
@@ -4455,7 +4450,7 @@
               <w:tab w:val="left" w:pos="440"/>
               <w:tab w:val="right" w:leader="dot" w:pos="9346"/>
             </w:tabs>
-            <w:spacing w:after="80" w:line="257" w:lineRule="auto"/>
+            <w:spacing w:after="80" w:line="240" w:lineRule="auto"/>
             <w:rPr>
               <w:rFonts w:ascii="Times New Roman" w:eastAsiaTheme="minorEastAsia" w:hAnsi="Times New Roman" w:cs="Times New Roman"/>
               <w:noProof/>
@@ -4571,7 +4566,7 @@
               <w:tab w:val="left" w:pos="440"/>
               <w:tab w:val="right" w:leader="dot" w:pos="9346"/>
             </w:tabs>
-            <w:spacing w:after="80" w:line="257" w:lineRule="auto"/>
+            <w:spacing w:after="80" w:line="240" w:lineRule="auto"/>
             <w:rPr>
               <w:rFonts w:ascii="Times New Roman" w:eastAsiaTheme="minorEastAsia" w:hAnsi="Times New Roman" w:cs="Times New Roman"/>
               <w:noProof/>
@@ -4607,27 +4602,7 @@
                 <w:sz w:val="24"/>
                 <w:szCs w:val="24"/>
               </w:rPr>
-              <w:t>MỤC TIÊ</w:t>
-            </w:r>
-            <w:r>
-              <w:rPr>
-                <w:rStyle w:val="Hyperlink"/>
-                <w:rFonts w:ascii="Times New Roman" w:hAnsi="Times New Roman" w:cs="Times New Roman"/>
-                <w:noProof/>
-                <w:sz w:val="24"/>
-                <w:szCs w:val="24"/>
-              </w:rPr>
-              <w:t>U</w:t>
-            </w:r>
-            <w:r>
-              <w:rPr>
-                <w:rStyle w:val="Hyperlink"/>
-                <w:rFonts w:ascii="Times New Roman" w:hAnsi="Times New Roman" w:cs="Times New Roman"/>
-                <w:noProof/>
-                <w:sz w:val="24"/>
-                <w:szCs w:val="24"/>
-              </w:rPr>
-              <w:t xml:space="preserve"> CỦA ĐỀ TÀI</w:t>
+              <w:t>MỤC TIÊU CỦA ĐỀ TÀI</w:t>
             </w:r>
             <w:r>
               <w:rPr>
@@ -4707,7 +4682,7 @@
               <w:tab w:val="left" w:pos="440"/>
               <w:tab w:val="right" w:leader="dot" w:pos="9346"/>
             </w:tabs>
-            <w:spacing w:after="80" w:line="257" w:lineRule="auto"/>
+            <w:spacing w:after="80" w:line="240" w:lineRule="auto"/>
             <w:rPr>
               <w:rFonts w:ascii="Times New Roman" w:eastAsiaTheme="minorEastAsia" w:hAnsi="Times New Roman" w:cs="Times New Roman"/>
               <w:noProof/>
@@ -4822,7 +4797,7 @@
             <w:tabs>
               <w:tab w:val="right" w:leader="dot" w:pos="9346"/>
             </w:tabs>
-            <w:spacing w:after="80" w:line="257" w:lineRule="auto"/>
+            <w:spacing w:after="80" w:line="240" w:lineRule="auto"/>
             <w:rPr>
               <w:rFonts w:ascii="Times New Roman" w:eastAsiaTheme="minorEastAsia" w:hAnsi="Times New Roman" w:cs="Times New Roman"/>
               <w:noProof/>
@@ -4918,7 +4893,7 @@
             <w:tabs>
               <w:tab w:val="right" w:leader="dot" w:pos="9346"/>
             </w:tabs>
-            <w:spacing w:after="80" w:line="257" w:lineRule="auto"/>
+            <w:spacing w:after="80" w:line="240" w:lineRule="auto"/>
             <w:rPr>
               <w:rFonts w:ascii="Times New Roman" w:eastAsiaTheme="minorEastAsia" w:hAnsi="Times New Roman" w:cs="Times New Roman"/>
               <w:noProof/>
@@ -5015,7 +4990,7 @@
               <w:tab w:val="left" w:pos="660"/>
               <w:tab w:val="right" w:leader="dot" w:pos="9346"/>
             </w:tabs>
-            <w:spacing w:after="80" w:line="257" w:lineRule="auto"/>
+            <w:spacing w:after="80" w:line="240" w:lineRule="auto"/>
             <w:rPr>
               <w:rFonts w:ascii="Times New Roman" w:eastAsiaTheme="minorEastAsia" w:hAnsi="Times New Roman" w:cs="Times New Roman"/>
               <w:noProof/>
@@ -5131,7 +5106,7 @@
               <w:tab w:val="left" w:pos="1100"/>
               <w:tab w:val="right" w:leader="dot" w:pos="9346"/>
             </w:tabs>
-            <w:spacing w:after="80" w:line="257" w:lineRule="auto"/>
+            <w:spacing w:after="80" w:line="240" w:lineRule="auto"/>
             <w:rPr>
               <w:rFonts w:ascii="Times New Roman" w:eastAsiaTheme="minorEastAsia" w:hAnsi="Times New Roman" w:cs="Times New Roman"/>
               <w:noProof/>
@@ -5247,7 +5222,7 @@
               <w:tab w:val="left" w:pos="1100"/>
               <w:tab w:val="right" w:leader="dot" w:pos="9346"/>
             </w:tabs>
-            <w:spacing w:after="80" w:line="257" w:lineRule="auto"/>
+            <w:spacing w:after="80" w:line="240" w:lineRule="auto"/>
             <w:rPr>
               <w:rFonts w:ascii="Times New Roman" w:eastAsiaTheme="minorEastAsia" w:hAnsi="Times New Roman" w:cs="Times New Roman"/>
               <w:noProof/>
@@ -5363,7 +5338,7 @@
               <w:tab w:val="left" w:pos="1100"/>
               <w:tab w:val="right" w:leader="dot" w:pos="9346"/>
             </w:tabs>
-            <w:spacing w:after="80" w:line="257" w:lineRule="auto"/>
+            <w:spacing w:after="80" w:line="240" w:lineRule="auto"/>
             <w:rPr>
               <w:rFonts w:ascii="Times New Roman" w:eastAsiaTheme="minorEastAsia" w:hAnsi="Times New Roman" w:cs="Times New Roman"/>
               <w:noProof/>
@@ -5479,7 +5454,7 @@
               <w:tab w:val="left" w:pos="660"/>
               <w:tab w:val="right" w:leader="dot" w:pos="9346"/>
             </w:tabs>
-            <w:spacing w:after="80" w:line="257" w:lineRule="auto"/>
+            <w:spacing w:after="80" w:line="240" w:lineRule="auto"/>
             <w:rPr>
               <w:rFonts w:ascii="Times New Roman" w:eastAsiaTheme="minorEastAsia" w:hAnsi="Times New Roman" w:cs="Times New Roman"/>
               <w:noProof/>
@@ -5595,7 +5570,7 @@
               <w:tab w:val="left" w:pos="1100"/>
               <w:tab w:val="right" w:leader="dot" w:pos="9346"/>
             </w:tabs>
-            <w:spacing w:after="80" w:line="257" w:lineRule="auto"/>
+            <w:spacing w:after="80" w:line="240" w:lineRule="auto"/>
             <w:rPr>
               <w:rFonts w:ascii="Times New Roman" w:eastAsiaTheme="minorEastAsia" w:hAnsi="Times New Roman" w:cs="Times New Roman"/>
               <w:noProof/>
@@ -5711,7 +5686,7 @@
               <w:tab w:val="left" w:pos="1100"/>
               <w:tab w:val="right" w:leader="dot" w:pos="9346"/>
             </w:tabs>
-            <w:spacing w:after="80" w:line="257" w:lineRule="auto"/>
+            <w:spacing w:after="80" w:line="240" w:lineRule="auto"/>
             <w:rPr>
               <w:rFonts w:ascii="Times New Roman" w:eastAsiaTheme="minorEastAsia" w:hAnsi="Times New Roman" w:cs="Times New Roman"/>
               <w:noProof/>
@@ -5826,7 +5801,7 @@
             <w:tabs>
               <w:tab w:val="right" w:leader="dot" w:pos="9346"/>
             </w:tabs>
-            <w:spacing w:after="80" w:line="257" w:lineRule="auto"/>
+            <w:spacing w:after="80" w:line="240" w:lineRule="auto"/>
             <w:rPr>
               <w:rFonts w:ascii="Times New Roman" w:eastAsiaTheme="minorEastAsia" w:hAnsi="Times New Roman" w:cs="Times New Roman"/>
               <w:noProof/>
@@ -5923,7 +5898,7 @@
               <w:tab w:val="left" w:pos="660"/>
               <w:tab w:val="right" w:leader="dot" w:pos="9346"/>
             </w:tabs>
-            <w:spacing w:after="80" w:line="257" w:lineRule="auto"/>
+            <w:spacing w:after="80" w:line="240" w:lineRule="auto"/>
             <w:rPr>
               <w:rFonts w:ascii="Times New Roman" w:eastAsiaTheme="minorEastAsia" w:hAnsi="Times New Roman" w:cs="Times New Roman"/>
               <w:noProof/>
@@ -6039,7 +6014,7 @@
               <w:tab w:val="left" w:pos="1100"/>
               <w:tab w:val="right" w:leader="dot" w:pos="9346"/>
             </w:tabs>
-            <w:spacing w:after="80" w:line="257" w:lineRule="auto"/>
+            <w:spacing w:after="80" w:line="240" w:lineRule="auto"/>
             <w:rPr>
               <w:rFonts w:ascii="Times New Roman" w:eastAsiaTheme="minorEastAsia" w:hAnsi="Times New Roman" w:cs="Times New Roman"/>
               <w:noProof/>
@@ -6155,7 +6130,7 @@
               <w:tab w:val="left" w:pos="1100"/>
               <w:tab w:val="right" w:leader="dot" w:pos="9346"/>
             </w:tabs>
-            <w:spacing w:after="80" w:line="257" w:lineRule="auto"/>
+            <w:spacing w:after="80" w:line="240" w:lineRule="auto"/>
             <w:rPr>
               <w:rFonts w:ascii="Times New Roman" w:eastAsiaTheme="minorEastAsia" w:hAnsi="Times New Roman" w:cs="Times New Roman"/>
               <w:noProof/>
@@ -6271,7 +6246,7 @@
               <w:tab w:val="left" w:pos="660"/>
               <w:tab w:val="right" w:leader="dot" w:pos="9346"/>
             </w:tabs>
-            <w:spacing w:after="80" w:line="257" w:lineRule="auto"/>
+            <w:spacing w:after="80" w:line="240" w:lineRule="auto"/>
             <w:rPr>
               <w:rFonts w:ascii="Times New Roman" w:eastAsiaTheme="minorEastAsia" w:hAnsi="Times New Roman" w:cs="Times New Roman"/>
               <w:noProof/>
@@ -6386,7 +6361,7 @@
             <w:tabs>
               <w:tab w:val="right" w:leader="dot" w:pos="9346"/>
             </w:tabs>
-            <w:spacing w:after="80" w:line="257" w:lineRule="auto"/>
+            <w:spacing w:after="80" w:line="240" w:lineRule="auto"/>
             <w:rPr>
               <w:rFonts w:ascii="Times New Roman" w:eastAsiaTheme="minorEastAsia" w:hAnsi="Times New Roman" w:cs="Times New Roman"/>
               <w:noProof/>
@@ -6483,7 +6458,7 @@
               <w:tab w:val="left" w:pos="660"/>
               <w:tab w:val="right" w:leader="dot" w:pos="9346"/>
             </w:tabs>
-            <w:spacing w:after="80" w:line="257" w:lineRule="auto"/>
+            <w:spacing w:after="80" w:line="240" w:lineRule="auto"/>
             <w:rPr>
               <w:rFonts w:ascii="Times New Roman" w:eastAsiaTheme="minorEastAsia" w:hAnsi="Times New Roman" w:cs="Times New Roman"/>
               <w:noProof/>
@@ -6599,7 +6574,7 @@
               <w:tab w:val="left" w:pos="1100"/>
               <w:tab w:val="right" w:leader="dot" w:pos="9346"/>
             </w:tabs>
-            <w:spacing w:after="80" w:line="257" w:lineRule="auto"/>
+            <w:spacing w:after="80" w:line="240" w:lineRule="auto"/>
             <w:rPr>
               <w:rFonts w:ascii="Times New Roman" w:eastAsiaTheme="minorEastAsia" w:hAnsi="Times New Roman" w:cs="Times New Roman"/>
               <w:noProof/>
@@ -6715,7 +6690,7 @@
               <w:tab w:val="left" w:pos="1100"/>
               <w:tab w:val="right" w:leader="dot" w:pos="9346"/>
             </w:tabs>
-            <w:spacing w:after="80" w:line="257" w:lineRule="auto"/>
+            <w:spacing w:after="80" w:line="240" w:lineRule="auto"/>
             <w:rPr>
               <w:rFonts w:ascii="Times New Roman" w:eastAsiaTheme="minorEastAsia" w:hAnsi="Times New Roman" w:cs="Times New Roman"/>
               <w:noProof/>
@@ -6831,7 +6806,7 @@
               <w:tab w:val="left" w:pos="1100"/>
               <w:tab w:val="right" w:leader="dot" w:pos="9346"/>
             </w:tabs>
-            <w:spacing w:after="80" w:line="257" w:lineRule="auto"/>
+            <w:spacing w:after="80" w:line="240" w:lineRule="auto"/>
             <w:rPr>
               <w:rFonts w:ascii="Times New Roman" w:eastAsiaTheme="minorEastAsia" w:hAnsi="Times New Roman" w:cs="Times New Roman"/>
               <w:noProof/>
@@ -6947,7 +6922,7 @@
               <w:tab w:val="left" w:pos="1100"/>
               <w:tab w:val="right" w:leader="dot" w:pos="9346"/>
             </w:tabs>
-            <w:spacing w:after="80" w:line="257" w:lineRule="auto"/>
+            <w:spacing w:after="80" w:line="240" w:lineRule="auto"/>
             <w:rPr>
               <w:rFonts w:ascii="Times New Roman" w:eastAsiaTheme="minorEastAsia" w:hAnsi="Times New Roman" w:cs="Times New Roman"/>
               <w:noProof/>
@@ -7063,7 +7038,7 @@
               <w:tab w:val="left" w:pos="660"/>
               <w:tab w:val="right" w:leader="dot" w:pos="9346"/>
             </w:tabs>
-            <w:spacing w:after="80" w:line="257" w:lineRule="auto"/>
+            <w:spacing w:after="80" w:line="240" w:lineRule="auto"/>
             <w:rPr>
               <w:rFonts w:ascii="Times New Roman" w:eastAsiaTheme="minorEastAsia" w:hAnsi="Times New Roman" w:cs="Times New Roman"/>
               <w:noProof/>
@@ -7178,7 +7153,7 @@
             <w:tabs>
               <w:tab w:val="right" w:leader="dot" w:pos="9346"/>
             </w:tabs>
-            <w:spacing w:after="80" w:line="257" w:lineRule="auto"/>
+            <w:spacing w:after="80" w:line="240" w:lineRule="auto"/>
             <w:rPr>
               <w:rFonts w:ascii="Times New Roman" w:eastAsiaTheme="minorEastAsia" w:hAnsi="Times New Roman" w:cs="Times New Roman"/>
               <w:noProof/>
@@ -7274,7 +7249,7 @@
             <w:tabs>
               <w:tab w:val="right" w:leader="dot" w:pos="9346"/>
             </w:tabs>
-            <w:spacing w:after="80" w:line="257" w:lineRule="auto"/>
+            <w:spacing w:after="80" w:line="240" w:lineRule="auto"/>
             <w:rPr>
               <w:rFonts w:ascii="Times New Roman" w:eastAsiaTheme="minorEastAsia" w:hAnsi="Times New Roman" w:cs="Times New Roman"/>
               <w:noProof/>
@@ -7371,7 +7346,7 @@
               <w:tab w:val="left" w:pos="440"/>
               <w:tab w:val="right" w:leader="dot" w:pos="9346"/>
             </w:tabs>
-            <w:spacing w:after="80" w:line="257" w:lineRule="auto"/>
+            <w:spacing w:after="80" w:line="240" w:lineRule="auto"/>
             <w:rPr>
               <w:rFonts w:ascii="Times New Roman" w:eastAsiaTheme="minorEastAsia" w:hAnsi="Times New Roman" w:cs="Times New Roman"/>
               <w:noProof/>
@@ -7487,7 +7462,7 @@
               <w:tab w:val="left" w:pos="440"/>
               <w:tab w:val="right" w:leader="dot" w:pos="9346"/>
             </w:tabs>
-            <w:spacing w:after="80" w:line="257" w:lineRule="auto"/>
+            <w:spacing w:after="80" w:line="240" w:lineRule="auto"/>
             <w:rPr>
               <w:rFonts w:ascii="Times New Roman" w:eastAsiaTheme="minorEastAsia" w:hAnsi="Times New Roman" w:cs="Times New Roman"/>
               <w:noProof/>
@@ -7603,7 +7578,7 @@
               <w:tab w:val="left" w:pos="440"/>
               <w:tab w:val="right" w:leader="dot" w:pos="9346"/>
             </w:tabs>
-            <w:spacing w:after="80" w:line="257" w:lineRule="auto"/>
+            <w:spacing w:after="80" w:line="240" w:lineRule="auto"/>
             <w:rPr>
               <w:rFonts w:eastAsiaTheme="minorEastAsia"/>
               <w:noProof/>
@@ -7637,47 +7612,7 @@
                 <w:sz w:val="24"/>
                 <w:szCs w:val="24"/>
               </w:rPr>
-              <w:t>TÀI LI</w:t>
-            </w:r>
-            <w:r>
-              <w:rPr>
-                <w:rStyle w:val="Hyperlink"/>
-                <w:rFonts w:ascii="Times New Roman" w:hAnsi="Times New Roman" w:cs="Times New Roman"/>
-                <w:noProof/>
-                <w:sz w:val="24"/>
-                <w:szCs w:val="24"/>
-              </w:rPr>
-              <w:t>Ệ</w:t>
-            </w:r>
-            <w:r>
-              <w:rPr>
-                <w:rStyle w:val="Hyperlink"/>
-                <w:rFonts w:ascii="Times New Roman" w:hAnsi="Times New Roman" w:cs="Times New Roman"/>
-                <w:noProof/>
-                <w:sz w:val="24"/>
-                <w:szCs w:val="24"/>
-              </w:rPr>
-              <w:t>U THA</w:t>
-            </w:r>
-            <w:r>
-              <w:rPr>
-                <w:rStyle w:val="Hyperlink"/>
-                <w:rFonts w:ascii="Times New Roman" w:hAnsi="Times New Roman" w:cs="Times New Roman"/>
-                <w:noProof/>
-                <w:sz w:val="24"/>
-                <w:szCs w:val="24"/>
-              </w:rPr>
-              <w:t>M</w:t>
-            </w:r>
-            <w:r>
-              <w:rPr>
-                <w:rStyle w:val="Hyperlink"/>
-                <w:rFonts w:ascii="Times New Roman" w:hAnsi="Times New Roman" w:cs="Times New Roman"/>
-                <w:noProof/>
-                <w:sz w:val="24"/>
-                <w:szCs w:val="24"/>
-              </w:rPr>
-              <w:t xml:space="preserve"> KHẢO</w:t>
+              <w:t>TÀI LIỆU THAM KHẢO</w:t>
             </w:r>
             <w:r>
               <w:rPr>
@@ -7751,6 +7686,9 @@
           </w:hyperlink>
         </w:p>
         <w:p>
+          <w:pPr>
+            <w:spacing w:line="240" w:lineRule="auto"/>
+          </w:pPr>
           <w:r>
             <w:rPr>
               <w:b/>
@@ -7780,14 +7718,18 @@
         <w:t>MỤC LỤC HÌNH ẢNH</w:t>
       </w:r>
     </w:p>
-    <w:p/>
+    <w:p>
+      <w:pPr>
+        <w:spacing w:line="240" w:lineRule="auto"/>
+      </w:pPr>
+    </w:p>
     <w:p>
       <w:pPr>
         <w:pStyle w:val="TableofFigures"/>
         <w:tabs>
           <w:tab w:val="right" w:leader="dot" w:pos="9346"/>
         </w:tabs>
-        <w:spacing w:after="80" w:line="257" w:lineRule="auto"/>
+        <w:spacing w:after="80" w:line="240" w:lineRule="auto"/>
         <w:rPr>
           <w:rFonts w:ascii="Times New Roman" w:eastAsiaTheme="minorEastAsia" w:hAnsi="Times New Roman" w:cs="Times New Roman"/>
           <w:noProof/>
@@ -7837,27 +7779,7 @@
             <w:sz w:val="24"/>
             <w:szCs w:val="24"/>
           </w:rPr>
-          <w:t>Hình 1 : Trang chủ tạ</w:t>
-        </w:r>
-        <w:r>
-          <w:rPr>
-            <w:rStyle w:val="Hyperlink"/>
-            <w:rFonts w:ascii="Times New Roman" w:hAnsi="Times New Roman" w:cs="Times New Roman"/>
-            <w:noProof/>
-            <w:sz w:val="24"/>
-            <w:szCs w:val="24"/>
-          </w:rPr>
-          <w:t>o</w:t>
-        </w:r>
-        <w:r>
-          <w:rPr>
-            <w:rStyle w:val="Hyperlink"/>
-            <w:rFonts w:ascii="Times New Roman" w:hAnsi="Times New Roman" w:cs="Times New Roman"/>
-            <w:noProof/>
-            <w:sz w:val="24"/>
-            <w:szCs w:val="24"/>
-          </w:rPr>
-          <w:t xml:space="preserve"> dự án firebase</w:t>
+          <w:t>Hình 1 : Trang chủ tạo dự án firebase</w:t>
         </w:r>
         <w:r>
           <w:rPr>
@@ -7936,7 +7858,7 @@
         <w:tabs>
           <w:tab w:val="right" w:leader="dot" w:pos="9346"/>
         </w:tabs>
-        <w:spacing w:after="80" w:line="257" w:lineRule="auto"/>
+        <w:spacing w:after="80" w:line="240" w:lineRule="auto"/>
         <w:rPr>
           <w:rFonts w:ascii="Times New Roman" w:eastAsiaTheme="minorEastAsia" w:hAnsi="Times New Roman" w:cs="Times New Roman"/>
           <w:noProof/>
@@ -8032,7 +7954,7 @@
         <w:tabs>
           <w:tab w:val="right" w:leader="dot" w:pos="9346"/>
         </w:tabs>
-        <w:spacing w:after="80" w:line="257" w:lineRule="auto"/>
+        <w:spacing w:after="80" w:line="240" w:lineRule="auto"/>
         <w:rPr>
           <w:rFonts w:ascii="Times New Roman" w:eastAsiaTheme="minorEastAsia" w:hAnsi="Times New Roman" w:cs="Times New Roman"/>
           <w:noProof/>
@@ -8128,7 +8050,7 @@
         <w:tabs>
           <w:tab w:val="right" w:leader="dot" w:pos="9346"/>
         </w:tabs>
-        <w:spacing w:after="80" w:line="257" w:lineRule="auto"/>
+        <w:spacing w:after="80" w:line="240" w:lineRule="auto"/>
         <w:rPr>
           <w:rFonts w:ascii="Times New Roman" w:eastAsiaTheme="minorEastAsia" w:hAnsi="Times New Roman" w:cs="Times New Roman"/>
           <w:noProof/>
@@ -8155,27 +8077,7 @@
             <w:sz w:val="24"/>
             <w:szCs w:val="24"/>
           </w:rPr>
-          <w:t xml:space="preserve">iên </w:t>
-        </w:r>
-        <w:r>
-          <w:rPr>
-            <w:rStyle w:val="Hyperlink"/>
-            <w:rFonts w:ascii="Times New Roman" w:hAnsi="Times New Roman" w:cs="Times New Roman"/>
-            <w:noProof/>
-            <w:sz w:val="24"/>
-            <w:szCs w:val="24"/>
-          </w:rPr>
-          <w:t>k</w:t>
-        </w:r>
-        <w:r>
-          <w:rPr>
-            <w:rStyle w:val="Hyperlink"/>
-            <w:rFonts w:ascii="Times New Roman" w:hAnsi="Times New Roman" w:cs="Times New Roman"/>
-            <w:noProof/>
-            <w:sz w:val="24"/>
-            <w:szCs w:val="24"/>
-          </w:rPr>
-          <w:t>ết dự án android và firebase</w:t>
+          <w:t>iên kết dự án android và firebase</w:t>
         </w:r>
         <w:r>
           <w:rPr>
@@ -8254,7 +8156,7 @@
         <w:tabs>
           <w:tab w:val="right" w:leader="dot" w:pos="9346"/>
         </w:tabs>
-        <w:spacing w:after="80" w:line="257" w:lineRule="auto"/>
+        <w:spacing w:after="80" w:line="240" w:lineRule="auto"/>
         <w:rPr>
           <w:rFonts w:ascii="Times New Roman" w:eastAsiaTheme="minorEastAsia" w:hAnsi="Times New Roman" w:cs="Times New Roman"/>
           <w:noProof/>
@@ -8360,7 +8262,7 @@
         <w:tabs>
           <w:tab w:val="right" w:leader="dot" w:pos="9346"/>
         </w:tabs>
-        <w:spacing w:after="80" w:line="257" w:lineRule="auto"/>
+        <w:spacing w:after="80" w:line="240" w:lineRule="auto"/>
         <w:rPr>
           <w:rFonts w:ascii="Times New Roman" w:eastAsiaTheme="minorEastAsia" w:hAnsi="Times New Roman" w:cs="Times New Roman"/>
           <w:noProof/>
@@ -8466,7 +8368,7 @@
         <w:tabs>
           <w:tab w:val="right" w:leader="dot" w:pos="9346"/>
         </w:tabs>
-        <w:spacing w:after="80" w:line="257" w:lineRule="auto"/>
+        <w:spacing w:after="80" w:line="240" w:lineRule="auto"/>
         <w:rPr>
           <w:rFonts w:ascii="Times New Roman" w:eastAsiaTheme="minorEastAsia" w:hAnsi="Times New Roman" w:cs="Times New Roman"/>
           <w:noProof/>
@@ -8572,7 +8474,7 @@
         <w:tabs>
           <w:tab w:val="right" w:leader="dot" w:pos="9346"/>
         </w:tabs>
-        <w:spacing w:after="80" w:line="257" w:lineRule="auto"/>
+        <w:spacing w:after="80" w:line="240" w:lineRule="auto"/>
         <w:rPr>
           <w:rFonts w:ascii="Times New Roman" w:eastAsiaTheme="minorEastAsia" w:hAnsi="Times New Roman" w:cs="Times New Roman"/>
           <w:noProof/>
@@ -8678,7 +8580,7 @@
         <w:tabs>
           <w:tab w:val="right" w:leader="dot" w:pos="9346"/>
         </w:tabs>
-        <w:spacing w:after="80" w:line="257" w:lineRule="auto"/>
+        <w:spacing w:after="80" w:line="240" w:lineRule="auto"/>
         <w:rPr>
           <w:rFonts w:ascii="Times New Roman" w:eastAsiaTheme="minorEastAsia" w:hAnsi="Times New Roman" w:cs="Times New Roman"/>
           <w:noProof/>
@@ -8784,7 +8686,7 @@
         <w:tabs>
           <w:tab w:val="right" w:leader="dot" w:pos="9346"/>
         </w:tabs>
-        <w:spacing w:after="80" w:line="257" w:lineRule="auto"/>
+        <w:spacing w:after="80" w:line="240" w:lineRule="auto"/>
         <w:rPr>
           <w:rFonts w:ascii="Times New Roman" w:eastAsiaTheme="minorEastAsia" w:hAnsi="Times New Roman" w:cs="Times New Roman"/>
           <w:noProof/>
@@ -8890,7 +8792,7 @@
         <w:tabs>
           <w:tab w:val="right" w:leader="dot" w:pos="9346"/>
         </w:tabs>
-        <w:spacing w:after="80" w:line="257" w:lineRule="auto"/>
+        <w:spacing w:after="80" w:line="240" w:lineRule="auto"/>
         <w:rPr>
           <w:rFonts w:ascii="Times New Roman" w:eastAsiaTheme="minorEastAsia" w:hAnsi="Times New Roman" w:cs="Times New Roman"/>
           <w:noProof/>
@@ -8996,7 +8898,7 @@
         <w:tabs>
           <w:tab w:val="right" w:leader="dot" w:pos="9346"/>
         </w:tabs>
-        <w:spacing w:after="80" w:line="257" w:lineRule="auto"/>
+        <w:spacing w:after="80" w:line="240" w:lineRule="auto"/>
         <w:rPr>
           <w:rFonts w:ascii="Times New Roman" w:eastAsiaTheme="minorEastAsia" w:hAnsi="Times New Roman" w:cs="Times New Roman"/>
           <w:noProof/>
@@ -9092,7 +8994,7 @@
         <w:tabs>
           <w:tab w:val="right" w:leader="dot" w:pos="9346"/>
         </w:tabs>
-        <w:spacing w:after="80" w:line="257" w:lineRule="auto"/>
+        <w:spacing w:after="80" w:line="240" w:lineRule="auto"/>
         <w:rPr>
           <w:rFonts w:ascii="Times New Roman" w:eastAsiaTheme="minorEastAsia" w:hAnsi="Times New Roman" w:cs="Times New Roman"/>
           <w:noProof/>
@@ -9119,27 +9021,7 @@
             <w:sz w:val="24"/>
             <w:szCs w:val="24"/>
           </w:rPr>
-          <w:t>ơ</w:t>
-        </w:r>
-        <w:r>
-          <w:rPr>
-            <w:rStyle w:val="Hyperlink"/>
-            <w:rFonts w:ascii="Times New Roman" w:hAnsi="Times New Roman" w:cs="Times New Roman"/>
-            <w:noProof/>
-            <w:sz w:val="24"/>
-            <w:szCs w:val="24"/>
-          </w:rPr>
-          <w:t xml:space="preserve"> </w:t>
-        </w:r>
-        <w:r>
-          <w:rPr>
-            <w:rStyle w:val="Hyperlink"/>
-            <w:rFonts w:ascii="Times New Roman" w:hAnsi="Times New Roman" w:cs="Times New Roman"/>
-            <w:noProof/>
-            <w:sz w:val="24"/>
-            <w:szCs w:val="24"/>
-          </w:rPr>
-          <w:t>đồ phân cấp chức năng (2)</w:t>
+          <w:t>ơ đồ phân cấp chức năng (2)</w:t>
         </w:r>
         <w:r>
           <w:rPr>
@@ -9218,7 +9100,7 @@
         <w:tabs>
           <w:tab w:val="right" w:leader="dot" w:pos="9346"/>
         </w:tabs>
-        <w:spacing w:after="80" w:line="257" w:lineRule="auto"/>
+        <w:spacing w:after="80" w:line="240" w:lineRule="auto"/>
         <w:rPr>
           <w:rFonts w:ascii="Times New Roman" w:eastAsiaTheme="minorEastAsia" w:hAnsi="Times New Roman" w:cs="Times New Roman"/>
           <w:noProof/>
@@ -9235,27 +9117,7 @@
             <w:sz w:val="24"/>
             <w:szCs w:val="24"/>
           </w:rPr>
-          <w:t>Hình 14: Sơ đồ database</w:t>
-        </w:r>
-        <w:r>
-          <w:rPr>
-            <w:rStyle w:val="Hyperlink"/>
-            <w:rFonts w:ascii="Times New Roman" w:hAnsi="Times New Roman" w:cs="Times New Roman"/>
-            <w:noProof/>
-            <w:sz w:val="24"/>
-            <w:szCs w:val="24"/>
-          </w:rPr>
-          <w:t xml:space="preserve"> </w:t>
-        </w:r>
-        <w:r>
-          <w:rPr>
-            <w:rStyle w:val="Hyperlink"/>
-            <w:rFonts w:ascii="Times New Roman" w:hAnsi="Times New Roman" w:cs="Times New Roman"/>
-            <w:noProof/>
-            <w:sz w:val="24"/>
-            <w:szCs w:val="24"/>
-          </w:rPr>
-          <w:t>firebase</w:t>
+          <w:t>Hình 14: Sơ đồ database firebase</w:t>
         </w:r>
         <w:r>
           <w:rPr>
@@ -9334,7 +9196,7 @@
         <w:tabs>
           <w:tab w:val="right" w:leader="dot" w:pos="9346"/>
         </w:tabs>
-        <w:spacing w:after="80" w:line="257" w:lineRule="auto"/>
+        <w:spacing w:after="80" w:line="240" w:lineRule="auto"/>
         <w:rPr>
           <w:rFonts w:ascii="Times New Roman" w:eastAsiaTheme="minorEastAsia" w:hAnsi="Times New Roman" w:cs="Times New Roman"/>
           <w:noProof/>
@@ -9430,7 +9292,7 @@
         <w:tabs>
           <w:tab w:val="right" w:leader="dot" w:pos="9346"/>
         </w:tabs>
-        <w:spacing w:after="80" w:line="257" w:lineRule="auto"/>
+        <w:spacing w:after="80" w:line="240" w:lineRule="auto"/>
         <w:rPr>
           <w:rFonts w:ascii="Times New Roman" w:eastAsiaTheme="minorEastAsia" w:hAnsi="Times New Roman" w:cs="Times New Roman"/>
           <w:noProof/>
@@ -9526,7 +9388,7 @@
         <w:tabs>
           <w:tab w:val="right" w:leader="dot" w:pos="9346"/>
         </w:tabs>
-        <w:spacing w:after="80" w:line="257" w:lineRule="auto"/>
+        <w:spacing w:after="80" w:line="240" w:lineRule="auto"/>
         <w:rPr>
           <w:rFonts w:ascii="Times New Roman" w:eastAsiaTheme="minorEastAsia" w:hAnsi="Times New Roman" w:cs="Times New Roman"/>
           <w:noProof/>
@@ -9622,7 +9484,7 @@
         <w:tabs>
           <w:tab w:val="right" w:leader="dot" w:pos="9346"/>
         </w:tabs>
-        <w:spacing w:after="80" w:line="257" w:lineRule="auto"/>
+        <w:spacing w:after="80" w:line="240" w:lineRule="auto"/>
         <w:rPr>
           <w:rFonts w:ascii="Times New Roman" w:eastAsiaTheme="minorEastAsia" w:hAnsi="Times New Roman" w:cs="Times New Roman"/>
           <w:noProof/>
@@ -9718,7 +9580,7 @@
         <w:tabs>
           <w:tab w:val="right" w:leader="dot" w:pos="9346"/>
         </w:tabs>
-        <w:spacing w:after="80" w:line="257" w:lineRule="auto"/>
+        <w:spacing w:after="80" w:line="240" w:lineRule="auto"/>
         <w:rPr>
           <w:rFonts w:ascii="Times New Roman" w:eastAsiaTheme="minorEastAsia" w:hAnsi="Times New Roman" w:cs="Times New Roman"/>
           <w:noProof/>
@@ -9814,7 +9676,7 @@
         <w:tabs>
           <w:tab w:val="right" w:leader="dot" w:pos="9346"/>
         </w:tabs>
-        <w:spacing w:after="80" w:line="257" w:lineRule="auto"/>
+        <w:spacing w:after="80" w:line="240" w:lineRule="auto"/>
         <w:rPr>
           <w:rFonts w:ascii="Times New Roman" w:eastAsiaTheme="minorEastAsia" w:hAnsi="Times New Roman" w:cs="Times New Roman"/>
           <w:noProof/>
@@ -9910,7 +9772,7 @@
         <w:tabs>
           <w:tab w:val="right" w:leader="dot" w:pos="9346"/>
         </w:tabs>
-        <w:spacing w:after="80" w:line="257" w:lineRule="auto"/>
+        <w:spacing w:after="80" w:line="240" w:lineRule="auto"/>
         <w:rPr>
           <w:rFonts w:ascii="Times New Roman" w:eastAsiaTheme="minorEastAsia" w:hAnsi="Times New Roman" w:cs="Times New Roman"/>
           <w:noProof/>
@@ -10006,7 +9868,7 @@
         <w:tabs>
           <w:tab w:val="right" w:leader="dot" w:pos="9346"/>
         </w:tabs>
-        <w:spacing w:after="80" w:line="257" w:lineRule="auto"/>
+        <w:spacing w:after="80" w:line="240" w:lineRule="auto"/>
         <w:rPr>
           <w:rFonts w:ascii="Times New Roman" w:eastAsiaTheme="minorEastAsia" w:hAnsi="Times New Roman" w:cs="Times New Roman"/>
           <w:noProof/>
@@ -10102,7 +9964,7 @@
         <w:tabs>
           <w:tab w:val="right" w:leader="dot" w:pos="9346"/>
         </w:tabs>
-        <w:spacing w:after="80" w:line="257" w:lineRule="auto"/>
+        <w:spacing w:after="80" w:line="240" w:lineRule="auto"/>
         <w:rPr>
           <w:rFonts w:ascii="Times New Roman" w:eastAsiaTheme="minorEastAsia" w:hAnsi="Times New Roman" w:cs="Times New Roman"/>
           <w:noProof/>
@@ -10198,7 +10060,7 @@
         <w:tabs>
           <w:tab w:val="right" w:leader="dot" w:pos="9346"/>
         </w:tabs>
-        <w:spacing w:after="80" w:line="257" w:lineRule="auto"/>
+        <w:spacing w:after="80" w:line="240" w:lineRule="auto"/>
         <w:rPr>
           <w:rFonts w:ascii="Times New Roman" w:eastAsiaTheme="minorEastAsia" w:hAnsi="Times New Roman" w:cs="Times New Roman"/>
           <w:noProof/>
@@ -10294,7 +10156,7 @@
         <w:tabs>
           <w:tab w:val="right" w:leader="dot" w:pos="9346"/>
         </w:tabs>
-        <w:spacing w:after="80" w:line="257" w:lineRule="auto"/>
+        <w:spacing w:after="80" w:line="240" w:lineRule="auto"/>
         <w:rPr>
           <w:rFonts w:ascii="Times New Roman" w:eastAsiaTheme="minorEastAsia" w:hAnsi="Times New Roman" w:cs="Times New Roman"/>
           <w:noProof/>
@@ -10390,7 +10252,7 @@
         <w:tabs>
           <w:tab w:val="right" w:leader="dot" w:pos="9346"/>
         </w:tabs>
-        <w:spacing w:after="80" w:line="257" w:lineRule="auto"/>
+        <w:spacing w:after="80" w:line="240" w:lineRule="auto"/>
         <w:rPr>
           <w:rFonts w:ascii="Times New Roman" w:eastAsiaTheme="minorEastAsia" w:hAnsi="Times New Roman" w:cs="Times New Roman"/>
           <w:noProof/>
@@ -10486,7 +10348,7 @@
         <w:tabs>
           <w:tab w:val="right" w:leader="dot" w:pos="9346"/>
         </w:tabs>
-        <w:spacing w:after="80" w:line="257" w:lineRule="auto"/>
+        <w:spacing w:after="80" w:line="240" w:lineRule="auto"/>
         <w:rPr>
           <w:rFonts w:ascii="Times New Roman" w:eastAsiaTheme="minorEastAsia" w:hAnsi="Times New Roman" w:cs="Times New Roman"/>
           <w:noProof/>
@@ -10582,7 +10444,7 @@
         <w:tabs>
           <w:tab w:val="right" w:leader="dot" w:pos="9346"/>
         </w:tabs>
-        <w:spacing w:after="80" w:line="257" w:lineRule="auto"/>
+        <w:spacing w:after="80" w:line="240" w:lineRule="auto"/>
         <w:rPr>
           <w:rFonts w:ascii="Times New Roman" w:eastAsiaTheme="minorEastAsia" w:hAnsi="Times New Roman" w:cs="Times New Roman"/>
           <w:noProof/>
@@ -10678,7 +10540,7 @@
         <w:tabs>
           <w:tab w:val="right" w:leader="dot" w:pos="9346"/>
         </w:tabs>
-        <w:spacing w:after="80" w:line="257" w:lineRule="auto"/>
+        <w:spacing w:after="80" w:line="240" w:lineRule="auto"/>
         <w:rPr>
           <w:rFonts w:ascii="Times New Roman" w:eastAsiaTheme="minorEastAsia" w:hAnsi="Times New Roman" w:cs="Times New Roman"/>
           <w:noProof/>
@@ -10774,7 +10636,7 @@
         <w:tabs>
           <w:tab w:val="right" w:leader="dot" w:pos="9346"/>
         </w:tabs>
-        <w:spacing w:after="80" w:line="257" w:lineRule="auto"/>
+        <w:spacing w:after="80" w:line="240" w:lineRule="auto"/>
         <w:rPr>
           <w:rFonts w:ascii="Times New Roman" w:eastAsiaTheme="minorEastAsia" w:hAnsi="Times New Roman" w:cs="Times New Roman"/>
           <w:noProof/>
@@ -10791,27 +10653,7 @@
             <w:sz w:val="24"/>
             <w:szCs w:val="24"/>
           </w:rPr>
-          <w:t xml:space="preserve">Hình 30: Giao diện nhắn </w:t>
-        </w:r>
-        <w:r>
-          <w:rPr>
-            <w:rStyle w:val="Hyperlink"/>
-            <w:rFonts w:ascii="Times New Roman" w:hAnsi="Times New Roman" w:cs="Times New Roman"/>
-            <w:noProof/>
-            <w:sz w:val="24"/>
-            <w:szCs w:val="24"/>
-          </w:rPr>
-          <w:t>t</w:t>
-        </w:r>
-        <w:r>
-          <w:rPr>
-            <w:rStyle w:val="Hyperlink"/>
-            <w:rFonts w:ascii="Times New Roman" w:hAnsi="Times New Roman" w:cs="Times New Roman"/>
-            <w:noProof/>
-            <w:sz w:val="24"/>
-            <w:szCs w:val="24"/>
-          </w:rPr>
-          <w:t>in</w:t>
+          <w:t>Hình 30: Giao diện nhắn tin</w:t>
         </w:r>
         <w:r>
           <w:rPr>
@@ -10890,7 +10732,7 @@
         <w:tabs>
           <w:tab w:val="right" w:leader="dot" w:pos="9346"/>
         </w:tabs>
-        <w:spacing w:after="80" w:line="257" w:lineRule="auto"/>
+        <w:spacing w:after="80" w:line="240" w:lineRule="auto"/>
         <w:rPr>
           <w:rFonts w:ascii="Times New Roman" w:eastAsiaTheme="minorEastAsia" w:hAnsi="Times New Roman" w:cs="Times New Roman"/>
           <w:noProof/>
@@ -10907,27 +10749,7 @@
             <w:sz w:val="24"/>
             <w:szCs w:val="24"/>
           </w:rPr>
-          <w:t>Hình 31: Giao diện th</w:t>
-        </w:r>
-        <w:r>
-          <w:rPr>
-            <w:rStyle w:val="Hyperlink"/>
-            <w:rFonts w:ascii="Times New Roman" w:hAnsi="Times New Roman" w:cs="Times New Roman"/>
-            <w:noProof/>
-            <w:sz w:val="24"/>
-            <w:szCs w:val="24"/>
-          </w:rPr>
-          <w:t>ê</w:t>
-        </w:r>
-        <w:r>
-          <w:rPr>
-            <w:rStyle w:val="Hyperlink"/>
-            <w:rFonts w:ascii="Times New Roman" w:hAnsi="Times New Roman" w:cs="Times New Roman"/>
-            <w:noProof/>
-            <w:sz w:val="24"/>
-            <w:szCs w:val="24"/>
-          </w:rPr>
-          <w:t>m tin nhắn mới</w:t>
+          <w:t>Hình 31: Giao diện thêm tin nhắn mới</w:t>
         </w:r>
         <w:r>
           <w:rPr>
@@ -11006,7 +10828,7 @@
         <w:tabs>
           <w:tab w:val="right" w:leader="dot" w:pos="9346"/>
         </w:tabs>
-        <w:spacing w:after="80" w:line="257" w:lineRule="auto"/>
+        <w:spacing w:after="80" w:line="240" w:lineRule="auto"/>
         <w:rPr>
           <w:rFonts w:ascii="Times New Roman" w:eastAsiaTheme="minorEastAsia" w:hAnsi="Times New Roman" w:cs="Times New Roman"/>
           <w:noProof/>
@@ -11102,7 +10924,7 @@
         <w:tabs>
           <w:tab w:val="right" w:leader="dot" w:pos="9346"/>
         </w:tabs>
-        <w:spacing w:after="80" w:line="257" w:lineRule="auto"/>
+        <w:spacing w:after="80" w:line="240" w:lineRule="auto"/>
         <w:rPr>
           <w:rFonts w:ascii="Times New Roman" w:eastAsiaTheme="minorEastAsia" w:hAnsi="Times New Roman" w:cs="Times New Roman"/>
           <w:noProof/>
@@ -11198,7 +11020,7 @@
         <w:tabs>
           <w:tab w:val="right" w:leader="dot" w:pos="9346"/>
         </w:tabs>
-        <w:spacing w:after="80" w:line="257" w:lineRule="auto"/>
+        <w:spacing w:after="80" w:line="240" w:lineRule="auto"/>
         <w:rPr>
           <w:rFonts w:eastAsiaTheme="minorEastAsia"/>
           <w:noProof/>
@@ -11213,67 +11035,7 @@
             <w:sz w:val="24"/>
             <w:szCs w:val="24"/>
           </w:rPr>
-          <w:t>Hình 34: Giao diện thêm</w:t>
-        </w:r>
-        <w:r>
-          <w:rPr>
-            <w:rStyle w:val="Hyperlink"/>
-            <w:rFonts w:ascii="Times New Roman" w:hAnsi="Times New Roman" w:cs="Times New Roman"/>
-            <w:noProof/>
-            <w:sz w:val="24"/>
-            <w:szCs w:val="24"/>
-          </w:rPr>
-          <w:t xml:space="preserve"> </w:t>
-        </w:r>
-        <w:r>
-          <w:rPr>
-            <w:rStyle w:val="Hyperlink"/>
-            <w:rFonts w:ascii="Times New Roman" w:hAnsi="Times New Roman" w:cs="Times New Roman"/>
-            <w:noProof/>
-            <w:sz w:val="24"/>
-            <w:szCs w:val="24"/>
-          </w:rPr>
-          <w:t>bài</w:t>
-        </w:r>
-        <w:r>
-          <w:rPr>
-            <w:rStyle w:val="Hyperlink"/>
-            <w:rFonts w:ascii="Times New Roman" w:hAnsi="Times New Roman" w:cs="Times New Roman"/>
-            <w:noProof/>
-            <w:sz w:val="24"/>
-            <w:szCs w:val="24"/>
-          </w:rPr>
-          <w:t xml:space="preserve"> </w:t>
-        </w:r>
-        <w:r>
-          <w:rPr>
-            <w:rStyle w:val="Hyperlink"/>
-            <w:rFonts w:ascii="Times New Roman" w:hAnsi="Times New Roman" w:cs="Times New Roman"/>
-            <w:noProof/>
-            <w:sz w:val="24"/>
-            <w:szCs w:val="24"/>
-          </w:rPr>
-          <w:t>v</w:t>
-        </w:r>
-        <w:r>
-          <w:rPr>
-            <w:rStyle w:val="Hyperlink"/>
-            <w:rFonts w:ascii="Times New Roman" w:hAnsi="Times New Roman" w:cs="Times New Roman"/>
-            <w:noProof/>
-            <w:sz w:val="24"/>
-            <w:szCs w:val="24"/>
-          </w:rPr>
-          <w:t>i</w:t>
-        </w:r>
-        <w:r>
-          <w:rPr>
-            <w:rStyle w:val="Hyperlink"/>
-            <w:rFonts w:ascii="Times New Roman" w:hAnsi="Times New Roman" w:cs="Times New Roman"/>
-            <w:noProof/>
-            <w:sz w:val="24"/>
-            <w:szCs w:val="24"/>
-          </w:rPr>
-          <w:t>ết</w:t>
+          <w:t>Hình 34: Giao diện thêm bài viết</w:t>
         </w:r>
         <w:r>
           <w:rPr>
@@ -11348,16 +11110,8 @@
     </w:p>
     <w:p>
       <w:pPr>
-        <w:spacing w:after="200" w:line="276" w:lineRule="auto"/>
+        <w:spacing w:after="200" w:line="240" w:lineRule="auto"/>
         <w:jc w:val="center"/>
-        <w:rPr>
-          <w:rFonts w:ascii="Times New Roman" w:hAnsi="Times New Roman" w:cs="Times New Roman"/>
-          <w:b/>
-          <w:sz w:val="36"/>
-          <w:szCs w:val="36"/>
-        </w:rPr>
-      </w:pPr>
-      <w:r>
         <w:rPr>
           <w:rFonts w:ascii="Times New Roman" w:eastAsiaTheme="majorEastAsia" w:hAnsi="Times New Roman" w:cs="Times New Roman"/>
           <w:b/>
@@ -11366,21 +11120,32 @@
           <w:sz w:val="36"/>
           <w:szCs w:val="28"/>
         </w:rPr>
-        <w:lastRenderedPageBreak/>
+      </w:pPr>
+      <w:r>
+        <w:rPr>
+          <w:rFonts w:ascii="Times New Roman" w:eastAsiaTheme="majorEastAsia" w:hAnsi="Times New Roman" w:cs="Times New Roman"/>
+          <w:b/>
+          <w:bCs/>
+          <w:color w:val="365F91" w:themeColor="accent1" w:themeShade="BF"/>
+          <w:sz w:val="36"/>
+          <w:szCs w:val="28"/>
+        </w:rPr>
         <w:fldChar w:fldCharType="end"/>
       </w:r>
-      <w:bookmarkStart w:id="15" w:name="_Toc74762225"/>
-      <w:proofErr w:type="gramStart"/>
-      <w:r>
+      <w:bookmarkStart w:id="14" w:name="_Toc74762225"/>
+    </w:p>
+    <w:p>
+      <w:pPr>
+        <w:spacing w:after="200" w:line="240" w:lineRule="auto"/>
+        <w:jc w:val="center"/>
         <w:rPr>
           <w:rFonts w:ascii="Times New Roman" w:hAnsi="Times New Roman" w:cs="Times New Roman"/>
           <w:b/>
           <w:sz w:val="36"/>
           <w:szCs w:val="36"/>
         </w:rPr>
-        <w:t>PHẦN 1.</w:t>
-      </w:r>
-      <w:proofErr w:type="gramEnd"/>
+      </w:pPr>
+      <w:proofErr w:type="gramStart"/>
       <w:r>
         <w:rPr>
           <w:rFonts w:ascii="Times New Roman" w:hAnsi="Times New Roman" w:cs="Times New Roman"/>
@@ -11388,10 +11153,21 @@
           <w:sz w:val="36"/>
           <w:szCs w:val="36"/>
         </w:rPr>
+        <w:lastRenderedPageBreak/>
+        <w:t>PHẦN 1.</w:t>
+      </w:r>
+      <w:proofErr w:type="gramEnd"/>
+      <w:r>
+        <w:rPr>
+          <w:rFonts w:ascii="Times New Roman" w:hAnsi="Times New Roman" w:cs="Times New Roman"/>
+          <w:b/>
+          <w:sz w:val="36"/>
+          <w:szCs w:val="36"/>
+        </w:rPr>
         <w:t xml:space="preserve"> MỞ ĐẦU</w:t>
       </w:r>
       <w:bookmarkEnd w:id="0"/>
-      <w:bookmarkEnd w:id="15"/>
+      <w:bookmarkEnd w:id="14"/>
     </w:p>
     <w:p>
       <w:pPr>
@@ -11410,8 +11186,8 @@
           <w:szCs w:val="28"/>
         </w:rPr>
       </w:pPr>
-      <w:bookmarkStart w:id="16" w:name="_Toc530935018"/>
-      <w:bookmarkStart w:id="17" w:name="_Toc74762226"/>
+      <w:bookmarkStart w:id="15" w:name="_Toc530935018"/>
+      <w:bookmarkStart w:id="16" w:name="_Toc74762226"/>
       <w:r>
         <w:rPr>
           <w:rFonts w:ascii="Times New Roman" w:hAnsi="Times New Roman" w:cs="Times New Roman"/>
@@ -11421,8 +11197,8 @@
         </w:rPr>
         <w:t>LÝ DO CHỌN ĐỀ TÀI</w:t>
       </w:r>
+      <w:bookmarkEnd w:id="15"/>
       <w:bookmarkEnd w:id="16"/>
-      <w:bookmarkEnd w:id="17"/>
     </w:p>
     <w:p>
       <w:pPr>
@@ -11601,8 +11377,8 @@
           <w:szCs w:val="28"/>
         </w:rPr>
       </w:pPr>
-      <w:bookmarkStart w:id="18" w:name="_Toc530935019"/>
-      <w:bookmarkStart w:id="19" w:name="_Toc74762227"/>
+      <w:bookmarkStart w:id="17" w:name="_Toc530935019"/>
+      <w:bookmarkStart w:id="18" w:name="_Toc74762227"/>
       <w:r>
         <w:rPr>
           <w:rFonts w:ascii="Times New Roman" w:hAnsi="Times New Roman" w:cs="Times New Roman"/>
@@ -11612,8 +11388,8 @@
         </w:rPr>
         <w:t>MỤC TIÊU CỦA ĐỀ TÀI</w:t>
       </w:r>
+      <w:bookmarkEnd w:id="17"/>
       <w:bookmarkEnd w:id="18"/>
-      <w:bookmarkEnd w:id="19"/>
     </w:p>
     <w:p>
       <w:pPr>
@@ -11726,8 +11502,8 @@
           <w:szCs w:val="26"/>
         </w:rPr>
       </w:pPr>
-      <w:bookmarkStart w:id="20" w:name="_Toc530935020"/>
-      <w:bookmarkStart w:id="21" w:name="_Toc74762228"/>
+      <w:bookmarkStart w:id="19" w:name="_Toc530935020"/>
+      <w:bookmarkStart w:id="20" w:name="_Toc74762228"/>
       <w:r>
         <w:rPr>
           <w:rFonts w:ascii="Times New Roman" w:hAnsi="Times New Roman" w:cs="Times New Roman"/>
@@ -11737,8 +11513,8 @@
         </w:rPr>
         <w:t>ĐỐI TƯỢNG VÀ PHẠM VI NGHIÊN CỨU</w:t>
       </w:r>
+      <w:bookmarkEnd w:id="19"/>
       <w:bookmarkEnd w:id="20"/>
-      <w:bookmarkEnd w:id="21"/>
     </w:p>
     <w:p>
       <w:pPr>
@@ -11852,8 +11628,8 @@
           <w:szCs w:val="36"/>
         </w:rPr>
       </w:pPr>
-      <w:bookmarkStart w:id="22" w:name="_Toc530935022"/>
-      <w:bookmarkStart w:id="23" w:name="_Toc74762229"/>
+      <w:bookmarkStart w:id="21" w:name="_Toc530935022"/>
+      <w:bookmarkStart w:id="22" w:name="_Toc74762229"/>
     </w:p>
     <w:p>
       <w:pPr>
@@ -11888,8 +11664,8 @@
         </w:rPr>
         <w:t xml:space="preserve"> NỘI DUNG NGHIÊN CỨU</w:t>
       </w:r>
+      <w:bookmarkEnd w:id="21"/>
       <w:bookmarkEnd w:id="22"/>
-      <w:bookmarkEnd w:id="23"/>
     </w:p>
     <w:p>
       <w:pPr>
@@ -11903,8 +11679,8 @@
           <w:szCs w:val="32"/>
         </w:rPr>
       </w:pPr>
-      <w:bookmarkStart w:id="24" w:name="_Toc530935023"/>
-      <w:bookmarkStart w:id="25" w:name="_Toc74762230"/>
+      <w:bookmarkStart w:id="23" w:name="_Toc530935023"/>
+      <w:bookmarkStart w:id="24" w:name="_Toc74762230"/>
       <w:r>
         <w:rPr>
           <w:rFonts w:ascii="Times New Roman" w:hAnsi="Times New Roman" w:cs="Times New Roman"/>
@@ -11914,8 +11690,8 @@
         </w:rPr>
         <w:t>CHƯƠNG 1: GIỚI THIỆU VỀ LẬP TRÌNH DI ĐỘNG VỚI HỆ ĐIỀU HÀNH ANDROID</w:t>
       </w:r>
+      <w:bookmarkEnd w:id="23"/>
       <w:bookmarkEnd w:id="24"/>
-      <w:bookmarkEnd w:id="25"/>
     </w:p>
     <w:p>
       <w:pPr>
@@ -11925,6 +11701,7 @@
           <w:numId w:val="17"/>
         </w:numPr>
         <w:spacing w:line="360" w:lineRule="auto"/>
+        <w:ind w:hanging="720"/>
         <w:jc w:val="both"/>
         <w:outlineLvl w:val="0"/>
         <w:rPr>
@@ -11934,8 +11711,8 @@
           <w:szCs w:val="28"/>
         </w:rPr>
       </w:pPr>
-      <w:bookmarkStart w:id="26" w:name="_Toc530935024"/>
-      <w:bookmarkStart w:id="27" w:name="_Toc74762231"/>
+      <w:bookmarkStart w:id="25" w:name="_Toc530935024"/>
+      <w:bookmarkStart w:id="26" w:name="_Toc74762231"/>
       <w:r>
         <w:rPr>
           <w:rFonts w:ascii="Times New Roman" w:hAnsi="Times New Roman" w:cs="Times New Roman"/>
@@ -11945,8 +11722,8 @@
         </w:rPr>
         <w:t>TỔNG QUAN HỆ ĐIỀU HÀNH ANDROID</w:t>
       </w:r>
+      <w:bookmarkEnd w:id="25"/>
       <w:bookmarkEnd w:id="26"/>
-      <w:bookmarkEnd w:id="27"/>
     </w:p>
     <w:p>
       <w:pPr>
@@ -11965,7 +11742,7 @@
           <w:szCs w:val="28"/>
         </w:rPr>
       </w:pPr>
-      <w:bookmarkStart w:id="28" w:name="_Toc74762232"/>
+      <w:bookmarkStart w:id="27" w:name="_Toc74762232"/>
       <w:r>
         <w:rPr>
           <w:rFonts w:ascii="Times New Roman" w:hAnsi="Times New Roman" w:cs="Times New Roman"/>
@@ -11975,7 +11752,7 @@
         </w:rPr>
         <w:t>Lịch sử phát triển của hệ điều hành Android</w:t>
       </w:r>
-      <w:bookmarkEnd w:id="28"/>
+      <w:bookmarkEnd w:id="27"/>
     </w:p>
     <w:p>
       <w:pPr>
@@ -12159,7 +11936,7 @@
           <w:szCs w:val="26"/>
         </w:rPr>
       </w:pPr>
-      <w:bookmarkStart w:id="29" w:name="_Toc74762233"/>
+      <w:bookmarkStart w:id="28" w:name="_Toc74762233"/>
       <w:r>
         <w:rPr>
           <w:rFonts w:ascii="Times New Roman" w:hAnsi="Times New Roman" w:cs="Times New Roman"/>
@@ -12169,7 +11946,7 @@
         </w:rPr>
         <w:t>Giới thiệu về hệ điều hành Android</w:t>
       </w:r>
-      <w:bookmarkEnd w:id="29"/>
+      <w:bookmarkEnd w:id="28"/>
     </w:p>
     <w:p>
       <w:pPr>
@@ -12654,7 +12431,7 @@
           <w:szCs w:val="26"/>
         </w:rPr>
       </w:pPr>
-      <w:bookmarkStart w:id="30" w:name="_Toc74762234"/>
+      <w:bookmarkStart w:id="29" w:name="_Toc74762234"/>
       <w:r>
         <w:rPr>
           <w:rFonts w:ascii="Times New Roman" w:hAnsi="Times New Roman" w:cs="Times New Roman"/>
@@ -12664,7 +12441,7 @@
         </w:rPr>
         <w:t>Các ứng dụng có sẵn trong Android</w:t>
       </w:r>
-      <w:bookmarkEnd w:id="30"/>
+      <w:bookmarkEnd w:id="29"/>
     </w:p>
     <w:p>
       <w:pPr>
@@ -13009,8 +12786,8 @@
           <w:szCs w:val="28"/>
         </w:rPr>
       </w:pPr>
-      <w:bookmarkStart w:id="31" w:name="_Toc530935025"/>
-      <w:bookmarkStart w:id="32" w:name="_Toc74762235"/>
+      <w:bookmarkStart w:id="30" w:name="_Toc530935025"/>
+      <w:bookmarkStart w:id="31" w:name="_Toc74762235"/>
       <w:r>
         <w:rPr>
           <w:rFonts w:ascii="Times New Roman" w:hAnsi="Times New Roman" w:cs="Times New Roman"/>
@@ -13020,8 +12797,8 @@
         </w:rPr>
         <w:t>LẬP TRÌNH DI ĐỘNG VỚI HỆ ĐIỀU HÀNH ANDROID</w:t>
       </w:r>
+      <w:bookmarkEnd w:id="30"/>
       <w:bookmarkEnd w:id="31"/>
-      <w:bookmarkEnd w:id="32"/>
     </w:p>
     <w:p>
       <w:pPr>
@@ -13044,7 +12821,7 @@
           <w:szCs w:val="28"/>
         </w:rPr>
       </w:pPr>
-      <w:bookmarkStart w:id="33" w:name="_Toc74762236"/>
+      <w:bookmarkStart w:id="32" w:name="_Toc74762236"/>
       <w:r>
         <w:rPr>
           <w:rFonts w:ascii="Times New Roman" w:hAnsi="Times New Roman" w:cs="Times New Roman"/>
@@ -13054,7 +12831,7 @@
         </w:rPr>
         <w:t>Các thư viện của Android</w:t>
       </w:r>
-      <w:bookmarkEnd w:id="33"/>
+      <w:bookmarkEnd w:id="32"/>
     </w:p>
     <w:p>
       <w:pPr>
@@ -13451,7 +13228,7 @@
           <w:szCs w:val="28"/>
         </w:rPr>
       </w:pPr>
-      <w:bookmarkStart w:id="34" w:name="_Toc74762237"/>
+      <w:bookmarkStart w:id="33" w:name="_Toc74762237"/>
       <w:r>
         <w:rPr>
           <w:rFonts w:ascii="Times New Roman" w:hAnsi="Times New Roman" w:cs="Times New Roman"/>
@@ -13461,7 +13238,7 @@
         </w:rPr>
         <w:t>Các thành phần của Android</w:t>
       </w:r>
-      <w:bookmarkEnd w:id="34"/>
+      <w:bookmarkEnd w:id="33"/>
     </w:p>
     <w:p>
       <w:pPr>
@@ -14018,7 +13795,7 @@
           <w:szCs w:val="28"/>
         </w:rPr>
       </w:pPr>
-      <w:bookmarkStart w:id="35" w:name="_Toc530337177"/>
+      <w:bookmarkStart w:id="34" w:name="_Toc530337177"/>
       <w:r>
         <w:rPr>
           <w:rFonts w:ascii="Times New Roman" w:hAnsi="Times New Roman" w:cs="Times New Roman"/>
@@ -14028,7 +13805,7 @@
         </w:rPr>
         <w:t>Giao diện người dùng trong Android</w:t>
       </w:r>
-      <w:bookmarkEnd w:id="35"/>
+      <w:bookmarkEnd w:id="34"/>
     </w:p>
     <w:p>
       <w:pPr>
@@ -14100,7 +13877,7 @@
           <w:szCs w:val="28"/>
         </w:rPr>
       </w:pPr>
-      <w:bookmarkStart w:id="36" w:name="_Toc530337178"/>
+      <w:bookmarkStart w:id="35" w:name="_Toc530337178"/>
       <w:r>
         <w:rPr>
           <w:rFonts w:ascii="Times New Roman" w:hAnsi="Times New Roman" w:cs="Times New Roman"/>
@@ -14110,7 +13887,7 @@
         </w:rPr>
         <w:t>Có rất nhiều cách bố trí giao diện</w:t>
       </w:r>
-      <w:bookmarkEnd w:id="36"/>
+      <w:bookmarkEnd w:id="35"/>
     </w:p>
     <w:p>
       <w:pPr>
@@ -14254,7 +14031,7 @@
           <w:szCs w:val="28"/>
         </w:rPr>
       </w:pPr>
-      <w:bookmarkStart w:id="37" w:name="_Toc530337179"/>
+      <w:bookmarkStart w:id="36" w:name="_Toc530337179"/>
       <w:r>
         <w:rPr>
           <w:rFonts w:ascii="Times New Roman" w:hAnsi="Times New Roman" w:cs="Times New Roman"/>
@@ -14264,7 +14041,7 @@
         </w:rPr>
         <w:t>Bắt sự kiện trong Android</w:t>
       </w:r>
-      <w:bookmarkEnd w:id="37"/>
+      <w:bookmarkEnd w:id="36"/>
     </w:p>
     <w:p>
       <w:pPr>
@@ -14362,8 +14139,8 @@
           <w:szCs w:val="32"/>
         </w:rPr>
       </w:pPr>
-      <w:bookmarkStart w:id="38" w:name="_Toc530935026"/>
-      <w:bookmarkStart w:id="39" w:name="_Toc74762238"/>
+      <w:bookmarkStart w:id="37" w:name="_Toc530935026"/>
+      <w:bookmarkStart w:id="38" w:name="_Toc74762238"/>
       <w:r>
         <w:rPr>
           <w:rFonts w:ascii="Times New Roman" w:hAnsi="Times New Roman" w:cs="Times New Roman"/>
@@ -14374,8 +14151,8 @@
         <w:lastRenderedPageBreak/>
         <w:t>CHƯƠNG 2: GIỚI THIỆU VỀ FIREBASE</w:t>
       </w:r>
+      <w:bookmarkEnd w:id="37"/>
       <w:bookmarkEnd w:id="38"/>
-      <w:bookmarkEnd w:id="39"/>
     </w:p>
     <w:p>
       <w:pPr>
@@ -14394,8 +14171,8 @@
           <w:szCs w:val="28"/>
         </w:rPr>
       </w:pPr>
-      <w:bookmarkStart w:id="40" w:name="_Toc530935027"/>
-      <w:bookmarkStart w:id="41" w:name="_Toc74762239"/>
+      <w:bookmarkStart w:id="39" w:name="_Toc530935027"/>
+      <w:bookmarkStart w:id="40" w:name="_Toc74762239"/>
       <w:r>
         <w:rPr>
           <w:rFonts w:ascii="Times New Roman" w:hAnsi="Times New Roman" w:cs="Times New Roman"/>
@@ -14405,8 +14182,8 @@
         </w:rPr>
         <w:t>TỔNG QUAN VỀ FIREBASE</w:t>
       </w:r>
+      <w:bookmarkEnd w:id="39"/>
       <w:bookmarkEnd w:id="40"/>
-      <w:bookmarkEnd w:id="41"/>
     </w:p>
     <w:p>
       <w:pPr>
@@ -14426,7 +14203,7 @@
           <w:szCs w:val="28"/>
         </w:rPr>
       </w:pPr>
-      <w:bookmarkStart w:id="42" w:name="_Toc74762240"/>
+      <w:bookmarkStart w:id="41" w:name="_Toc74762240"/>
       <w:r>
         <w:rPr>
           <w:rFonts w:ascii="Times New Roman" w:hAnsi="Times New Roman" w:cs="Times New Roman"/>
@@ -14436,6 +14213,8 @@
         </w:rPr>
         <w:t>Giới thiệu về Firebase</w:t>
       </w:r>
+      <w:bookmarkStart w:id="42" w:name="_GoBack"/>
+      <w:bookmarkEnd w:id="41"/>
       <w:bookmarkEnd w:id="42"/>
     </w:p>
     <w:p>
@@ -15202,7 +14981,6 @@
         <w:rPr>
           <w:rStyle w:val="IntenseReference"/>
           <w:rFonts w:asciiTheme="minorHAnsi" w:hAnsiTheme="minorHAnsi"/>
-          <w:bCs w:val="0"/>
           <w:smallCaps w:val="0"/>
           <w:spacing w:val="0"/>
           <w:sz w:val="22"/>
@@ -15349,14 +15127,27 @@
       <w:r>
         <w:t xml:space="preserve">Hình </w:t>
       </w:r>
-      <w:fldSimple w:instr=" SEQ Hình \* ARABIC ">
-        <w:r>
-          <w:rPr>
-            <w:noProof/>
-          </w:rPr>
-          <w:t>2</w:t>
-        </w:r>
-      </w:fldSimple>
+      <w:r>
+        <w:fldChar w:fldCharType="begin"/>
+      </w:r>
+      <w:r>
+        <w:instrText xml:space="preserve"> SEQ Hình \* ARABIC </w:instrText>
+      </w:r>
+      <w:r>
+        <w:fldChar w:fldCharType="separate"/>
+      </w:r>
+      <w:r>
+        <w:rPr>
+          <w:noProof/>
+        </w:rPr>
+        <w:t>2</w:t>
+      </w:r>
+      <w:r>
+        <w:rPr>
+          <w:noProof/>
+        </w:rPr>
+        <w:fldChar w:fldCharType="end"/>
+      </w:r>
       <w:r>
         <w:rPr>
           <w:rFonts w:cs="Times New Roman"/>
@@ -15545,14 +15336,27 @@
       <w:r>
         <w:t xml:space="preserve">Hình </w:t>
       </w:r>
-      <w:fldSimple w:instr=" SEQ Hình \* ARABIC ">
-        <w:r>
-          <w:rPr>
-            <w:noProof/>
-          </w:rPr>
-          <w:t>3</w:t>
-        </w:r>
-      </w:fldSimple>
+      <w:r>
+        <w:fldChar w:fldCharType="begin"/>
+      </w:r>
+      <w:r>
+        <w:instrText xml:space="preserve"> SEQ Hình \* ARABIC </w:instrText>
+      </w:r>
+      <w:r>
+        <w:fldChar w:fldCharType="separate"/>
+      </w:r>
+      <w:r>
+        <w:rPr>
+          <w:noProof/>
+        </w:rPr>
+        <w:t>3</w:t>
+      </w:r>
+      <w:r>
+        <w:rPr>
+          <w:noProof/>
+        </w:rPr>
+        <w:fldChar w:fldCharType="end"/>
+      </w:r>
       <w:r>
         <w:rPr>
           <w:rFonts w:cs="Times New Roman"/>
@@ -15690,14 +15494,27 @@
                             <w:r>
                               <w:t xml:space="preserve">Hình </w:t>
                             </w:r>
-                            <w:fldSimple w:instr=" SEQ Hình \* ARABIC ">
-                              <w:r>
-                                <w:rPr>
-                                  <w:noProof/>
-                                </w:rPr>
-                                <w:t>4</w:t>
-                              </w:r>
-                            </w:fldSimple>
+                            <w:r>
+                              <w:fldChar w:fldCharType="begin"/>
+                            </w:r>
+                            <w:r>
+                              <w:instrText xml:space="preserve"> SEQ Hình \* ARABIC </w:instrText>
+                            </w:r>
+                            <w:r>
+                              <w:fldChar w:fldCharType="separate"/>
+                            </w:r>
+                            <w:r>
+                              <w:rPr>
+                                <w:noProof/>
+                              </w:rPr>
+                              <w:t>4</w:t>
+                            </w:r>
+                            <w:r>
+                              <w:rPr>
+                                <w:noProof/>
+                              </w:rPr>
+                              <w:fldChar w:fldCharType="end"/>
+                            </w:r>
                             <w:r>
                               <w:rPr>
                                 <w:rFonts w:cs="Times New Roman"/>
@@ -16047,19 +15864,32 @@
         <w:pStyle w:val="Caption"/>
         <w:jc w:val="center"/>
       </w:pPr>
-      <w:bookmarkStart w:id="56" w:name="_Toc74765082"/>
-      <w:bookmarkStart w:id="57" w:name="_Toc74765225"/>
+      <w:bookmarkStart w:id="54" w:name="_Toc74765082"/>
+      <w:bookmarkStart w:id="55" w:name="_Toc74765225"/>
       <w:r>
         <w:t xml:space="preserve">Hình </w:t>
       </w:r>
-      <w:fldSimple w:instr=" SEQ Hình \* ARABIC ">
-        <w:r>
-          <w:rPr>
-            <w:noProof/>
-          </w:rPr>
-          <w:t>5</w:t>
-        </w:r>
-      </w:fldSimple>
+      <w:r>
+        <w:fldChar w:fldCharType="begin"/>
+      </w:r>
+      <w:r>
+        <w:instrText xml:space="preserve"> SEQ Hình \* ARABIC </w:instrText>
+      </w:r>
+      <w:r>
+        <w:fldChar w:fldCharType="separate"/>
+      </w:r>
+      <w:r>
+        <w:rPr>
+          <w:noProof/>
+        </w:rPr>
+        <w:t>5</w:t>
+      </w:r>
+      <w:r>
+        <w:rPr>
+          <w:noProof/>
+        </w:rPr>
+        <w:fldChar w:fldCharType="end"/>
+      </w:r>
       <w:r>
         <w:rPr>
           <w:rFonts w:cs="Times New Roman"/>
@@ -16074,8 +15904,8 @@
         </w:rPr>
         <w:t>hư viện database firebase</w:t>
       </w:r>
-      <w:bookmarkEnd w:id="56"/>
-      <w:bookmarkEnd w:id="57"/>
+      <w:bookmarkEnd w:id="54"/>
+      <w:bookmarkEnd w:id="55"/>
     </w:p>
     <w:p>
       <w:pPr>
@@ -16205,19 +16035,32 @@
                                 <w:noProof/>
                               </w:rPr>
                             </w:pPr>
-                            <w:bookmarkStart w:id="58" w:name="_Toc74765083"/>
-                            <w:bookmarkStart w:id="59" w:name="_Toc74765226"/>
+                            <w:bookmarkStart w:id="56" w:name="_Toc74765083"/>
+                            <w:bookmarkStart w:id="57" w:name="_Toc74765226"/>
                             <w:r>
                               <w:t xml:space="preserve">Hình </w:t>
                             </w:r>
-                            <w:fldSimple w:instr=" SEQ Hình \* ARABIC ">
-                              <w:r>
-                                <w:rPr>
-                                  <w:noProof/>
-                                </w:rPr>
-                                <w:t>6</w:t>
-                              </w:r>
-                            </w:fldSimple>
+                            <w:r>
+                              <w:fldChar w:fldCharType="begin"/>
+                            </w:r>
+                            <w:r>
+                              <w:instrText xml:space="preserve"> SEQ Hình \* ARABIC </w:instrText>
+                            </w:r>
+                            <w:r>
+                              <w:fldChar w:fldCharType="separate"/>
+                            </w:r>
+                            <w:r>
+                              <w:rPr>
+                                <w:noProof/>
+                              </w:rPr>
+                              <w:t>6</w:t>
+                            </w:r>
+                            <w:r>
+                              <w:rPr>
+                                <w:noProof/>
+                              </w:rPr>
+                              <w:fldChar w:fldCharType="end"/>
+                            </w:r>
                             <w:r>
                               <w:t xml:space="preserve">: </w:t>
                             </w:r>
@@ -16243,8 +16086,8 @@
                               </w:rPr>
                               <w:t>án  firebase</w:t>
                             </w:r>
-                            <w:bookmarkEnd w:id="58"/>
-                            <w:bookmarkEnd w:id="59"/>
+                            <w:bookmarkEnd w:id="56"/>
+                            <w:bookmarkEnd w:id="57"/>
                             <w:proofErr w:type="gramEnd"/>
                           </w:p>
                         </w:txbxContent>
@@ -16571,27 +16414,40 @@
         <w:pStyle w:val="Caption"/>
         <w:jc w:val="center"/>
       </w:pPr>
-      <w:bookmarkStart w:id="62" w:name="_Toc74765084"/>
-      <w:bookmarkStart w:id="63" w:name="_Toc74765227"/>
+      <w:bookmarkStart w:id="58" w:name="_Toc74765084"/>
+      <w:bookmarkStart w:id="59" w:name="_Toc74765227"/>
       <w:r>
         <w:t xml:space="preserve">Hình </w:t>
       </w:r>
-      <w:fldSimple w:instr=" SEQ Hình \* ARABIC ">
-        <w:r>
-          <w:rPr>
-            <w:noProof/>
-          </w:rPr>
-          <w:t>7</w:t>
-        </w:r>
-      </w:fldSimple>
+      <w:r>
+        <w:fldChar w:fldCharType="begin"/>
+      </w:r>
+      <w:r>
+        <w:instrText xml:space="preserve"> SEQ Hình \* ARABIC </w:instrText>
+      </w:r>
+      <w:r>
+        <w:fldChar w:fldCharType="separate"/>
+      </w:r>
+      <w:r>
+        <w:rPr>
+          <w:noProof/>
+        </w:rPr>
+        <w:t>7</w:t>
+      </w:r>
+      <w:r>
+        <w:rPr>
+          <w:noProof/>
+        </w:rPr>
+        <w:fldChar w:fldCharType="end"/>
+      </w:r>
       <w:r>
         <w:t>: D</w:t>
       </w:r>
       <w:r>
         <w:t>emo code thêm dữ liệu vào firebase</w:t>
       </w:r>
-      <w:bookmarkEnd w:id="62"/>
-      <w:bookmarkEnd w:id="63"/>
+      <w:bookmarkEnd w:id="58"/>
+      <w:bookmarkEnd w:id="59"/>
     </w:p>
     <w:p>
       <w:pPr>
@@ -16695,19 +16551,32 @@
           <w:szCs w:val="26"/>
         </w:rPr>
       </w:pPr>
-      <w:bookmarkStart w:id="64" w:name="_Toc74765085"/>
-      <w:bookmarkStart w:id="65" w:name="_Toc74765228"/>
+      <w:bookmarkStart w:id="60" w:name="_Toc74765085"/>
+      <w:bookmarkStart w:id="61" w:name="_Toc74765228"/>
       <w:r>
         <w:t xml:space="preserve">Hình </w:t>
       </w:r>
-      <w:fldSimple w:instr=" SEQ Hình \* ARABIC ">
-        <w:r>
-          <w:rPr>
-            <w:noProof/>
-          </w:rPr>
-          <w:t>8</w:t>
-        </w:r>
-      </w:fldSimple>
+      <w:r>
+        <w:fldChar w:fldCharType="begin"/>
+      </w:r>
+      <w:r>
+        <w:instrText xml:space="preserve"> SEQ Hình \* ARABIC </w:instrText>
+      </w:r>
+      <w:r>
+        <w:fldChar w:fldCharType="separate"/>
+      </w:r>
+      <w:r>
+        <w:rPr>
+          <w:noProof/>
+        </w:rPr>
+        <w:t>8</w:t>
+      </w:r>
+      <w:r>
+        <w:rPr>
+          <w:noProof/>
+        </w:rPr>
+        <w:fldChar w:fldCharType="end"/>
+      </w:r>
       <w:r>
         <w:rPr>
           <w:rFonts w:cs="Times New Roman"/>
@@ -16729,8 +16598,8 @@
         </w:rPr>
         <w:t>ữ liệu sau khi demo</w:t>
       </w:r>
-      <w:bookmarkEnd w:id="64"/>
-      <w:bookmarkEnd w:id="65"/>
+      <w:bookmarkEnd w:id="60"/>
+      <w:bookmarkEnd w:id="61"/>
     </w:p>
     <w:p>
       <w:pPr>
@@ -16869,19 +16738,32 @@
         <w:pStyle w:val="Caption"/>
         <w:jc w:val="center"/>
       </w:pPr>
-      <w:bookmarkStart w:id="66" w:name="_Toc74765086"/>
-      <w:bookmarkStart w:id="67" w:name="_Toc74765229"/>
+      <w:bookmarkStart w:id="62" w:name="_Toc74765086"/>
+      <w:bookmarkStart w:id="63" w:name="_Toc74765229"/>
       <w:r>
         <w:t xml:space="preserve">Hình </w:t>
       </w:r>
-      <w:fldSimple w:instr=" SEQ Hình \* ARABIC ">
-        <w:r>
-          <w:rPr>
-            <w:noProof/>
-          </w:rPr>
-          <w:t>9</w:t>
-        </w:r>
-      </w:fldSimple>
+      <w:r>
+        <w:fldChar w:fldCharType="begin"/>
+      </w:r>
+      <w:r>
+        <w:instrText xml:space="preserve"> SEQ Hình \* ARABIC </w:instrText>
+      </w:r>
+      <w:r>
+        <w:fldChar w:fldCharType="separate"/>
+      </w:r>
+      <w:r>
+        <w:rPr>
+          <w:noProof/>
+        </w:rPr>
+        <w:t>9</w:t>
+      </w:r>
+      <w:r>
+        <w:rPr>
+          <w:noProof/>
+        </w:rPr>
+        <w:fldChar w:fldCharType="end"/>
+      </w:r>
       <w:r>
         <w:t xml:space="preserve">: </w:t>
       </w:r>
@@ -16891,8 +16773,8 @@
       <w:r>
         <w:t>emo code đọc sự kiện tức thời</w:t>
       </w:r>
-      <w:bookmarkEnd w:id="66"/>
-      <w:bookmarkEnd w:id="67"/>
+      <w:bookmarkEnd w:id="62"/>
+      <w:bookmarkEnd w:id="63"/>
       <w:r>
         <w:br w:type="page"/>
       </w:r>
@@ -16909,8 +16791,8 @@
           <w:szCs w:val="32"/>
         </w:rPr>
       </w:pPr>
-      <w:bookmarkStart w:id="68" w:name="_Toc530935029"/>
-      <w:bookmarkStart w:id="69" w:name="_Toc74762243"/>
+      <w:bookmarkStart w:id="64" w:name="_Toc530935029"/>
+      <w:bookmarkStart w:id="65" w:name="_Toc74762243"/>
       <w:r>
         <w:rPr>
           <w:rFonts w:ascii="Times New Roman" w:hAnsi="Times New Roman" w:cs="Times New Roman"/>
@@ -16921,8 +16803,8 @@
         <w:lastRenderedPageBreak/>
         <w:t>CHƯƠNG 3: PHÂN TÍCH THIẾT KẾ CHƯƠNG TRÌNH</w:t>
       </w:r>
-      <w:bookmarkEnd w:id="68"/>
-      <w:bookmarkEnd w:id="69"/>
+      <w:bookmarkEnd w:id="64"/>
+      <w:bookmarkEnd w:id="65"/>
     </w:p>
     <w:p>
       <w:pPr>
@@ -16941,8 +16823,8 @@
           <w:szCs w:val="28"/>
         </w:rPr>
       </w:pPr>
-      <w:bookmarkStart w:id="70" w:name="_Toc530935030"/>
-      <w:bookmarkStart w:id="71" w:name="_Toc74762244"/>
+      <w:bookmarkStart w:id="66" w:name="_Toc530935030"/>
+      <w:bookmarkStart w:id="67" w:name="_Toc74762244"/>
       <w:r>
         <w:rPr>
           <w:rFonts w:ascii="Times New Roman" w:hAnsi="Times New Roman" w:cs="Times New Roman"/>
@@ -16952,8 +16834,8 @@
         </w:rPr>
         <w:t>XÂY DỰNG SƠ ĐỒ CHỨC NĂNG</w:t>
       </w:r>
-      <w:bookmarkEnd w:id="70"/>
-      <w:bookmarkEnd w:id="71"/>
+      <w:bookmarkEnd w:id="66"/>
+      <w:bookmarkEnd w:id="67"/>
     </w:p>
     <w:p>
       <w:pPr>
@@ -16971,7 +16853,7 @@
           <w:szCs w:val="28"/>
         </w:rPr>
       </w:pPr>
-      <w:bookmarkStart w:id="72" w:name="_Toc74762245"/>
+      <w:bookmarkStart w:id="68" w:name="_Toc74762245"/>
       <w:r>
         <w:rPr>
           <w:rFonts w:ascii="Times New Roman" w:hAnsi="Times New Roman" w:cs="Times New Roman"/>
@@ -16981,7 +16863,7 @@
         </w:rPr>
         <w:t>Sơ đồ phân rã chức năng</w:t>
       </w:r>
-      <w:bookmarkEnd w:id="72"/>
+      <w:bookmarkEnd w:id="68"/>
     </w:p>
     <w:p>
       <w:pPr>
@@ -17059,19 +16941,32 @@
           <w:szCs w:val="28"/>
         </w:rPr>
       </w:pPr>
-      <w:bookmarkStart w:id="73" w:name="_Toc74765087"/>
-      <w:bookmarkStart w:id="74" w:name="_Toc74765230"/>
+      <w:bookmarkStart w:id="69" w:name="_Toc74765087"/>
+      <w:bookmarkStart w:id="70" w:name="_Toc74765230"/>
       <w:r>
         <w:t xml:space="preserve">Hình </w:t>
       </w:r>
-      <w:fldSimple w:instr=" SEQ Hình \* ARABIC ">
-        <w:r>
-          <w:rPr>
-            <w:noProof/>
-          </w:rPr>
-          <w:t>10</w:t>
-        </w:r>
-      </w:fldSimple>
+      <w:r>
+        <w:fldChar w:fldCharType="begin"/>
+      </w:r>
+      <w:r>
+        <w:instrText xml:space="preserve"> SEQ Hình \* ARABIC </w:instrText>
+      </w:r>
+      <w:r>
+        <w:fldChar w:fldCharType="separate"/>
+      </w:r>
+      <w:r>
+        <w:rPr>
+          <w:noProof/>
+        </w:rPr>
+        <w:t>10</w:t>
+      </w:r>
+      <w:r>
+        <w:rPr>
+          <w:noProof/>
+        </w:rPr>
+        <w:fldChar w:fldCharType="end"/>
+      </w:r>
       <w:r>
         <w:t xml:space="preserve">: </w:t>
       </w:r>
@@ -17086,8 +16981,8 @@
       <w:r>
         <w:t xml:space="preserve"> đồ phân rã chức năng</w:t>
       </w:r>
-      <w:bookmarkEnd w:id="73"/>
-      <w:bookmarkEnd w:id="74"/>
+      <w:bookmarkEnd w:id="69"/>
+      <w:bookmarkEnd w:id="70"/>
     </w:p>
     <w:p>
       <w:pPr>
@@ -17105,7 +17000,7 @@
           <w:szCs w:val="28"/>
         </w:rPr>
       </w:pPr>
-      <w:bookmarkStart w:id="75" w:name="_Toc74762246"/>
+      <w:bookmarkStart w:id="71" w:name="_Toc74762246"/>
       <w:r>
         <w:rPr>
           <w:rFonts w:ascii="Times New Roman" w:hAnsi="Times New Roman" w:cs="Times New Roman"/>
@@ -17115,7 +17010,7 @@
         </w:rPr>
         <w:t>Sơ đồ Usecase</w:t>
       </w:r>
-      <w:bookmarkEnd w:id="75"/>
+      <w:bookmarkEnd w:id="71"/>
     </w:p>
     <w:p>
       <w:pPr>
@@ -17191,19 +17086,32 @@
           <w:szCs w:val="28"/>
         </w:rPr>
       </w:pPr>
-      <w:bookmarkStart w:id="76" w:name="_Toc74765088"/>
-      <w:bookmarkStart w:id="77" w:name="_Toc74765231"/>
+      <w:bookmarkStart w:id="72" w:name="_Toc74765088"/>
+      <w:bookmarkStart w:id="73" w:name="_Toc74765231"/>
       <w:r>
         <w:t xml:space="preserve">Hình </w:t>
       </w:r>
-      <w:fldSimple w:instr=" SEQ Hình \* ARABIC ">
-        <w:r>
-          <w:rPr>
-            <w:noProof/>
-          </w:rPr>
-          <w:t>11</w:t>
-        </w:r>
-      </w:fldSimple>
+      <w:r>
+        <w:fldChar w:fldCharType="begin"/>
+      </w:r>
+      <w:r>
+        <w:instrText xml:space="preserve"> SEQ Hình \* ARABIC </w:instrText>
+      </w:r>
+      <w:r>
+        <w:fldChar w:fldCharType="separate"/>
+      </w:r>
+      <w:r>
+        <w:rPr>
+          <w:noProof/>
+        </w:rPr>
+        <w:t>11</w:t>
+      </w:r>
+      <w:r>
+        <w:rPr>
+          <w:noProof/>
+        </w:rPr>
+        <w:fldChar w:fldCharType="end"/>
+      </w:r>
       <w:r>
         <w:t xml:space="preserve">: </w:t>
       </w:r>
@@ -17230,8 +17138,8 @@
         </w:rPr>
         <w:t xml:space="preserve"> đồ usecas hệ thống ứng dụng mạng xã hội</w:t>
       </w:r>
-      <w:bookmarkEnd w:id="76"/>
-      <w:bookmarkEnd w:id="77"/>
+      <w:bookmarkEnd w:id="72"/>
+      <w:bookmarkEnd w:id="73"/>
     </w:p>
     <w:p>
       <w:pPr>
@@ -17352,7 +17260,7 @@
           <w:szCs w:val="28"/>
         </w:rPr>
       </w:pPr>
-      <w:bookmarkStart w:id="78" w:name="_Toc74762247"/>
+      <w:bookmarkStart w:id="74" w:name="_Toc74762247"/>
       <w:r>
         <w:rPr>
           <w:rFonts w:ascii="Times New Roman" w:hAnsi="Times New Roman" w:cs="Times New Roman"/>
@@ -17362,7 +17270,7 @@
         </w:rPr>
         <w:t>Các chức năng ứng dụng</w:t>
       </w:r>
-      <w:bookmarkEnd w:id="78"/>
+      <w:bookmarkEnd w:id="74"/>
       <w:r>
         <w:rPr>
           <w:rFonts w:ascii="Times New Roman" w:hAnsi="Times New Roman" w:cs="Times New Roman"/>
@@ -17869,7 +17777,7 @@
           <w:szCs w:val="28"/>
         </w:rPr>
       </w:pPr>
-      <w:bookmarkStart w:id="79" w:name="_Toc74762248"/>
+      <w:bookmarkStart w:id="75" w:name="_Toc74762248"/>
       <w:r>
         <w:rPr>
           <w:rFonts w:ascii="Times New Roman" w:hAnsi="Times New Roman" w:cs="Times New Roman"/>
@@ -17879,7 +17787,7 @@
         </w:rPr>
         <w:t>Phân cấp chức năng</w:t>
       </w:r>
-      <w:bookmarkEnd w:id="79"/>
+      <w:bookmarkEnd w:id="75"/>
     </w:p>
     <w:p>
       <w:pPr>
@@ -17957,19 +17865,32 @@
           <w:szCs w:val="28"/>
         </w:rPr>
       </w:pPr>
-      <w:bookmarkStart w:id="80" w:name="_Toc74765089"/>
-      <w:bookmarkStart w:id="81" w:name="_Toc74765232"/>
+      <w:bookmarkStart w:id="76" w:name="_Toc74765089"/>
+      <w:bookmarkStart w:id="77" w:name="_Toc74765232"/>
       <w:r>
         <w:t xml:space="preserve">Hình </w:t>
       </w:r>
-      <w:fldSimple w:instr=" SEQ Hình \* ARABIC ">
-        <w:r>
-          <w:rPr>
-            <w:noProof/>
-          </w:rPr>
-          <w:t>12</w:t>
-        </w:r>
-      </w:fldSimple>
+      <w:r>
+        <w:fldChar w:fldCharType="begin"/>
+      </w:r>
+      <w:r>
+        <w:instrText xml:space="preserve"> SEQ Hình \* ARABIC </w:instrText>
+      </w:r>
+      <w:r>
+        <w:fldChar w:fldCharType="separate"/>
+      </w:r>
+      <w:r>
+        <w:rPr>
+          <w:noProof/>
+        </w:rPr>
+        <w:t>12</w:t>
+      </w:r>
+      <w:r>
+        <w:rPr>
+          <w:noProof/>
+        </w:rPr>
+        <w:fldChar w:fldCharType="end"/>
+      </w:r>
       <w:r>
         <w:t xml:space="preserve">: </w:t>
       </w:r>
@@ -17981,8 +17902,8 @@
       <w:r>
         <w:t xml:space="preserve"> đồ usecase phân rã chức năng (1)</w:t>
       </w:r>
-      <w:bookmarkEnd w:id="80"/>
-      <w:bookmarkEnd w:id="81"/>
+      <w:bookmarkEnd w:id="76"/>
+      <w:bookmarkEnd w:id="77"/>
     </w:p>
     <w:p>
       <w:pPr>
@@ -18268,19 +18189,32 @@
           <w:szCs w:val="28"/>
         </w:rPr>
       </w:pPr>
-      <w:bookmarkStart w:id="82" w:name="_Toc74765090"/>
-      <w:bookmarkStart w:id="83" w:name="_Toc74765233"/>
+      <w:bookmarkStart w:id="78" w:name="_Toc74765090"/>
+      <w:bookmarkStart w:id="79" w:name="_Toc74765233"/>
       <w:r>
         <w:t xml:space="preserve">Hình </w:t>
       </w:r>
-      <w:fldSimple w:instr=" SEQ Hình \* ARABIC ">
-        <w:r>
-          <w:rPr>
-            <w:noProof/>
-          </w:rPr>
-          <w:t>13</w:t>
-        </w:r>
-      </w:fldSimple>
+      <w:r>
+        <w:fldChar w:fldCharType="begin"/>
+      </w:r>
+      <w:r>
+        <w:instrText xml:space="preserve"> SEQ Hình \* ARABIC </w:instrText>
+      </w:r>
+      <w:r>
+        <w:fldChar w:fldCharType="separate"/>
+      </w:r>
+      <w:r>
+        <w:rPr>
+          <w:noProof/>
+        </w:rPr>
+        <w:t>13</w:t>
+      </w:r>
+      <w:r>
+        <w:rPr>
+          <w:noProof/>
+        </w:rPr>
+        <w:fldChar w:fldCharType="end"/>
+      </w:r>
       <w:r>
         <w:t xml:space="preserve">: </w:t>
       </w:r>
@@ -18295,8 +18229,8 @@
       <w:r>
         <w:t xml:space="preserve"> đồ phân cấp chức năng (2)</w:t>
       </w:r>
-      <w:bookmarkEnd w:id="82"/>
-      <w:bookmarkEnd w:id="83"/>
+      <w:bookmarkEnd w:id="78"/>
+      <w:bookmarkEnd w:id="79"/>
     </w:p>
     <w:p>
       <w:pPr>
@@ -18484,7 +18418,7 @@
           <w:szCs w:val="28"/>
         </w:rPr>
       </w:pPr>
-      <w:bookmarkStart w:id="84" w:name="_Toc74762249"/>
+      <w:bookmarkStart w:id="80" w:name="_Toc74762249"/>
       <w:r>
         <w:rPr>
           <w:rFonts w:ascii="Times New Roman" w:hAnsi="Times New Roman" w:cs="Times New Roman"/>
@@ -18494,7 +18428,7 @@
         </w:rPr>
         <w:t>MÔ HÌNH CƠ SỞ DỮ LIỆU</w:t>
       </w:r>
-      <w:bookmarkEnd w:id="84"/>
+      <w:bookmarkEnd w:id="80"/>
     </w:p>
     <w:p>
       <w:pPr>
@@ -18697,19 +18631,35 @@
           <w:szCs w:val="28"/>
         </w:rPr>
       </w:pPr>
-      <w:bookmarkStart w:id="85" w:name="_Toc74765091"/>
-      <w:bookmarkStart w:id="86" w:name="_Toc74765234"/>
+      <w:bookmarkStart w:id="81" w:name="_Toc74765091"/>
+      <w:bookmarkStart w:id="82" w:name="_Toc74765234"/>
       <w:r>
         <w:t xml:space="preserve">Hình </w:t>
       </w:r>
-      <w:fldSimple w:instr=" SEQ Hình \* ARABIC ">
-        <w:r>
-          <w:rPr>
-            <w:noProof/>
-          </w:rPr>
-          <w:t>14</w:t>
-        </w:r>
-      </w:fldSimple>
+      <w:r>
+        <w:fldChar w:fldCharType="begin"/>
+      </w:r>
+      <w:r>
+        <w:instrText xml:space="preserve"> </w:instrText>
+      </w:r>
+      <w:r>
+        <w:instrText xml:space="preserve">SEQ Hình \* ARABIC </w:instrText>
+      </w:r>
+      <w:r>
+        <w:fldChar w:fldCharType="separate"/>
+      </w:r>
+      <w:r>
+        <w:rPr>
+          <w:noProof/>
+        </w:rPr>
+        <w:t>14</w:t>
+      </w:r>
+      <w:r>
+        <w:rPr>
+          <w:noProof/>
+        </w:rPr>
+        <w:fldChar w:fldCharType="end"/>
+      </w:r>
       <w:r>
         <w:t xml:space="preserve">: </w:t>
       </w:r>
@@ -18721,8 +18671,8 @@
       <w:r>
         <w:t xml:space="preserve"> đồ database firebase</w:t>
       </w:r>
-      <w:bookmarkEnd w:id="85"/>
-      <w:bookmarkEnd w:id="86"/>
+      <w:bookmarkEnd w:id="81"/>
+      <w:bookmarkEnd w:id="82"/>
     </w:p>
     <w:p>
       <w:pPr>
@@ -18816,24 +18766,37 @@
           <w:szCs w:val="28"/>
         </w:rPr>
       </w:pPr>
-      <w:bookmarkStart w:id="87" w:name="_Toc74765092"/>
-      <w:bookmarkStart w:id="88" w:name="_Toc74765235"/>
+      <w:bookmarkStart w:id="83" w:name="_Toc74765092"/>
+      <w:bookmarkStart w:id="84" w:name="_Toc74765235"/>
       <w:r>
         <w:t xml:space="preserve">Hình </w:t>
       </w:r>
-      <w:fldSimple w:instr=" SEQ Hình \* ARABIC ">
-        <w:r>
-          <w:rPr>
-            <w:noProof/>
-          </w:rPr>
-          <w:t>15</w:t>
-        </w:r>
-      </w:fldSimple>
+      <w:r>
+        <w:fldChar w:fldCharType="begin"/>
+      </w:r>
+      <w:r>
+        <w:instrText xml:space="preserve"> SEQ Hình \* ARABIC </w:instrText>
+      </w:r>
+      <w:r>
+        <w:fldChar w:fldCharType="separate"/>
+      </w:r>
+      <w:r>
+        <w:rPr>
+          <w:noProof/>
+        </w:rPr>
+        <w:t>15</w:t>
+      </w:r>
+      <w:r>
+        <w:rPr>
+          <w:noProof/>
+        </w:rPr>
+        <w:fldChar w:fldCharType="end"/>
+      </w:r>
       <w:r>
         <w:t>: Node Users</w:t>
       </w:r>
-      <w:bookmarkEnd w:id="87"/>
-      <w:bookmarkEnd w:id="88"/>
+      <w:bookmarkEnd w:id="83"/>
+      <w:bookmarkEnd w:id="84"/>
     </w:p>
     <w:p>
       <w:pPr>
@@ -18915,24 +18878,37 @@
           <w:szCs w:val="28"/>
         </w:rPr>
       </w:pPr>
-      <w:bookmarkStart w:id="89" w:name="_Toc74765093"/>
-      <w:bookmarkStart w:id="90" w:name="_Toc74765236"/>
+      <w:bookmarkStart w:id="85" w:name="_Toc74765093"/>
+      <w:bookmarkStart w:id="86" w:name="_Toc74765236"/>
       <w:r>
         <w:t xml:space="preserve">Hình </w:t>
       </w:r>
-      <w:fldSimple w:instr=" SEQ Hình \* ARABIC ">
-        <w:r>
-          <w:rPr>
-            <w:noProof/>
-          </w:rPr>
-          <w:t>16</w:t>
-        </w:r>
-      </w:fldSimple>
+      <w:r>
+        <w:fldChar w:fldCharType="begin"/>
+      </w:r>
+      <w:r>
+        <w:instrText xml:space="preserve"> SEQ Hình \* ARABIC </w:instrText>
+      </w:r>
+      <w:r>
+        <w:fldChar w:fldCharType="separate"/>
+      </w:r>
+      <w:r>
+        <w:rPr>
+          <w:noProof/>
+        </w:rPr>
+        <w:t>16</w:t>
+      </w:r>
+      <w:r>
+        <w:rPr>
+          <w:noProof/>
+        </w:rPr>
+        <w:fldChar w:fldCharType="end"/>
+      </w:r>
       <w:r>
         <w:t>: Node ChatList</w:t>
       </w:r>
-      <w:bookmarkEnd w:id="89"/>
-      <w:bookmarkEnd w:id="90"/>
+      <w:bookmarkEnd w:id="85"/>
+      <w:bookmarkEnd w:id="86"/>
     </w:p>
     <w:p>
       <w:pPr>
@@ -19013,24 +18989,37 @@
           <w:szCs w:val="28"/>
         </w:rPr>
       </w:pPr>
-      <w:bookmarkStart w:id="91" w:name="_Toc74765094"/>
-      <w:bookmarkStart w:id="92" w:name="_Toc74765237"/>
+      <w:bookmarkStart w:id="87" w:name="_Toc74765094"/>
+      <w:bookmarkStart w:id="88" w:name="_Toc74765237"/>
       <w:r>
         <w:t xml:space="preserve">Hình </w:t>
       </w:r>
-      <w:fldSimple w:instr=" SEQ Hình \* ARABIC ">
-        <w:r>
-          <w:rPr>
-            <w:noProof/>
-          </w:rPr>
-          <w:t>17</w:t>
-        </w:r>
-      </w:fldSimple>
+      <w:r>
+        <w:fldChar w:fldCharType="begin"/>
+      </w:r>
+      <w:r>
+        <w:instrText xml:space="preserve"> SEQ Hình \* ARABIC </w:instrText>
+      </w:r>
+      <w:r>
+        <w:fldChar w:fldCharType="separate"/>
+      </w:r>
+      <w:r>
+        <w:rPr>
+          <w:noProof/>
+        </w:rPr>
+        <w:t>17</w:t>
+      </w:r>
+      <w:r>
+        <w:rPr>
+          <w:noProof/>
+        </w:rPr>
+        <w:fldChar w:fldCharType="end"/>
+      </w:r>
       <w:r>
         <w:t>: Node Chat</w:t>
       </w:r>
-      <w:bookmarkEnd w:id="91"/>
-      <w:bookmarkEnd w:id="92"/>
+      <w:bookmarkEnd w:id="87"/>
+      <w:bookmarkEnd w:id="88"/>
     </w:p>
     <w:p>
       <w:pPr>
@@ -19114,24 +19103,37 @@
           <w:szCs w:val="28"/>
         </w:rPr>
       </w:pPr>
-      <w:bookmarkStart w:id="93" w:name="_Toc74765095"/>
-      <w:bookmarkStart w:id="94" w:name="_Toc74765238"/>
+      <w:bookmarkStart w:id="89" w:name="_Toc74765095"/>
+      <w:bookmarkStart w:id="90" w:name="_Toc74765238"/>
       <w:r>
         <w:t xml:space="preserve">Hình </w:t>
       </w:r>
-      <w:fldSimple w:instr=" SEQ Hình \* ARABIC ">
-        <w:r>
-          <w:rPr>
-            <w:noProof/>
-          </w:rPr>
-          <w:t>18</w:t>
-        </w:r>
-      </w:fldSimple>
+      <w:r>
+        <w:fldChar w:fldCharType="begin"/>
+      </w:r>
+      <w:r>
+        <w:instrText xml:space="preserve"> SEQ Hình \* ARABIC </w:instrText>
+      </w:r>
+      <w:r>
+        <w:fldChar w:fldCharType="separate"/>
+      </w:r>
+      <w:r>
+        <w:rPr>
+          <w:noProof/>
+        </w:rPr>
+        <w:t>18</w:t>
+      </w:r>
+      <w:r>
+        <w:rPr>
+          <w:noProof/>
+        </w:rPr>
+        <w:fldChar w:fldCharType="end"/>
+      </w:r>
       <w:r>
         <w:t>: Node Post</w:t>
       </w:r>
-      <w:bookmarkEnd w:id="93"/>
-      <w:bookmarkEnd w:id="94"/>
+      <w:bookmarkEnd w:id="89"/>
+      <w:bookmarkEnd w:id="90"/>
     </w:p>
     <w:p>
       <w:pPr>
@@ -19252,24 +19254,37 @@
           <w:szCs w:val="28"/>
         </w:rPr>
       </w:pPr>
-      <w:bookmarkStart w:id="95" w:name="_Toc74765096"/>
-      <w:bookmarkStart w:id="96" w:name="_Toc74765239"/>
+      <w:bookmarkStart w:id="91" w:name="_Toc74765096"/>
+      <w:bookmarkStart w:id="92" w:name="_Toc74765239"/>
       <w:r>
         <w:t xml:space="preserve">Hình </w:t>
       </w:r>
-      <w:fldSimple w:instr=" SEQ Hình \* ARABIC ">
-        <w:r>
-          <w:rPr>
-            <w:noProof/>
-          </w:rPr>
-          <w:t>19</w:t>
-        </w:r>
-      </w:fldSimple>
+      <w:r>
+        <w:fldChar w:fldCharType="begin"/>
+      </w:r>
+      <w:r>
+        <w:instrText xml:space="preserve"> SEQ Hình \* ARABIC </w:instrText>
+      </w:r>
+      <w:r>
+        <w:fldChar w:fldCharType="separate"/>
+      </w:r>
+      <w:r>
+        <w:rPr>
+          <w:noProof/>
+        </w:rPr>
+        <w:t>19</w:t>
+      </w:r>
+      <w:r>
+        <w:rPr>
+          <w:noProof/>
+        </w:rPr>
+        <w:fldChar w:fldCharType="end"/>
+      </w:r>
       <w:r>
         <w:t>: Node Comments</w:t>
       </w:r>
-      <w:bookmarkEnd w:id="95"/>
-      <w:bookmarkEnd w:id="96"/>
+      <w:bookmarkEnd w:id="91"/>
+      <w:bookmarkEnd w:id="92"/>
     </w:p>
     <w:p>
       <w:pPr>
@@ -19359,24 +19374,37 @@
         <w:pStyle w:val="Caption"/>
         <w:jc w:val="center"/>
       </w:pPr>
-      <w:bookmarkStart w:id="97" w:name="_Toc74765097"/>
-      <w:bookmarkStart w:id="98" w:name="_Toc74765240"/>
+      <w:bookmarkStart w:id="93" w:name="_Toc74765097"/>
+      <w:bookmarkStart w:id="94" w:name="_Toc74765240"/>
       <w:r>
         <w:t xml:space="preserve">Hình </w:t>
       </w:r>
-      <w:fldSimple w:instr=" SEQ Hình \* ARABIC ">
-        <w:r>
-          <w:rPr>
-            <w:noProof/>
-          </w:rPr>
-          <w:t>20</w:t>
-        </w:r>
-      </w:fldSimple>
+      <w:r>
+        <w:fldChar w:fldCharType="begin"/>
+      </w:r>
+      <w:r>
+        <w:instrText xml:space="preserve"> SEQ Hình \* ARABIC </w:instrText>
+      </w:r>
+      <w:r>
+        <w:fldChar w:fldCharType="separate"/>
+      </w:r>
+      <w:r>
+        <w:rPr>
+          <w:noProof/>
+        </w:rPr>
+        <w:t>20</w:t>
+      </w:r>
+      <w:r>
+        <w:rPr>
+          <w:noProof/>
+        </w:rPr>
+        <w:fldChar w:fldCharType="end"/>
+      </w:r>
       <w:r>
         <w:t>: Node Like</w:t>
       </w:r>
-      <w:bookmarkEnd w:id="97"/>
-      <w:bookmarkEnd w:id="98"/>
+      <w:bookmarkEnd w:id="93"/>
+      <w:bookmarkEnd w:id="94"/>
     </w:p>
     <w:p/>
     <w:p>
@@ -19492,24 +19520,37 @@
           <w:szCs w:val="28"/>
         </w:rPr>
       </w:pPr>
-      <w:bookmarkStart w:id="99" w:name="_Toc74765098"/>
-      <w:bookmarkStart w:id="100" w:name="_Toc74765241"/>
+      <w:bookmarkStart w:id="95" w:name="_Toc74765098"/>
+      <w:bookmarkStart w:id="96" w:name="_Toc74765241"/>
       <w:r>
         <w:t xml:space="preserve">Hình </w:t>
       </w:r>
-      <w:fldSimple w:instr=" SEQ Hình \* ARABIC ">
-        <w:r>
-          <w:rPr>
-            <w:noProof/>
-          </w:rPr>
-          <w:t>21</w:t>
-        </w:r>
-      </w:fldSimple>
+      <w:r>
+        <w:fldChar w:fldCharType="begin"/>
+      </w:r>
+      <w:r>
+        <w:instrText xml:space="preserve"> SEQ Hình \* ARABIC </w:instrText>
+      </w:r>
+      <w:r>
+        <w:fldChar w:fldCharType="separate"/>
+      </w:r>
+      <w:r>
+        <w:rPr>
+          <w:noProof/>
+        </w:rPr>
+        <w:t>21</w:t>
+      </w:r>
+      <w:r>
+        <w:rPr>
+          <w:noProof/>
+        </w:rPr>
+        <w:fldChar w:fldCharType="end"/>
+      </w:r>
       <w:r>
         <w:t>: Node Follow</w:t>
       </w:r>
-      <w:bookmarkEnd w:id="99"/>
-      <w:bookmarkEnd w:id="100"/>
+      <w:bookmarkEnd w:id="95"/>
+      <w:bookmarkEnd w:id="96"/>
     </w:p>
     <w:p>
       <w:pPr>
@@ -19636,24 +19677,37 @@
           <w:szCs w:val="28"/>
         </w:rPr>
       </w:pPr>
-      <w:bookmarkStart w:id="101" w:name="_Toc74765099"/>
-      <w:bookmarkStart w:id="102" w:name="_Toc74765242"/>
+      <w:bookmarkStart w:id="97" w:name="_Toc74765099"/>
+      <w:bookmarkStart w:id="98" w:name="_Toc74765242"/>
       <w:r>
         <w:t xml:space="preserve">Hình </w:t>
       </w:r>
-      <w:fldSimple w:instr=" SEQ Hình \* ARABIC ">
-        <w:r>
-          <w:rPr>
-            <w:noProof/>
-          </w:rPr>
-          <w:t>22</w:t>
-        </w:r>
-      </w:fldSimple>
+      <w:r>
+        <w:fldChar w:fldCharType="begin"/>
+      </w:r>
+      <w:r>
+        <w:instrText xml:space="preserve"> SEQ Hình \* ARABIC </w:instrText>
+      </w:r>
+      <w:r>
+        <w:fldChar w:fldCharType="separate"/>
+      </w:r>
+      <w:r>
+        <w:rPr>
+          <w:noProof/>
+        </w:rPr>
+        <w:t>22</w:t>
+      </w:r>
+      <w:r>
+        <w:rPr>
+          <w:noProof/>
+        </w:rPr>
+        <w:fldChar w:fldCharType="end"/>
+      </w:r>
       <w:r>
         <w:t>: Node notification</w:t>
       </w:r>
-      <w:bookmarkEnd w:id="101"/>
-      <w:bookmarkEnd w:id="102"/>
+      <w:bookmarkEnd w:id="97"/>
+      <w:bookmarkEnd w:id="98"/>
     </w:p>
     <w:p>
       <w:pPr>
@@ -19754,24 +19808,37 @@
           <w:szCs w:val="28"/>
         </w:rPr>
       </w:pPr>
-      <w:bookmarkStart w:id="103" w:name="_Toc74765100"/>
-      <w:bookmarkStart w:id="104" w:name="_Toc74765243"/>
+      <w:bookmarkStart w:id="99" w:name="_Toc74765100"/>
+      <w:bookmarkStart w:id="100" w:name="_Toc74765243"/>
       <w:r>
         <w:t xml:space="preserve">Hình </w:t>
       </w:r>
-      <w:fldSimple w:instr=" SEQ Hình \* ARABIC ">
-        <w:r>
-          <w:rPr>
-            <w:noProof/>
-          </w:rPr>
-          <w:t>23</w:t>
-        </w:r>
-      </w:fldSimple>
+      <w:r>
+        <w:fldChar w:fldCharType="begin"/>
+      </w:r>
+      <w:r>
+        <w:instrText xml:space="preserve"> SEQ Hình \* ARABIC </w:instrText>
+      </w:r>
+      <w:r>
+        <w:fldChar w:fldCharType="separate"/>
+      </w:r>
+      <w:r>
+        <w:rPr>
+          <w:noProof/>
+        </w:rPr>
+        <w:t>23</w:t>
+      </w:r>
+      <w:r>
+        <w:rPr>
+          <w:noProof/>
+        </w:rPr>
+        <w:fldChar w:fldCharType="end"/>
+      </w:r>
       <w:r>
         <w:t>: Node Saves</w:t>
       </w:r>
-      <w:bookmarkEnd w:id="103"/>
-      <w:bookmarkEnd w:id="104"/>
+      <w:bookmarkEnd w:id="99"/>
+      <w:bookmarkEnd w:id="100"/>
       <w:r>
         <w:rPr>
           <w:rFonts w:cs="Times New Roman"/>
@@ -19792,8 +19859,8 @@
           <w:szCs w:val="32"/>
         </w:rPr>
       </w:pPr>
-      <w:bookmarkStart w:id="105" w:name="_Toc530935032"/>
-      <w:bookmarkStart w:id="106" w:name="_Toc74762250"/>
+      <w:bookmarkStart w:id="101" w:name="_Toc530935032"/>
+      <w:bookmarkStart w:id="102" w:name="_Toc74762250"/>
       <w:r>
         <w:rPr>
           <w:rFonts w:ascii="Times New Roman" w:hAnsi="Times New Roman" w:cs="Times New Roman"/>
@@ -19840,7 +19907,7 @@
         </w:rPr>
         <w:t xml:space="preserve"> </w:t>
       </w:r>
-      <w:bookmarkEnd w:id="105"/>
+      <w:bookmarkEnd w:id="101"/>
       <w:r>
         <w:rPr>
           <w:rFonts w:ascii="Times New Roman" w:hAnsi="Times New Roman" w:cs="Times New Roman"/>
@@ -19850,7 +19917,7 @@
         </w:rPr>
         <w:t>PHẦN MỀM</w:t>
       </w:r>
-      <w:bookmarkEnd w:id="106"/>
+      <w:bookmarkEnd w:id="102"/>
     </w:p>
     <w:p>
       <w:pPr>
@@ -19937,24 +20004,37 @@
           <w:szCs w:val="28"/>
         </w:rPr>
       </w:pPr>
-      <w:bookmarkStart w:id="107" w:name="_Toc74765101"/>
-      <w:bookmarkStart w:id="108" w:name="_Toc74765244"/>
+      <w:bookmarkStart w:id="103" w:name="_Toc74765101"/>
+      <w:bookmarkStart w:id="104" w:name="_Toc74765244"/>
       <w:r>
         <w:t xml:space="preserve">Hình </w:t>
       </w:r>
-      <w:fldSimple w:instr=" SEQ Hình \* ARABIC ">
-        <w:r>
-          <w:rPr>
-            <w:noProof/>
-          </w:rPr>
-          <w:t>24</w:t>
-        </w:r>
-      </w:fldSimple>
+      <w:r>
+        <w:fldChar w:fldCharType="begin"/>
+      </w:r>
+      <w:r>
+        <w:instrText xml:space="preserve"> SEQ Hình \* ARABIC </w:instrText>
+      </w:r>
+      <w:r>
+        <w:fldChar w:fldCharType="separate"/>
+      </w:r>
+      <w:r>
+        <w:rPr>
+          <w:noProof/>
+        </w:rPr>
+        <w:t>24</w:t>
+      </w:r>
+      <w:r>
+        <w:rPr>
+          <w:noProof/>
+        </w:rPr>
+        <w:fldChar w:fldCharType="end"/>
+      </w:r>
       <w:r>
         <w:t>: Giao diện đăng nhập</w:t>
       </w:r>
-      <w:bookmarkEnd w:id="107"/>
-      <w:bookmarkEnd w:id="108"/>
+      <w:bookmarkEnd w:id="103"/>
+      <w:bookmarkEnd w:id="104"/>
     </w:p>
     <w:p>
       <w:pPr>
@@ -20128,24 +20208,37 @@
           <w:szCs w:val="28"/>
         </w:rPr>
       </w:pPr>
-      <w:bookmarkStart w:id="109" w:name="_Toc74765102"/>
-      <w:bookmarkStart w:id="110" w:name="_Toc74765245"/>
+      <w:bookmarkStart w:id="105" w:name="_Toc74765102"/>
+      <w:bookmarkStart w:id="106" w:name="_Toc74765245"/>
       <w:r>
         <w:t xml:space="preserve">Hình </w:t>
       </w:r>
-      <w:fldSimple w:instr=" SEQ Hình \* ARABIC ">
-        <w:r>
-          <w:rPr>
-            <w:noProof/>
-          </w:rPr>
-          <w:t>25</w:t>
-        </w:r>
-      </w:fldSimple>
+      <w:r>
+        <w:fldChar w:fldCharType="begin"/>
+      </w:r>
+      <w:r>
+        <w:instrText xml:space="preserve"> SEQ Hình \* ARABIC </w:instrText>
+      </w:r>
+      <w:r>
+        <w:fldChar w:fldCharType="separate"/>
+      </w:r>
+      <w:r>
+        <w:rPr>
+          <w:noProof/>
+        </w:rPr>
+        <w:t>25</w:t>
+      </w:r>
+      <w:r>
+        <w:rPr>
+          <w:noProof/>
+        </w:rPr>
+        <w:fldChar w:fldCharType="end"/>
+      </w:r>
       <w:r>
         <w:t>: Giao diện đăng kí</w:t>
       </w:r>
-      <w:bookmarkEnd w:id="109"/>
-      <w:bookmarkEnd w:id="110"/>
+      <w:bookmarkEnd w:id="105"/>
+      <w:bookmarkEnd w:id="106"/>
     </w:p>
     <w:p>
       <w:pPr>
@@ -20244,24 +20337,37 @@
           <w:szCs w:val="28"/>
         </w:rPr>
       </w:pPr>
-      <w:bookmarkStart w:id="111" w:name="_Toc74765103"/>
-      <w:bookmarkStart w:id="112" w:name="_Toc74765246"/>
+      <w:bookmarkStart w:id="107" w:name="_Toc74765103"/>
+      <w:bookmarkStart w:id="108" w:name="_Toc74765246"/>
       <w:r>
         <w:t xml:space="preserve">Hình </w:t>
       </w:r>
-      <w:fldSimple w:instr=" SEQ Hình \* ARABIC ">
-        <w:r>
-          <w:rPr>
-            <w:noProof/>
-          </w:rPr>
-          <w:t>26</w:t>
-        </w:r>
-      </w:fldSimple>
+      <w:r>
+        <w:fldChar w:fldCharType="begin"/>
+      </w:r>
+      <w:r>
+        <w:instrText xml:space="preserve"> SEQ Hình \* ARABIC </w:instrText>
+      </w:r>
+      <w:r>
+        <w:fldChar w:fldCharType="separate"/>
+      </w:r>
+      <w:r>
+        <w:rPr>
+          <w:noProof/>
+        </w:rPr>
+        <w:t>26</w:t>
+      </w:r>
+      <w:r>
+        <w:rPr>
+          <w:noProof/>
+        </w:rPr>
+        <w:fldChar w:fldCharType="end"/>
+      </w:r>
       <w:r>
         <w:t>: Giao diện chính</w:t>
       </w:r>
-      <w:bookmarkEnd w:id="111"/>
-      <w:bookmarkEnd w:id="112"/>
+      <w:bookmarkEnd w:id="107"/>
+      <w:bookmarkEnd w:id="108"/>
     </w:p>
     <w:p>
       <w:pPr>
@@ -20368,24 +20474,37 @@
           <w:szCs w:val="28"/>
         </w:rPr>
       </w:pPr>
-      <w:bookmarkStart w:id="113" w:name="_Toc74765104"/>
-      <w:bookmarkStart w:id="114" w:name="_Toc74765247"/>
+      <w:bookmarkStart w:id="109" w:name="_Toc74765104"/>
+      <w:bookmarkStart w:id="110" w:name="_Toc74765247"/>
       <w:r>
         <w:t xml:space="preserve">Hình </w:t>
       </w:r>
-      <w:fldSimple w:instr=" SEQ Hình \* ARABIC ">
-        <w:r>
-          <w:rPr>
-            <w:noProof/>
-          </w:rPr>
-          <w:t>27</w:t>
-        </w:r>
-      </w:fldSimple>
+      <w:r>
+        <w:fldChar w:fldCharType="begin"/>
+      </w:r>
+      <w:r>
+        <w:instrText xml:space="preserve"> SEQ Hình \* ARABIC </w:instrText>
+      </w:r>
+      <w:r>
+        <w:fldChar w:fldCharType="separate"/>
+      </w:r>
+      <w:r>
+        <w:rPr>
+          <w:noProof/>
+        </w:rPr>
+        <w:t>27</w:t>
+      </w:r>
+      <w:r>
+        <w:rPr>
+          <w:noProof/>
+        </w:rPr>
+        <w:fldChar w:fldCharType="end"/>
+      </w:r>
       <w:r>
         <w:t>: Giao diện tìm kiếm người dùng</w:t>
       </w:r>
-      <w:bookmarkEnd w:id="113"/>
-      <w:bookmarkEnd w:id="114"/>
+      <w:bookmarkEnd w:id="109"/>
+      <w:bookmarkEnd w:id="110"/>
     </w:p>
     <w:p>
       <w:pPr>
@@ -20504,24 +20623,37 @@
           <w:szCs w:val="28"/>
         </w:rPr>
       </w:pPr>
-      <w:bookmarkStart w:id="115" w:name="_Toc74765105"/>
-      <w:bookmarkStart w:id="116" w:name="_Toc74765248"/>
+      <w:bookmarkStart w:id="111" w:name="_Toc74765105"/>
+      <w:bookmarkStart w:id="112" w:name="_Toc74765248"/>
       <w:r>
         <w:t xml:space="preserve">Hình </w:t>
       </w:r>
-      <w:fldSimple w:instr=" SEQ Hình \* ARABIC ">
-        <w:r>
-          <w:rPr>
-            <w:noProof/>
-          </w:rPr>
-          <w:t>28</w:t>
-        </w:r>
-      </w:fldSimple>
+      <w:r>
+        <w:fldChar w:fldCharType="begin"/>
+      </w:r>
+      <w:r>
+        <w:instrText xml:space="preserve"> SEQ Hình \* ARABIC </w:instrText>
+      </w:r>
+      <w:r>
+        <w:fldChar w:fldCharType="separate"/>
+      </w:r>
+      <w:r>
+        <w:rPr>
+          <w:noProof/>
+        </w:rPr>
+        <w:t>28</w:t>
+      </w:r>
+      <w:r>
+        <w:rPr>
+          <w:noProof/>
+        </w:rPr>
+        <w:fldChar w:fldCharType="end"/>
+      </w:r>
       <w:r>
         <w:t>: Giao diện thông báo</w:t>
       </w:r>
-      <w:bookmarkEnd w:id="115"/>
-      <w:bookmarkEnd w:id="116"/>
+      <w:bookmarkEnd w:id="111"/>
+      <w:bookmarkEnd w:id="112"/>
     </w:p>
     <w:p>
       <w:pPr>
@@ -20687,24 +20819,37 @@
           <w:szCs w:val="28"/>
         </w:rPr>
       </w:pPr>
-      <w:bookmarkStart w:id="117" w:name="_Toc74765106"/>
-      <w:bookmarkStart w:id="118" w:name="_Toc74765249"/>
+      <w:bookmarkStart w:id="113" w:name="_Toc74765106"/>
+      <w:bookmarkStart w:id="114" w:name="_Toc74765249"/>
       <w:r>
         <w:t xml:space="preserve">Hình </w:t>
       </w:r>
-      <w:fldSimple w:instr=" SEQ Hình \* ARABIC ">
-        <w:r>
-          <w:rPr>
-            <w:noProof/>
-          </w:rPr>
-          <w:t>29</w:t>
-        </w:r>
-      </w:fldSimple>
+      <w:r>
+        <w:fldChar w:fldCharType="begin"/>
+      </w:r>
+      <w:r>
+        <w:instrText xml:space="preserve"> SEQ Hình \* ARABIC </w:instrText>
+      </w:r>
+      <w:r>
+        <w:fldChar w:fldCharType="separate"/>
+      </w:r>
+      <w:r>
+        <w:rPr>
+          <w:noProof/>
+        </w:rPr>
+        <w:t>29</w:t>
+      </w:r>
+      <w:r>
+        <w:rPr>
+          <w:noProof/>
+        </w:rPr>
+        <w:fldChar w:fldCharType="end"/>
+      </w:r>
       <w:r>
         <w:t>: Giao diện danh sách trò chuyện</w:t>
       </w:r>
-      <w:bookmarkEnd w:id="117"/>
-      <w:bookmarkEnd w:id="118"/>
+      <w:bookmarkEnd w:id="113"/>
+      <w:bookmarkEnd w:id="114"/>
     </w:p>
     <w:p>
       <w:pPr>
@@ -20823,24 +20968,37 @@
           <w:szCs w:val="28"/>
         </w:rPr>
       </w:pPr>
-      <w:bookmarkStart w:id="119" w:name="_Toc74765107"/>
-      <w:bookmarkStart w:id="120" w:name="_Toc74765250"/>
+      <w:bookmarkStart w:id="115" w:name="_Toc74765107"/>
+      <w:bookmarkStart w:id="116" w:name="_Toc74765250"/>
       <w:r>
         <w:t xml:space="preserve">Hình </w:t>
       </w:r>
-      <w:fldSimple w:instr=" SEQ Hình \* ARABIC ">
-        <w:r>
-          <w:rPr>
-            <w:noProof/>
-          </w:rPr>
-          <w:t>30</w:t>
-        </w:r>
-      </w:fldSimple>
+      <w:r>
+        <w:fldChar w:fldCharType="begin"/>
+      </w:r>
+      <w:r>
+        <w:instrText xml:space="preserve"> SEQ Hình \* ARABIC </w:instrText>
+      </w:r>
+      <w:r>
+        <w:fldChar w:fldCharType="separate"/>
+      </w:r>
+      <w:r>
+        <w:rPr>
+          <w:noProof/>
+        </w:rPr>
+        <w:t>30</w:t>
+      </w:r>
+      <w:r>
+        <w:rPr>
+          <w:noProof/>
+        </w:rPr>
+        <w:fldChar w:fldCharType="end"/>
+      </w:r>
       <w:r>
         <w:t>: Giao diện nhắn tin</w:t>
       </w:r>
-      <w:bookmarkEnd w:id="119"/>
-      <w:bookmarkEnd w:id="120"/>
+      <w:bookmarkEnd w:id="115"/>
+      <w:bookmarkEnd w:id="116"/>
     </w:p>
     <w:p>
       <w:pPr>
@@ -20945,24 +21103,37 @@
       <w:pPr>
         <w:pStyle w:val="Caption"/>
       </w:pPr>
-      <w:bookmarkStart w:id="121" w:name="_Toc74765108"/>
-      <w:bookmarkStart w:id="122" w:name="_Toc74765251"/>
+      <w:bookmarkStart w:id="117" w:name="_Toc74765108"/>
+      <w:bookmarkStart w:id="118" w:name="_Toc74765251"/>
       <w:r>
         <w:t xml:space="preserve">Hình </w:t>
       </w:r>
-      <w:fldSimple w:instr=" SEQ Hình \* ARABIC ">
-        <w:r>
-          <w:rPr>
-            <w:noProof/>
-          </w:rPr>
-          <w:t>31</w:t>
-        </w:r>
-      </w:fldSimple>
+      <w:r>
+        <w:fldChar w:fldCharType="begin"/>
+      </w:r>
+      <w:r>
+        <w:instrText xml:space="preserve"> SEQ Hình \* ARABIC </w:instrText>
+      </w:r>
+      <w:r>
+        <w:fldChar w:fldCharType="separate"/>
+      </w:r>
+      <w:r>
+        <w:rPr>
+          <w:noProof/>
+        </w:rPr>
+        <w:t>31</w:t>
+      </w:r>
+      <w:r>
+        <w:rPr>
+          <w:noProof/>
+        </w:rPr>
+        <w:fldChar w:fldCharType="end"/>
+      </w:r>
       <w:r>
         <w:t>: Giao diện thêm tin nhắn mới</w:t>
       </w:r>
-      <w:bookmarkEnd w:id="121"/>
-      <w:bookmarkEnd w:id="122"/>
+      <w:bookmarkEnd w:id="117"/>
+      <w:bookmarkEnd w:id="118"/>
     </w:p>
     <w:p>
       <w:pPr>
@@ -21064,24 +21235,37 @@
           <w:szCs w:val="28"/>
         </w:rPr>
       </w:pPr>
-      <w:bookmarkStart w:id="123" w:name="_Toc74765109"/>
-      <w:bookmarkStart w:id="124" w:name="_Toc74765252"/>
+      <w:bookmarkStart w:id="119" w:name="_Toc74765109"/>
+      <w:bookmarkStart w:id="120" w:name="_Toc74765252"/>
       <w:r>
         <w:t xml:space="preserve">Hình </w:t>
       </w:r>
-      <w:fldSimple w:instr=" SEQ Hình \* ARABIC ">
-        <w:r>
-          <w:rPr>
-            <w:noProof/>
-          </w:rPr>
-          <w:t>32</w:t>
-        </w:r>
-      </w:fldSimple>
+      <w:r>
+        <w:fldChar w:fldCharType="begin"/>
+      </w:r>
+      <w:r>
+        <w:instrText xml:space="preserve"> SEQ Hình \* ARABIC </w:instrText>
+      </w:r>
+      <w:r>
+        <w:fldChar w:fldCharType="separate"/>
+      </w:r>
+      <w:r>
+        <w:rPr>
+          <w:noProof/>
+        </w:rPr>
+        <w:t>32</w:t>
+      </w:r>
+      <w:r>
+        <w:rPr>
+          <w:noProof/>
+        </w:rPr>
+        <w:fldChar w:fldCharType="end"/>
+      </w:r>
       <w:r>
         <w:t>: Giao diện trang cá nhân</w:t>
       </w:r>
-      <w:bookmarkEnd w:id="123"/>
-      <w:bookmarkEnd w:id="124"/>
+      <w:bookmarkEnd w:id="119"/>
+      <w:bookmarkEnd w:id="120"/>
     </w:p>
     <w:p>
       <w:pPr>
@@ -21182,24 +21366,37 @@
           <w:szCs w:val="28"/>
         </w:rPr>
       </w:pPr>
-      <w:bookmarkStart w:id="125" w:name="_Toc74765110"/>
-      <w:bookmarkStart w:id="126" w:name="_Toc74765253"/>
+      <w:bookmarkStart w:id="121" w:name="_Toc74765110"/>
+      <w:bookmarkStart w:id="122" w:name="_Toc74765253"/>
       <w:r>
         <w:t xml:space="preserve">Hình </w:t>
       </w:r>
-      <w:fldSimple w:instr=" SEQ Hình \* ARABIC ">
-        <w:r>
-          <w:rPr>
-            <w:noProof/>
-          </w:rPr>
-          <w:t>33</w:t>
-        </w:r>
-      </w:fldSimple>
+      <w:r>
+        <w:fldChar w:fldCharType="begin"/>
+      </w:r>
+      <w:r>
+        <w:instrText xml:space="preserve"> SEQ Hình \* ARABIC </w:instrText>
+      </w:r>
+      <w:r>
+        <w:fldChar w:fldCharType="separate"/>
+      </w:r>
+      <w:r>
+        <w:rPr>
+          <w:noProof/>
+        </w:rPr>
+        <w:t>33</w:t>
+      </w:r>
+      <w:r>
+        <w:rPr>
+          <w:noProof/>
+        </w:rPr>
+        <w:fldChar w:fldCharType="end"/>
+      </w:r>
       <w:r>
         <w:t>: Giao diện quên mật khẩu</w:t>
       </w:r>
-      <w:bookmarkEnd w:id="125"/>
-      <w:bookmarkEnd w:id="126"/>
+      <w:bookmarkEnd w:id="121"/>
+      <w:bookmarkEnd w:id="122"/>
     </w:p>
     <w:p>
       <w:pPr>
@@ -21341,24 +21538,37 @@
           <w:szCs w:val="28"/>
         </w:rPr>
       </w:pPr>
-      <w:bookmarkStart w:id="127" w:name="_Toc74765111"/>
-      <w:bookmarkStart w:id="128" w:name="_Toc74765254"/>
+      <w:bookmarkStart w:id="123" w:name="_Toc74765111"/>
+      <w:bookmarkStart w:id="124" w:name="_Toc74765254"/>
       <w:r>
         <w:t xml:space="preserve">Hình </w:t>
       </w:r>
-      <w:fldSimple w:instr=" SEQ Hình \* ARABIC ">
-        <w:r>
-          <w:rPr>
-            <w:noProof/>
-          </w:rPr>
-          <w:t>34</w:t>
-        </w:r>
-      </w:fldSimple>
+      <w:r>
+        <w:fldChar w:fldCharType="begin"/>
+      </w:r>
+      <w:r>
+        <w:instrText xml:space="preserve"> SEQ Hình \* ARABIC </w:instrText>
+      </w:r>
+      <w:r>
+        <w:fldChar w:fldCharType="separate"/>
+      </w:r>
+      <w:r>
+        <w:rPr>
+          <w:noProof/>
+        </w:rPr>
+        <w:t>34</w:t>
+      </w:r>
+      <w:r>
+        <w:rPr>
+          <w:noProof/>
+        </w:rPr>
+        <w:fldChar w:fldCharType="end"/>
+      </w:r>
       <w:r>
         <w:t>: Giao diện thêm bài viết</w:t>
       </w:r>
-      <w:bookmarkEnd w:id="127"/>
-      <w:bookmarkEnd w:id="128"/>
+      <w:bookmarkEnd w:id="123"/>
+      <w:bookmarkEnd w:id="124"/>
     </w:p>
     <w:p>
       <w:pPr>
@@ -21399,8 +21609,8 @@
           <w:szCs w:val="36"/>
         </w:rPr>
       </w:pPr>
-      <w:bookmarkStart w:id="129" w:name="_Toc530337207"/>
-      <w:bookmarkStart w:id="130" w:name="_Toc530935035"/>
+      <w:bookmarkStart w:id="125" w:name="_Toc530337207"/>
+      <w:bookmarkStart w:id="126" w:name="_Toc530935035"/>
       <w:r>
         <w:rPr>
           <w:rFonts w:ascii="Times New Roman" w:hAnsi="Times New Roman" w:cs="Times New Roman"/>
@@ -21423,7 +21633,7 @@
           <w:szCs w:val="36"/>
         </w:rPr>
       </w:pPr>
-      <w:bookmarkStart w:id="131" w:name="_Toc74762251"/>
+      <w:bookmarkStart w:id="127" w:name="_Toc74762251"/>
       <w:proofErr w:type="gramStart"/>
       <w:r>
         <w:rPr>
@@ -21445,9 +21655,9 @@
         </w:rPr>
         <w:t xml:space="preserve"> KẾT LUẬN</w:t>
       </w:r>
-      <w:bookmarkEnd w:id="129"/>
-      <w:bookmarkEnd w:id="130"/>
-      <w:bookmarkEnd w:id="131"/>
+      <w:bookmarkEnd w:id="125"/>
+      <w:bookmarkEnd w:id="126"/>
+      <w:bookmarkEnd w:id="127"/>
     </w:p>
     <w:p>
       <w:pPr>
@@ -21466,9 +21676,9 @@
           <w:szCs w:val="28"/>
         </w:rPr>
       </w:pPr>
-      <w:bookmarkStart w:id="132" w:name="_Toc530337208"/>
-      <w:bookmarkStart w:id="133" w:name="_Toc530935036"/>
-      <w:bookmarkStart w:id="134" w:name="_Toc74762252"/>
+      <w:bookmarkStart w:id="128" w:name="_Toc530337208"/>
+      <w:bookmarkStart w:id="129" w:name="_Toc530935036"/>
+      <w:bookmarkStart w:id="130" w:name="_Toc74762252"/>
       <w:r>
         <w:rPr>
           <w:rFonts w:ascii="Times New Roman" w:hAnsi="Times New Roman" w:cs="Times New Roman"/>
@@ -21478,9 +21688,9 @@
         </w:rPr>
         <w:t>NHỮNG VẤN ĐỀ ĐẠT ĐƯỢC</w:t>
       </w:r>
-      <w:bookmarkEnd w:id="132"/>
-      <w:bookmarkEnd w:id="133"/>
-      <w:bookmarkEnd w:id="134"/>
+      <w:bookmarkEnd w:id="128"/>
+      <w:bookmarkEnd w:id="129"/>
+      <w:bookmarkEnd w:id="130"/>
     </w:p>
     <w:p>
       <w:pPr>
@@ -21634,9 +21844,9 @@
           <w:szCs w:val="28"/>
         </w:rPr>
       </w:pPr>
-      <w:bookmarkStart w:id="135" w:name="_Toc530337209"/>
-      <w:bookmarkStart w:id="136" w:name="_Toc530935037"/>
-      <w:bookmarkStart w:id="137" w:name="_Toc74762253"/>
+      <w:bookmarkStart w:id="131" w:name="_Toc530337209"/>
+      <w:bookmarkStart w:id="132" w:name="_Toc530935037"/>
+      <w:bookmarkStart w:id="133" w:name="_Toc74762253"/>
       <w:r>
         <w:rPr>
           <w:rFonts w:ascii="Times New Roman" w:hAnsi="Times New Roman" w:cs="Times New Roman"/>
@@ -21646,9 +21856,9 @@
         </w:rPr>
         <w:t>NHỮNG VẤN ĐỀ CÒN HẠN CHẾ</w:t>
       </w:r>
-      <w:bookmarkEnd w:id="135"/>
-      <w:bookmarkEnd w:id="136"/>
-      <w:bookmarkEnd w:id="137"/>
+      <w:bookmarkEnd w:id="131"/>
+      <w:bookmarkEnd w:id="132"/>
+      <w:bookmarkEnd w:id="133"/>
     </w:p>
     <w:p>
       <w:pPr>
@@ -21688,7 +21898,7 @@
           <w:szCs w:val="28"/>
         </w:rPr>
       </w:pPr>
-      <w:bookmarkStart w:id="138" w:name="_Toc74762254"/>
+      <w:bookmarkStart w:id="134" w:name="_Toc74762254"/>
       <w:r>
         <w:rPr>
           <w:rFonts w:ascii="Times New Roman" w:hAnsi="Times New Roman" w:cs="Times New Roman"/>
@@ -21698,7 +21908,7 @@
         </w:rPr>
         <w:t>TÀI LIỆU THAM KHẢO</w:t>
       </w:r>
-      <w:bookmarkEnd w:id="138"/>
+      <w:bookmarkEnd w:id="134"/>
     </w:p>
     <w:p>
       <w:pPr>
@@ -21847,25 +22057,7 @@
             <w:sz w:val="26"/>
             <w:szCs w:val="26"/>
           </w:rPr>
-          <w:t>https://www.youtube.co</w:t>
-        </w:r>
-        <w:r>
-          <w:rPr>
-            <w:rStyle w:val="Hyperlink"/>
-            <w:rFonts w:ascii="Times New Roman" w:hAnsi="Times New Roman" w:cs="Times New Roman"/>
-            <w:sz w:val="26"/>
-            <w:szCs w:val="26"/>
-          </w:rPr>
-          <w:t>m</w:t>
-        </w:r>
-        <w:r>
-          <w:rPr>
-            <w:rStyle w:val="Hyperlink"/>
-            <w:rFonts w:ascii="Times New Roman" w:hAnsi="Times New Roman" w:cs="Times New Roman"/>
-            <w:sz w:val="26"/>
-            <w:szCs w:val="26"/>
-          </w:rPr>
-          <w:t>/watch?v=fJWFeW09qeE&amp;t=2s</w:t>
+          <w:t>https://www.youtube.com/watch?v=fJWFeW09qeE&amp;t=2s</w:t>
         </w:r>
       </w:hyperlink>
       <w:r>
@@ -22021,7 +22213,7 @@
           <w:rPr>
             <w:noProof/>
           </w:rPr>
-          <w:t>1</w:t>
+          <w:t>14</w:t>
         </w:r>
         <w:r>
           <w:rPr>
@@ -26869,7 +27061,7 @@
 </file>
 
 <file path=customXml/itemProps1.xml><?xml version="1.0" encoding="utf-8"?>
-<ds:datastoreItem xmlns:ds="http://schemas.openxmlformats.org/officeDocument/2006/customXml" ds:itemID="{1C090AA3-3E00-4702-AD0B-0DB2849EC7FD}">
+<ds:datastoreItem xmlns:ds="http://schemas.openxmlformats.org/officeDocument/2006/customXml" ds:itemID="{A9089C59-23C8-4E79-A57D-83D42B21EB0D}">
   <ds:schemaRefs>
     <ds:schemaRef ds:uri="http://schemas.openxmlformats.org/officeDocument/2006/bibliography"/>
   </ds:schemaRefs>

--- a/BaoCaoThucTapChuyenMon.docx
+++ b/BaoCaoThucTapChuyenMon.docx
@@ -3292,6 +3292,8 @@
       <w:bookmarkStart w:id="13" w:name="_Toc74762224"/>
     </w:p>
     <w:p/>
+    <w:p/>
+    <w:p/>
     <w:p>
       <w:pPr>
         <w:pStyle w:val="Heading1"/>
@@ -9021,7 +9023,47 @@
             <w:sz w:val="24"/>
             <w:szCs w:val="24"/>
           </w:rPr>
-          <w:t>ơ đồ phân cấp chức năng (2)</w:t>
+          <w:t>ơ đồ</w:t>
+        </w:r>
+        <w:r>
+          <w:rPr>
+            <w:rStyle w:val="Hyperlink"/>
+            <w:rFonts w:ascii="Times New Roman" w:hAnsi="Times New Roman" w:cs="Times New Roman"/>
+            <w:noProof/>
+            <w:sz w:val="24"/>
+            <w:szCs w:val="24"/>
+          </w:rPr>
+          <w:t xml:space="preserve"> usecase phân rã</w:t>
+        </w:r>
+        <w:r>
+          <w:rPr>
+            <w:rStyle w:val="Hyperlink"/>
+            <w:rFonts w:ascii="Times New Roman" w:hAnsi="Times New Roman" w:cs="Times New Roman"/>
+            <w:noProof/>
+            <w:sz w:val="24"/>
+            <w:szCs w:val="24"/>
+          </w:rPr>
+          <w:t xml:space="preserve"> chức n</w:t>
+        </w:r>
+        <w:r>
+          <w:rPr>
+            <w:rStyle w:val="Hyperlink"/>
+            <w:rFonts w:ascii="Times New Roman" w:hAnsi="Times New Roman" w:cs="Times New Roman"/>
+            <w:noProof/>
+            <w:sz w:val="24"/>
+            <w:szCs w:val="24"/>
+          </w:rPr>
+          <w:t>ă</w:t>
+        </w:r>
+        <w:r>
+          <w:rPr>
+            <w:rStyle w:val="Hyperlink"/>
+            <w:rFonts w:ascii="Times New Roman" w:hAnsi="Times New Roman" w:cs="Times New Roman"/>
+            <w:noProof/>
+            <w:sz w:val="24"/>
+            <w:szCs w:val="24"/>
+          </w:rPr>
+          <w:t>ng (2)</w:t>
         </w:r>
         <w:r>
           <w:rPr>
@@ -14213,9 +14255,7 @@
         </w:rPr>
         <w:t>Giới thiệu về Firebase</w:t>
       </w:r>
-      <w:bookmarkStart w:id="42" w:name="_GoBack"/>
       <w:bookmarkEnd w:id="41"/>
-      <w:bookmarkEnd w:id="42"/>
     </w:p>
     <w:p>
       <w:pPr>
@@ -14441,7 +14481,7 @@
           <w:szCs w:val="28"/>
         </w:rPr>
       </w:pPr>
-      <w:bookmarkStart w:id="43" w:name="_Toc74762241"/>
+      <w:bookmarkStart w:id="42" w:name="_Toc74762241"/>
       <w:r>
         <w:rPr>
           <w:rFonts w:ascii="Times New Roman" w:hAnsi="Times New Roman" w:cs="Times New Roman"/>
@@ -14451,7 +14491,7 @@
         </w:rPr>
         <w:t>Các dịch vụ của Firebase</w:t>
       </w:r>
-      <w:bookmarkEnd w:id="43"/>
+      <w:bookmarkEnd w:id="42"/>
     </w:p>
     <w:p>
       <w:pPr>
@@ -14857,8 +14897,8 @@
           <w:szCs w:val="28"/>
         </w:rPr>
       </w:pPr>
-      <w:bookmarkStart w:id="44" w:name="_Toc530935028"/>
-      <w:bookmarkStart w:id="45" w:name="_Toc74762242"/>
+      <w:bookmarkStart w:id="43" w:name="_Toc530935028"/>
+      <w:bookmarkStart w:id="44" w:name="_Toc74762242"/>
       <w:r>
         <w:rPr>
           <w:rFonts w:ascii="Times New Roman" w:hAnsi="Times New Roman" w:cs="Times New Roman"/>
@@ -14868,8 +14908,8 @@
         </w:rPr>
         <w:t>TẠO DỰ ÁN ANDROID VỚI FIREBASE</w:t>
       </w:r>
+      <w:bookmarkEnd w:id="43"/>
       <w:bookmarkEnd w:id="44"/>
-      <w:bookmarkEnd w:id="45"/>
     </w:p>
     <w:p>
       <w:pPr>
@@ -14987,8 +15027,8 @@
           <w:szCs w:val="22"/>
         </w:rPr>
       </w:pPr>
-      <w:bookmarkStart w:id="46" w:name="_Toc74765078"/>
-      <w:bookmarkStart w:id="47" w:name="_Toc74765221"/>
+      <w:bookmarkStart w:id="45" w:name="_Toc74765078"/>
+      <w:bookmarkStart w:id="46" w:name="_Toc74765221"/>
       <w:r>
         <w:rPr>
           <w:szCs w:val="26"/>
@@ -15058,8 +15098,8 @@
         </w:rPr>
         <w:t xml:space="preserve"> firebase</w:t>
       </w:r>
+      <w:bookmarkEnd w:id="45"/>
       <w:bookmarkEnd w:id="46"/>
-      <w:bookmarkEnd w:id="47"/>
     </w:p>
     <w:p>
       <w:pPr>
@@ -15122,8 +15162,8 @@
           <w:szCs w:val="26"/>
         </w:rPr>
       </w:pPr>
-      <w:bookmarkStart w:id="48" w:name="_Toc74765079"/>
-      <w:bookmarkStart w:id="49" w:name="_Toc74765222"/>
+      <w:bookmarkStart w:id="47" w:name="_Toc74765079"/>
+      <w:bookmarkStart w:id="48" w:name="_Toc74765222"/>
       <w:r>
         <w:t xml:space="preserve">Hình </w:t>
       </w:r>
@@ -15163,8 +15203,8 @@
         </w:rPr>
         <w:t>vào  firebase</w:t>
       </w:r>
+      <w:bookmarkEnd w:id="47"/>
       <w:bookmarkEnd w:id="48"/>
-      <w:bookmarkEnd w:id="49"/>
       <w:proofErr w:type="gramEnd"/>
     </w:p>
     <w:p>
@@ -15331,8 +15371,8 @@
           <w:szCs w:val="26"/>
         </w:rPr>
       </w:pPr>
-      <w:bookmarkStart w:id="50" w:name="_Toc74765080"/>
-      <w:bookmarkStart w:id="51" w:name="_Toc74765223"/>
+      <w:bookmarkStart w:id="49" w:name="_Toc74765080"/>
+      <w:bookmarkStart w:id="50" w:name="_Toc74765223"/>
       <w:r>
         <w:t xml:space="preserve">Hình </w:t>
       </w:r>
@@ -15365,8 +15405,8 @@
         </w:rPr>
         <w:t>: Trang quản lý project firebase</w:t>
       </w:r>
+      <w:bookmarkEnd w:id="49"/>
       <w:bookmarkEnd w:id="50"/>
-      <w:bookmarkEnd w:id="51"/>
     </w:p>
     <w:p>
       <w:pPr>
@@ -15489,8 +15529,8 @@
                                 <w:noProof/>
                               </w:rPr>
                             </w:pPr>
-                            <w:bookmarkStart w:id="52" w:name="_Toc74765081"/>
-                            <w:bookmarkStart w:id="53" w:name="_Toc74765224"/>
+                            <w:bookmarkStart w:id="51" w:name="_Toc74765081"/>
+                            <w:bookmarkStart w:id="52" w:name="_Toc74765224"/>
                             <w:r>
                               <w:t xml:space="preserve">Hình </w:t>
                             </w:r>
@@ -15545,8 +15585,8 @@
                               </w:rPr>
                               <w:t xml:space="preserve"> android và firebase</w:t>
                             </w:r>
+                            <w:bookmarkEnd w:id="51"/>
                             <w:bookmarkEnd w:id="52"/>
-                            <w:bookmarkEnd w:id="53"/>
                           </w:p>
                         </w:txbxContent>
                       </wps:txbx>
@@ -15864,8 +15904,8 @@
         <w:pStyle w:val="Caption"/>
         <w:jc w:val="center"/>
       </w:pPr>
-      <w:bookmarkStart w:id="54" w:name="_Toc74765082"/>
-      <w:bookmarkStart w:id="55" w:name="_Toc74765225"/>
+      <w:bookmarkStart w:id="53" w:name="_Toc74765082"/>
+      <w:bookmarkStart w:id="54" w:name="_Toc74765225"/>
       <w:r>
         <w:t xml:space="preserve">Hình </w:t>
       </w:r>
@@ -15904,8 +15944,8 @@
         </w:rPr>
         <w:t>hư viện database firebase</w:t>
       </w:r>
+      <w:bookmarkEnd w:id="53"/>
       <w:bookmarkEnd w:id="54"/>
-      <w:bookmarkEnd w:id="55"/>
     </w:p>
     <w:p>
       <w:pPr>
@@ -16035,8 +16075,8 @@
                                 <w:noProof/>
                               </w:rPr>
                             </w:pPr>
-                            <w:bookmarkStart w:id="56" w:name="_Toc74765083"/>
-                            <w:bookmarkStart w:id="57" w:name="_Toc74765226"/>
+                            <w:bookmarkStart w:id="55" w:name="_Toc74765083"/>
+                            <w:bookmarkStart w:id="56" w:name="_Toc74765226"/>
                             <w:r>
                               <w:t xml:space="preserve">Hình </w:t>
                             </w:r>
@@ -16086,8 +16126,8 @@
                               </w:rPr>
                               <w:t>án  firebase</w:t>
                             </w:r>
+                            <w:bookmarkEnd w:id="55"/>
                             <w:bookmarkEnd w:id="56"/>
-                            <w:bookmarkEnd w:id="57"/>
                             <w:proofErr w:type="gramEnd"/>
                           </w:p>
                         </w:txbxContent>
@@ -16414,8 +16454,8 @@
         <w:pStyle w:val="Caption"/>
         <w:jc w:val="center"/>
       </w:pPr>
-      <w:bookmarkStart w:id="58" w:name="_Toc74765084"/>
-      <w:bookmarkStart w:id="59" w:name="_Toc74765227"/>
+      <w:bookmarkStart w:id="57" w:name="_Toc74765084"/>
+      <w:bookmarkStart w:id="58" w:name="_Toc74765227"/>
       <w:r>
         <w:t xml:space="preserve">Hình </w:t>
       </w:r>
@@ -16446,8 +16486,8 @@
       <w:r>
         <w:t>emo code thêm dữ liệu vào firebase</w:t>
       </w:r>
+      <w:bookmarkEnd w:id="57"/>
       <w:bookmarkEnd w:id="58"/>
-      <w:bookmarkEnd w:id="59"/>
     </w:p>
     <w:p>
       <w:pPr>
@@ -16551,8 +16591,8 @@
           <w:szCs w:val="26"/>
         </w:rPr>
       </w:pPr>
-      <w:bookmarkStart w:id="60" w:name="_Toc74765085"/>
-      <w:bookmarkStart w:id="61" w:name="_Toc74765228"/>
+      <w:bookmarkStart w:id="59" w:name="_Toc74765085"/>
+      <w:bookmarkStart w:id="60" w:name="_Toc74765228"/>
       <w:r>
         <w:t xml:space="preserve">Hình </w:t>
       </w:r>
@@ -16598,8 +16638,8 @@
         </w:rPr>
         <w:t>ữ liệu sau khi demo</w:t>
       </w:r>
+      <w:bookmarkEnd w:id="59"/>
       <w:bookmarkEnd w:id="60"/>
-      <w:bookmarkEnd w:id="61"/>
     </w:p>
     <w:p>
       <w:pPr>
@@ -16738,8 +16778,8 @@
         <w:pStyle w:val="Caption"/>
         <w:jc w:val="center"/>
       </w:pPr>
-      <w:bookmarkStart w:id="62" w:name="_Toc74765086"/>
-      <w:bookmarkStart w:id="63" w:name="_Toc74765229"/>
+      <w:bookmarkStart w:id="61" w:name="_Toc74765086"/>
+      <w:bookmarkStart w:id="62" w:name="_Toc74765229"/>
       <w:r>
         <w:t xml:space="preserve">Hình </w:t>
       </w:r>
@@ -16773,8 +16813,8 @@
       <w:r>
         <w:t>emo code đọc sự kiện tức thời</w:t>
       </w:r>
+      <w:bookmarkEnd w:id="61"/>
       <w:bookmarkEnd w:id="62"/>
-      <w:bookmarkEnd w:id="63"/>
       <w:r>
         <w:br w:type="page"/>
       </w:r>
@@ -16791,8 +16831,8 @@
           <w:szCs w:val="32"/>
         </w:rPr>
       </w:pPr>
-      <w:bookmarkStart w:id="64" w:name="_Toc530935029"/>
-      <w:bookmarkStart w:id="65" w:name="_Toc74762243"/>
+      <w:bookmarkStart w:id="63" w:name="_Toc530935029"/>
+      <w:bookmarkStart w:id="64" w:name="_Toc74762243"/>
       <w:r>
         <w:rPr>
           <w:rFonts w:ascii="Times New Roman" w:hAnsi="Times New Roman" w:cs="Times New Roman"/>
@@ -16803,8 +16843,8 @@
         <w:lastRenderedPageBreak/>
         <w:t>CHƯƠNG 3: PHÂN TÍCH THIẾT KẾ CHƯƠNG TRÌNH</w:t>
       </w:r>
+      <w:bookmarkEnd w:id="63"/>
       <w:bookmarkEnd w:id="64"/>
-      <w:bookmarkEnd w:id="65"/>
     </w:p>
     <w:p>
       <w:pPr>
@@ -16823,8 +16863,8 @@
           <w:szCs w:val="28"/>
         </w:rPr>
       </w:pPr>
-      <w:bookmarkStart w:id="66" w:name="_Toc530935030"/>
-      <w:bookmarkStart w:id="67" w:name="_Toc74762244"/>
+      <w:bookmarkStart w:id="65" w:name="_Toc530935030"/>
+      <w:bookmarkStart w:id="66" w:name="_Toc74762244"/>
       <w:r>
         <w:rPr>
           <w:rFonts w:ascii="Times New Roman" w:hAnsi="Times New Roman" w:cs="Times New Roman"/>
@@ -16834,8 +16874,8 @@
         </w:rPr>
         <w:t>XÂY DỰNG SƠ ĐỒ CHỨC NĂNG</w:t>
       </w:r>
+      <w:bookmarkEnd w:id="65"/>
       <w:bookmarkEnd w:id="66"/>
-      <w:bookmarkEnd w:id="67"/>
     </w:p>
     <w:p>
       <w:pPr>
@@ -16853,7 +16893,7 @@
           <w:szCs w:val="28"/>
         </w:rPr>
       </w:pPr>
-      <w:bookmarkStart w:id="68" w:name="_Toc74762245"/>
+      <w:bookmarkStart w:id="67" w:name="_Toc74762245"/>
       <w:r>
         <w:rPr>
           <w:rFonts w:ascii="Times New Roman" w:hAnsi="Times New Roman" w:cs="Times New Roman"/>
@@ -16863,7 +16903,7 @@
         </w:rPr>
         <w:t>Sơ đồ phân rã chức năng</w:t>
       </w:r>
-      <w:bookmarkEnd w:id="68"/>
+      <w:bookmarkEnd w:id="67"/>
     </w:p>
     <w:p>
       <w:pPr>
@@ -16941,8 +16981,8 @@
           <w:szCs w:val="28"/>
         </w:rPr>
       </w:pPr>
-      <w:bookmarkStart w:id="69" w:name="_Toc74765087"/>
-      <w:bookmarkStart w:id="70" w:name="_Toc74765230"/>
+      <w:bookmarkStart w:id="68" w:name="_Toc74765087"/>
+      <w:bookmarkStart w:id="69" w:name="_Toc74765230"/>
       <w:r>
         <w:t xml:space="preserve">Hình </w:t>
       </w:r>
@@ -16981,8 +17021,8 @@
       <w:r>
         <w:t xml:space="preserve"> đồ phân rã chức năng</w:t>
       </w:r>
+      <w:bookmarkEnd w:id="68"/>
       <w:bookmarkEnd w:id="69"/>
-      <w:bookmarkEnd w:id="70"/>
     </w:p>
     <w:p>
       <w:pPr>
@@ -17000,7 +17040,7 @@
           <w:szCs w:val="28"/>
         </w:rPr>
       </w:pPr>
-      <w:bookmarkStart w:id="71" w:name="_Toc74762246"/>
+      <w:bookmarkStart w:id="70" w:name="_Toc74762246"/>
       <w:r>
         <w:rPr>
           <w:rFonts w:ascii="Times New Roman" w:hAnsi="Times New Roman" w:cs="Times New Roman"/>
@@ -17010,7 +17050,7 @@
         </w:rPr>
         <w:t>Sơ đồ Usecase</w:t>
       </w:r>
-      <w:bookmarkEnd w:id="71"/>
+      <w:bookmarkEnd w:id="70"/>
     </w:p>
     <w:p>
       <w:pPr>
@@ -17086,8 +17126,8 @@
           <w:szCs w:val="28"/>
         </w:rPr>
       </w:pPr>
-      <w:bookmarkStart w:id="72" w:name="_Toc74765088"/>
-      <w:bookmarkStart w:id="73" w:name="_Toc74765231"/>
+      <w:bookmarkStart w:id="71" w:name="_Toc74765088"/>
+      <w:bookmarkStart w:id="72" w:name="_Toc74765231"/>
       <w:r>
         <w:t xml:space="preserve">Hình </w:t>
       </w:r>
@@ -17138,8 +17178,8 @@
         </w:rPr>
         <w:t xml:space="preserve"> đồ usecas hệ thống ứng dụng mạng xã hội</w:t>
       </w:r>
+      <w:bookmarkEnd w:id="71"/>
       <w:bookmarkEnd w:id="72"/>
-      <w:bookmarkEnd w:id="73"/>
     </w:p>
     <w:p>
       <w:pPr>
@@ -17260,7 +17300,7 @@
           <w:szCs w:val="28"/>
         </w:rPr>
       </w:pPr>
-      <w:bookmarkStart w:id="74" w:name="_Toc74762247"/>
+      <w:bookmarkStart w:id="73" w:name="_Toc74762247"/>
       <w:r>
         <w:rPr>
           <w:rFonts w:ascii="Times New Roman" w:hAnsi="Times New Roman" w:cs="Times New Roman"/>
@@ -17270,7 +17310,7 @@
         </w:rPr>
         <w:t>Các chức năng ứng dụng</w:t>
       </w:r>
-      <w:bookmarkEnd w:id="74"/>
+      <w:bookmarkEnd w:id="73"/>
       <w:r>
         <w:rPr>
           <w:rFonts w:ascii="Times New Roman" w:hAnsi="Times New Roman" w:cs="Times New Roman"/>
@@ -17777,7 +17817,7 @@
           <w:szCs w:val="28"/>
         </w:rPr>
       </w:pPr>
-      <w:bookmarkStart w:id="75" w:name="_Toc74762248"/>
+      <w:bookmarkStart w:id="74" w:name="_Toc74762248"/>
       <w:r>
         <w:rPr>
           <w:rFonts w:ascii="Times New Roman" w:hAnsi="Times New Roman" w:cs="Times New Roman"/>
@@ -17787,7 +17827,7 @@
         </w:rPr>
         <w:t>Phân cấp chức năng</w:t>
       </w:r>
-      <w:bookmarkEnd w:id="75"/>
+      <w:bookmarkEnd w:id="74"/>
     </w:p>
     <w:p>
       <w:pPr>
@@ -17865,8 +17905,8 @@
           <w:szCs w:val="28"/>
         </w:rPr>
       </w:pPr>
-      <w:bookmarkStart w:id="76" w:name="_Toc74765089"/>
-      <w:bookmarkStart w:id="77" w:name="_Toc74765232"/>
+      <w:bookmarkStart w:id="75" w:name="_Toc74765089"/>
+      <w:bookmarkStart w:id="76" w:name="_Toc74765232"/>
       <w:r>
         <w:t xml:space="preserve">Hình </w:t>
       </w:r>
@@ -17902,8 +17942,8 @@
       <w:r>
         <w:t xml:space="preserve"> đồ usecase phân rã chức năng (1)</w:t>
       </w:r>
+      <w:bookmarkEnd w:id="75"/>
       <w:bookmarkEnd w:id="76"/>
-      <w:bookmarkEnd w:id="77"/>
     </w:p>
     <w:p>
       <w:pPr>
@@ -18189,8 +18229,8 @@
           <w:szCs w:val="28"/>
         </w:rPr>
       </w:pPr>
-      <w:bookmarkStart w:id="78" w:name="_Toc74765090"/>
-      <w:bookmarkStart w:id="79" w:name="_Toc74765233"/>
+      <w:bookmarkStart w:id="77" w:name="_Toc74765090"/>
+      <w:bookmarkStart w:id="78" w:name="_Toc74765233"/>
       <w:r>
         <w:t xml:space="preserve">Hình </w:t>
       </w:r>
@@ -18227,10 +18267,21 @@
       </w:r>
       <w:proofErr w:type="gramEnd"/>
       <w:r>
-        <w:t xml:space="preserve"> đồ phân cấp chức năng (2)</w:t>
-      </w:r>
+        <w:t xml:space="preserve"> đồ </w:t>
+      </w:r>
+      <w:r>
+        <w:t>usecase phân rã</w:t>
+      </w:r>
+      <w:r>
+        <w:t xml:space="preserve"> chức năn</w:t>
+      </w:r>
+      <w:bookmarkStart w:id="79" w:name="_GoBack"/>
+      <w:bookmarkEnd w:id="79"/>
+      <w:r>
+        <w:t>g (2)</w:t>
+      </w:r>
+      <w:bookmarkEnd w:id="77"/>
       <w:bookmarkEnd w:id="78"/>
-      <w:bookmarkEnd w:id="79"/>
     </w:p>
     <w:p>
       <w:pPr>
@@ -18640,10 +18691,10 @@
         <w:fldChar w:fldCharType="begin"/>
       </w:r>
       <w:r>
-        <w:instrText xml:space="preserve"> </w:instrText>
-      </w:r>
-      <w:r>
-        <w:instrText xml:space="preserve">SEQ Hình \* ARABIC </w:instrText>
+        <w:instrText xml:space="preserve"> SE</w:instrText>
+      </w:r>
+      <w:r>
+        <w:instrText xml:space="preserve">Q Hình \* ARABIC </w:instrText>
       </w:r>
       <w:r>
         <w:fldChar w:fldCharType="separate"/>
@@ -22213,7 +22264,7 @@
           <w:rPr>
             <w:noProof/>
           </w:rPr>
-          <w:t>14</w:t>
+          <w:t>26</w:t>
         </w:r>
         <w:r>
           <w:rPr>
@@ -27061,7 +27112,7 @@
 </file>
 
 <file path=customXml/itemProps1.xml><?xml version="1.0" encoding="utf-8"?>
-<ds:datastoreItem xmlns:ds="http://schemas.openxmlformats.org/officeDocument/2006/customXml" ds:itemID="{A9089C59-23C8-4E79-A57D-83D42B21EB0D}">
+<ds:datastoreItem xmlns:ds="http://schemas.openxmlformats.org/officeDocument/2006/customXml" ds:itemID="{E883B09A-FA2B-4107-AC69-AA0532199B3A}">
   <ds:schemaRefs>
     <ds:schemaRef ds:uri="http://schemas.openxmlformats.org/officeDocument/2006/bibliography"/>
   </ds:schemaRefs>

--- a/BaoCaoThucTapChuyenMon.docx
+++ b/BaoCaoThucTapChuyenMon.docx
@@ -8257,6 +8257,8 @@
           <w:fldChar w:fldCharType="end"/>
         </w:r>
       </w:hyperlink>
+      <w:bookmarkStart w:id="14" w:name="_GoBack"/>
+      <w:bookmarkEnd w:id="14"/>
     </w:p>
     <w:p>
       <w:pPr>
@@ -11174,7 +11176,7 @@
         </w:rPr>
         <w:fldChar w:fldCharType="end"/>
       </w:r>
-      <w:bookmarkStart w:id="14" w:name="_Toc74762225"/>
+      <w:bookmarkStart w:id="15" w:name="_Toc74762225"/>
     </w:p>
     <w:p>
       <w:pPr>
@@ -11209,7 +11211,7 @@
         <w:t xml:space="preserve"> MỞ ĐẦU</w:t>
       </w:r>
       <w:bookmarkEnd w:id="0"/>
-      <w:bookmarkEnd w:id="14"/>
+      <w:bookmarkEnd w:id="15"/>
     </w:p>
     <w:p>
       <w:pPr>
@@ -11228,8 +11230,8 @@
           <w:szCs w:val="28"/>
         </w:rPr>
       </w:pPr>
-      <w:bookmarkStart w:id="15" w:name="_Toc530935018"/>
-      <w:bookmarkStart w:id="16" w:name="_Toc74762226"/>
+      <w:bookmarkStart w:id="16" w:name="_Toc530935018"/>
+      <w:bookmarkStart w:id="17" w:name="_Toc74762226"/>
       <w:r>
         <w:rPr>
           <w:rFonts w:ascii="Times New Roman" w:hAnsi="Times New Roman" w:cs="Times New Roman"/>
@@ -11239,8 +11241,8 @@
         </w:rPr>
         <w:t>LÝ DO CHỌN ĐỀ TÀI</w:t>
       </w:r>
-      <w:bookmarkEnd w:id="15"/>
       <w:bookmarkEnd w:id="16"/>
+      <w:bookmarkEnd w:id="17"/>
     </w:p>
     <w:p>
       <w:pPr>
@@ -11419,8 +11421,8 @@
           <w:szCs w:val="28"/>
         </w:rPr>
       </w:pPr>
-      <w:bookmarkStart w:id="17" w:name="_Toc530935019"/>
-      <w:bookmarkStart w:id="18" w:name="_Toc74762227"/>
+      <w:bookmarkStart w:id="18" w:name="_Toc530935019"/>
+      <w:bookmarkStart w:id="19" w:name="_Toc74762227"/>
       <w:r>
         <w:rPr>
           <w:rFonts w:ascii="Times New Roman" w:hAnsi="Times New Roman" w:cs="Times New Roman"/>
@@ -11430,8 +11432,8 @@
         </w:rPr>
         <w:t>MỤC TIÊU CỦA ĐỀ TÀI</w:t>
       </w:r>
-      <w:bookmarkEnd w:id="17"/>
       <w:bookmarkEnd w:id="18"/>
+      <w:bookmarkEnd w:id="19"/>
     </w:p>
     <w:p>
       <w:pPr>
@@ -11544,8 +11546,8 @@
           <w:szCs w:val="26"/>
         </w:rPr>
       </w:pPr>
-      <w:bookmarkStart w:id="19" w:name="_Toc530935020"/>
-      <w:bookmarkStart w:id="20" w:name="_Toc74762228"/>
+      <w:bookmarkStart w:id="20" w:name="_Toc530935020"/>
+      <w:bookmarkStart w:id="21" w:name="_Toc74762228"/>
       <w:r>
         <w:rPr>
           <w:rFonts w:ascii="Times New Roman" w:hAnsi="Times New Roman" w:cs="Times New Roman"/>
@@ -11555,8 +11557,8 @@
         </w:rPr>
         <w:t>ĐỐI TƯỢNG VÀ PHẠM VI NGHIÊN CỨU</w:t>
       </w:r>
-      <w:bookmarkEnd w:id="19"/>
       <w:bookmarkEnd w:id="20"/>
+      <w:bookmarkEnd w:id="21"/>
     </w:p>
     <w:p>
       <w:pPr>
@@ -11670,8 +11672,8 @@
           <w:szCs w:val="36"/>
         </w:rPr>
       </w:pPr>
-      <w:bookmarkStart w:id="21" w:name="_Toc530935022"/>
-      <w:bookmarkStart w:id="22" w:name="_Toc74762229"/>
+      <w:bookmarkStart w:id="22" w:name="_Toc530935022"/>
+      <w:bookmarkStart w:id="23" w:name="_Toc74762229"/>
     </w:p>
     <w:p>
       <w:pPr>
@@ -11706,8 +11708,8 @@
         </w:rPr>
         <w:t xml:space="preserve"> NỘI DUNG NGHIÊN CỨU</w:t>
       </w:r>
-      <w:bookmarkEnd w:id="21"/>
       <w:bookmarkEnd w:id="22"/>
+      <w:bookmarkEnd w:id="23"/>
     </w:p>
     <w:p>
       <w:pPr>
@@ -11721,8 +11723,8 @@
           <w:szCs w:val="32"/>
         </w:rPr>
       </w:pPr>
-      <w:bookmarkStart w:id="23" w:name="_Toc530935023"/>
-      <w:bookmarkStart w:id="24" w:name="_Toc74762230"/>
+      <w:bookmarkStart w:id="24" w:name="_Toc530935023"/>
+      <w:bookmarkStart w:id="25" w:name="_Toc74762230"/>
       <w:r>
         <w:rPr>
           <w:rFonts w:ascii="Times New Roman" w:hAnsi="Times New Roman" w:cs="Times New Roman"/>
@@ -11732,8 +11734,8 @@
         </w:rPr>
         <w:t>CHƯƠNG 1: GIỚI THIỆU VỀ LẬP TRÌNH DI ĐỘNG VỚI HỆ ĐIỀU HÀNH ANDROID</w:t>
       </w:r>
-      <w:bookmarkEnd w:id="23"/>
       <w:bookmarkEnd w:id="24"/>
+      <w:bookmarkEnd w:id="25"/>
     </w:p>
     <w:p>
       <w:pPr>
@@ -11753,8 +11755,8 @@
           <w:szCs w:val="28"/>
         </w:rPr>
       </w:pPr>
-      <w:bookmarkStart w:id="25" w:name="_Toc530935024"/>
-      <w:bookmarkStart w:id="26" w:name="_Toc74762231"/>
+      <w:bookmarkStart w:id="26" w:name="_Toc530935024"/>
+      <w:bookmarkStart w:id="27" w:name="_Toc74762231"/>
       <w:r>
         <w:rPr>
           <w:rFonts w:ascii="Times New Roman" w:hAnsi="Times New Roman" w:cs="Times New Roman"/>
@@ -11764,8 +11766,8 @@
         </w:rPr>
         <w:t>TỔNG QUAN HỆ ĐIỀU HÀNH ANDROID</w:t>
       </w:r>
-      <w:bookmarkEnd w:id="25"/>
       <w:bookmarkEnd w:id="26"/>
+      <w:bookmarkEnd w:id="27"/>
     </w:p>
     <w:p>
       <w:pPr>
@@ -11784,7 +11786,7 @@
           <w:szCs w:val="28"/>
         </w:rPr>
       </w:pPr>
-      <w:bookmarkStart w:id="27" w:name="_Toc74762232"/>
+      <w:bookmarkStart w:id="28" w:name="_Toc74762232"/>
       <w:r>
         <w:rPr>
           <w:rFonts w:ascii="Times New Roman" w:hAnsi="Times New Roman" w:cs="Times New Roman"/>
@@ -11794,7 +11796,7 @@
         </w:rPr>
         <w:t>Lịch sử phát triển của hệ điều hành Android</w:t>
       </w:r>
-      <w:bookmarkEnd w:id="27"/>
+      <w:bookmarkEnd w:id="28"/>
     </w:p>
     <w:p>
       <w:pPr>
@@ -11978,7 +11980,7 @@
           <w:szCs w:val="26"/>
         </w:rPr>
       </w:pPr>
-      <w:bookmarkStart w:id="28" w:name="_Toc74762233"/>
+      <w:bookmarkStart w:id="29" w:name="_Toc74762233"/>
       <w:r>
         <w:rPr>
           <w:rFonts w:ascii="Times New Roman" w:hAnsi="Times New Roman" w:cs="Times New Roman"/>
@@ -11988,7 +11990,7 @@
         </w:rPr>
         <w:t>Giới thiệu về hệ điều hành Android</w:t>
       </w:r>
-      <w:bookmarkEnd w:id="28"/>
+      <w:bookmarkEnd w:id="29"/>
     </w:p>
     <w:p>
       <w:pPr>
@@ -12473,7 +12475,7 @@
           <w:szCs w:val="26"/>
         </w:rPr>
       </w:pPr>
-      <w:bookmarkStart w:id="29" w:name="_Toc74762234"/>
+      <w:bookmarkStart w:id="30" w:name="_Toc74762234"/>
       <w:r>
         <w:rPr>
           <w:rFonts w:ascii="Times New Roman" w:hAnsi="Times New Roman" w:cs="Times New Roman"/>
@@ -12483,7 +12485,7 @@
         </w:rPr>
         <w:t>Các ứng dụng có sẵn trong Android</w:t>
       </w:r>
-      <w:bookmarkEnd w:id="29"/>
+      <w:bookmarkEnd w:id="30"/>
     </w:p>
     <w:p>
       <w:pPr>
@@ -12828,8 +12830,8 @@
           <w:szCs w:val="28"/>
         </w:rPr>
       </w:pPr>
-      <w:bookmarkStart w:id="30" w:name="_Toc530935025"/>
-      <w:bookmarkStart w:id="31" w:name="_Toc74762235"/>
+      <w:bookmarkStart w:id="31" w:name="_Toc530935025"/>
+      <w:bookmarkStart w:id="32" w:name="_Toc74762235"/>
       <w:r>
         <w:rPr>
           <w:rFonts w:ascii="Times New Roman" w:hAnsi="Times New Roman" w:cs="Times New Roman"/>
@@ -12839,8 +12841,8 @@
         </w:rPr>
         <w:t>LẬP TRÌNH DI ĐỘNG VỚI HỆ ĐIỀU HÀNH ANDROID</w:t>
       </w:r>
-      <w:bookmarkEnd w:id="30"/>
       <w:bookmarkEnd w:id="31"/>
+      <w:bookmarkEnd w:id="32"/>
     </w:p>
     <w:p>
       <w:pPr>
@@ -12863,7 +12865,7 @@
           <w:szCs w:val="28"/>
         </w:rPr>
       </w:pPr>
-      <w:bookmarkStart w:id="32" w:name="_Toc74762236"/>
+      <w:bookmarkStart w:id="33" w:name="_Toc74762236"/>
       <w:r>
         <w:rPr>
           <w:rFonts w:ascii="Times New Roman" w:hAnsi="Times New Roman" w:cs="Times New Roman"/>
@@ -12873,7 +12875,7 @@
         </w:rPr>
         <w:t>Các thư viện của Android</w:t>
       </w:r>
-      <w:bookmarkEnd w:id="32"/>
+      <w:bookmarkEnd w:id="33"/>
     </w:p>
     <w:p>
       <w:pPr>
@@ -13270,7 +13272,7 @@
           <w:szCs w:val="28"/>
         </w:rPr>
       </w:pPr>
-      <w:bookmarkStart w:id="33" w:name="_Toc74762237"/>
+      <w:bookmarkStart w:id="34" w:name="_Toc74762237"/>
       <w:r>
         <w:rPr>
           <w:rFonts w:ascii="Times New Roman" w:hAnsi="Times New Roman" w:cs="Times New Roman"/>
@@ -13280,7 +13282,7 @@
         </w:rPr>
         <w:t>Các thành phần của Android</w:t>
       </w:r>
-      <w:bookmarkEnd w:id="33"/>
+      <w:bookmarkEnd w:id="34"/>
     </w:p>
     <w:p>
       <w:pPr>
@@ -13837,7 +13839,7 @@
           <w:szCs w:val="28"/>
         </w:rPr>
       </w:pPr>
-      <w:bookmarkStart w:id="34" w:name="_Toc530337177"/>
+      <w:bookmarkStart w:id="35" w:name="_Toc530337177"/>
       <w:r>
         <w:rPr>
           <w:rFonts w:ascii="Times New Roman" w:hAnsi="Times New Roman" w:cs="Times New Roman"/>
@@ -13847,7 +13849,7 @@
         </w:rPr>
         <w:t>Giao diện người dùng trong Android</w:t>
       </w:r>
-      <w:bookmarkEnd w:id="34"/>
+      <w:bookmarkEnd w:id="35"/>
     </w:p>
     <w:p>
       <w:pPr>
@@ -13919,7 +13921,7 @@
           <w:szCs w:val="28"/>
         </w:rPr>
       </w:pPr>
-      <w:bookmarkStart w:id="35" w:name="_Toc530337178"/>
+      <w:bookmarkStart w:id="36" w:name="_Toc530337178"/>
       <w:r>
         <w:rPr>
           <w:rFonts w:ascii="Times New Roman" w:hAnsi="Times New Roman" w:cs="Times New Roman"/>
@@ -13929,7 +13931,7 @@
         </w:rPr>
         <w:t>Có rất nhiều cách bố trí giao diện</w:t>
       </w:r>
-      <w:bookmarkEnd w:id="35"/>
+      <w:bookmarkEnd w:id="36"/>
     </w:p>
     <w:p>
       <w:pPr>
@@ -14073,7 +14075,7 @@
           <w:szCs w:val="28"/>
         </w:rPr>
       </w:pPr>
-      <w:bookmarkStart w:id="36" w:name="_Toc530337179"/>
+      <w:bookmarkStart w:id="37" w:name="_Toc530337179"/>
       <w:r>
         <w:rPr>
           <w:rFonts w:ascii="Times New Roman" w:hAnsi="Times New Roman" w:cs="Times New Roman"/>
@@ -14083,7 +14085,7 @@
         </w:rPr>
         <w:t>Bắt sự kiện trong Android</w:t>
       </w:r>
-      <w:bookmarkEnd w:id="36"/>
+      <w:bookmarkEnd w:id="37"/>
     </w:p>
     <w:p>
       <w:pPr>
@@ -14181,8 +14183,8 @@
           <w:szCs w:val="32"/>
         </w:rPr>
       </w:pPr>
-      <w:bookmarkStart w:id="37" w:name="_Toc530935026"/>
-      <w:bookmarkStart w:id="38" w:name="_Toc74762238"/>
+      <w:bookmarkStart w:id="38" w:name="_Toc530935026"/>
+      <w:bookmarkStart w:id="39" w:name="_Toc74762238"/>
       <w:r>
         <w:rPr>
           <w:rFonts w:ascii="Times New Roman" w:hAnsi="Times New Roman" w:cs="Times New Roman"/>
@@ -14193,8 +14195,8 @@
         <w:lastRenderedPageBreak/>
         <w:t>CHƯƠNG 2: GIỚI THIỆU VỀ FIREBASE</w:t>
       </w:r>
-      <w:bookmarkEnd w:id="37"/>
       <w:bookmarkEnd w:id="38"/>
+      <w:bookmarkEnd w:id="39"/>
     </w:p>
     <w:p>
       <w:pPr>
@@ -14213,8 +14215,8 @@
           <w:szCs w:val="28"/>
         </w:rPr>
       </w:pPr>
-      <w:bookmarkStart w:id="39" w:name="_Toc530935027"/>
-      <w:bookmarkStart w:id="40" w:name="_Toc74762239"/>
+      <w:bookmarkStart w:id="40" w:name="_Toc530935027"/>
+      <w:bookmarkStart w:id="41" w:name="_Toc74762239"/>
       <w:r>
         <w:rPr>
           <w:rFonts w:ascii="Times New Roman" w:hAnsi="Times New Roman" w:cs="Times New Roman"/>
@@ -14224,8 +14226,8 @@
         </w:rPr>
         <w:t>TỔNG QUAN VỀ FIREBASE</w:t>
       </w:r>
-      <w:bookmarkEnd w:id="39"/>
       <w:bookmarkEnd w:id="40"/>
+      <w:bookmarkEnd w:id="41"/>
     </w:p>
     <w:p>
       <w:pPr>
@@ -14245,7 +14247,7 @@
           <w:szCs w:val="28"/>
         </w:rPr>
       </w:pPr>
-      <w:bookmarkStart w:id="41" w:name="_Toc74762240"/>
+      <w:bookmarkStart w:id="42" w:name="_Toc74762240"/>
       <w:r>
         <w:rPr>
           <w:rFonts w:ascii="Times New Roman" w:hAnsi="Times New Roman" w:cs="Times New Roman"/>
@@ -14255,7 +14257,7 @@
         </w:rPr>
         <w:t>Giới thiệu về Firebase</w:t>
       </w:r>
-      <w:bookmarkEnd w:id="41"/>
+      <w:bookmarkEnd w:id="42"/>
     </w:p>
     <w:p>
       <w:pPr>
@@ -14481,7 +14483,7 @@
           <w:szCs w:val="28"/>
         </w:rPr>
       </w:pPr>
-      <w:bookmarkStart w:id="42" w:name="_Toc74762241"/>
+      <w:bookmarkStart w:id="43" w:name="_Toc74762241"/>
       <w:r>
         <w:rPr>
           <w:rFonts w:ascii="Times New Roman" w:hAnsi="Times New Roman" w:cs="Times New Roman"/>
@@ -14491,7 +14493,7 @@
         </w:rPr>
         <w:t>Các dịch vụ của Firebase</w:t>
       </w:r>
-      <w:bookmarkEnd w:id="42"/>
+      <w:bookmarkEnd w:id="43"/>
     </w:p>
     <w:p>
       <w:pPr>
@@ -14897,8 +14899,8 @@
           <w:szCs w:val="28"/>
         </w:rPr>
       </w:pPr>
-      <w:bookmarkStart w:id="43" w:name="_Toc530935028"/>
-      <w:bookmarkStart w:id="44" w:name="_Toc74762242"/>
+      <w:bookmarkStart w:id="44" w:name="_Toc530935028"/>
+      <w:bookmarkStart w:id="45" w:name="_Toc74762242"/>
       <w:r>
         <w:rPr>
           <w:rFonts w:ascii="Times New Roman" w:hAnsi="Times New Roman" w:cs="Times New Roman"/>
@@ -14908,8 +14910,8 @@
         </w:rPr>
         <w:t>TẠO DỰ ÁN ANDROID VỚI FIREBASE</w:t>
       </w:r>
-      <w:bookmarkEnd w:id="43"/>
       <w:bookmarkEnd w:id="44"/>
+      <w:bookmarkEnd w:id="45"/>
     </w:p>
     <w:p>
       <w:pPr>
@@ -15027,8 +15029,8 @@
           <w:szCs w:val="22"/>
         </w:rPr>
       </w:pPr>
-      <w:bookmarkStart w:id="45" w:name="_Toc74765078"/>
-      <w:bookmarkStart w:id="46" w:name="_Toc74765221"/>
+      <w:bookmarkStart w:id="46" w:name="_Toc74765078"/>
+      <w:bookmarkStart w:id="47" w:name="_Toc74765221"/>
       <w:r>
         <w:rPr>
           <w:szCs w:val="26"/>
@@ -15098,8 +15100,8 @@
         </w:rPr>
         <w:t xml:space="preserve"> firebase</w:t>
       </w:r>
-      <w:bookmarkEnd w:id="45"/>
       <w:bookmarkEnd w:id="46"/>
+      <w:bookmarkEnd w:id="47"/>
     </w:p>
     <w:p>
       <w:pPr>
@@ -15162,32 +15164,19 @@
           <w:szCs w:val="26"/>
         </w:rPr>
       </w:pPr>
-      <w:bookmarkStart w:id="47" w:name="_Toc74765079"/>
-      <w:bookmarkStart w:id="48" w:name="_Toc74765222"/>
+      <w:bookmarkStart w:id="48" w:name="_Toc74765079"/>
+      <w:bookmarkStart w:id="49" w:name="_Toc74765222"/>
       <w:r>
         <w:t xml:space="preserve">Hình </w:t>
       </w:r>
-      <w:r>
-        <w:fldChar w:fldCharType="begin"/>
-      </w:r>
-      <w:r>
-        <w:instrText xml:space="preserve"> SEQ Hình \* ARABIC </w:instrText>
-      </w:r>
-      <w:r>
-        <w:fldChar w:fldCharType="separate"/>
-      </w:r>
-      <w:r>
-        <w:rPr>
-          <w:noProof/>
-        </w:rPr>
-        <w:t>2</w:t>
-      </w:r>
-      <w:r>
-        <w:rPr>
-          <w:noProof/>
-        </w:rPr>
-        <w:fldChar w:fldCharType="end"/>
-      </w:r>
+      <w:fldSimple w:instr=" SEQ Hình \* ARABIC ">
+        <w:r>
+          <w:rPr>
+            <w:noProof/>
+          </w:rPr>
+          <w:t>2</w:t>
+        </w:r>
+      </w:fldSimple>
       <w:r>
         <w:rPr>
           <w:rFonts w:cs="Times New Roman"/>
@@ -15203,8 +15192,8 @@
         </w:rPr>
         <w:t>vào  firebase</w:t>
       </w:r>
-      <w:bookmarkEnd w:id="47"/>
       <w:bookmarkEnd w:id="48"/>
+      <w:bookmarkEnd w:id="49"/>
       <w:proofErr w:type="gramEnd"/>
     </w:p>
     <w:p>
@@ -15371,32 +15360,19 @@
           <w:szCs w:val="26"/>
         </w:rPr>
       </w:pPr>
-      <w:bookmarkStart w:id="49" w:name="_Toc74765080"/>
-      <w:bookmarkStart w:id="50" w:name="_Toc74765223"/>
+      <w:bookmarkStart w:id="50" w:name="_Toc74765080"/>
+      <w:bookmarkStart w:id="51" w:name="_Toc74765223"/>
       <w:r>
         <w:t xml:space="preserve">Hình </w:t>
       </w:r>
-      <w:r>
-        <w:fldChar w:fldCharType="begin"/>
-      </w:r>
-      <w:r>
-        <w:instrText xml:space="preserve"> SEQ Hình \* ARABIC </w:instrText>
-      </w:r>
-      <w:r>
-        <w:fldChar w:fldCharType="separate"/>
-      </w:r>
-      <w:r>
-        <w:rPr>
-          <w:noProof/>
-        </w:rPr>
-        <w:t>3</w:t>
-      </w:r>
-      <w:r>
-        <w:rPr>
-          <w:noProof/>
-        </w:rPr>
-        <w:fldChar w:fldCharType="end"/>
-      </w:r>
+      <w:fldSimple w:instr=" SEQ Hình \* ARABIC ">
+        <w:r>
+          <w:rPr>
+            <w:noProof/>
+          </w:rPr>
+          <w:t>3</w:t>
+        </w:r>
+      </w:fldSimple>
       <w:r>
         <w:rPr>
           <w:rFonts w:cs="Times New Roman"/>
@@ -15405,8 +15381,8 @@
         </w:rPr>
         <w:t>: Trang quản lý project firebase</w:t>
       </w:r>
-      <w:bookmarkEnd w:id="49"/>
       <w:bookmarkEnd w:id="50"/>
+      <w:bookmarkEnd w:id="51"/>
     </w:p>
     <w:p>
       <w:pPr>
@@ -15529,32 +15505,19 @@
                                 <w:noProof/>
                               </w:rPr>
                             </w:pPr>
-                            <w:bookmarkStart w:id="51" w:name="_Toc74765081"/>
-                            <w:bookmarkStart w:id="52" w:name="_Toc74765224"/>
+                            <w:bookmarkStart w:id="52" w:name="_Toc74765081"/>
+                            <w:bookmarkStart w:id="53" w:name="_Toc74765224"/>
                             <w:r>
                               <w:t xml:space="preserve">Hình </w:t>
                             </w:r>
-                            <w:r>
-                              <w:fldChar w:fldCharType="begin"/>
-                            </w:r>
-                            <w:r>
-                              <w:instrText xml:space="preserve"> SEQ Hình \* ARABIC </w:instrText>
-                            </w:r>
-                            <w:r>
-                              <w:fldChar w:fldCharType="separate"/>
-                            </w:r>
-                            <w:r>
-                              <w:rPr>
-                                <w:noProof/>
-                              </w:rPr>
-                              <w:t>4</w:t>
-                            </w:r>
-                            <w:r>
-                              <w:rPr>
-                                <w:noProof/>
-                              </w:rPr>
-                              <w:fldChar w:fldCharType="end"/>
-                            </w:r>
+                            <w:fldSimple w:instr=" SEQ Hình \* ARABIC ">
+                              <w:r>
+                                <w:rPr>
+                                  <w:noProof/>
+                                </w:rPr>
+                                <w:t>4</w:t>
+                              </w:r>
+                            </w:fldSimple>
                             <w:r>
                               <w:rPr>
                                 <w:rFonts w:cs="Times New Roman"/>
@@ -15585,8 +15548,8 @@
                               </w:rPr>
                               <w:t xml:space="preserve"> android và firebase</w:t>
                             </w:r>
-                            <w:bookmarkEnd w:id="51"/>
                             <w:bookmarkEnd w:id="52"/>
+                            <w:bookmarkEnd w:id="53"/>
                           </w:p>
                         </w:txbxContent>
                       </wps:txbx>
@@ -15904,32 +15867,19 @@
         <w:pStyle w:val="Caption"/>
         <w:jc w:val="center"/>
       </w:pPr>
-      <w:bookmarkStart w:id="53" w:name="_Toc74765082"/>
-      <w:bookmarkStart w:id="54" w:name="_Toc74765225"/>
+      <w:bookmarkStart w:id="54" w:name="_Toc74765082"/>
+      <w:bookmarkStart w:id="55" w:name="_Toc74765225"/>
       <w:r>
         <w:t xml:space="preserve">Hình </w:t>
       </w:r>
-      <w:r>
-        <w:fldChar w:fldCharType="begin"/>
-      </w:r>
-      <w:r>
-        <w:instrText xml:space="preserve"> SEQ Hình \* ARABIC </w:instrText>
-      </w:r>
-      <w:r>
-        <w:fldChar w:fldCharType="separate"/>
-      </w:r>
-      <w:r>
-        <w:rPr>
-          <w:noProof/>
-        </w:rPr>
-        <w:t>5</w:t>
-      </w:r>
-      <w:r>
-        <w:rPr>
-          <w:noProof/>
-        </w:rPr>
-        <w:fldChar w:fldCharType="end"/>
-      </w:r>
+      <w:fldSimple w:instr=" SEQ Hình \* ARABIC ">
+        <w:r>
+          <w:rPr>
+            <w:noProof/>
+          </w:rPr>
+          <w:t>5</w:t>
+        </w:r>
+      </w:fldSimple>
       <w:r>
         <w:rPr>
           <w:rFonts w:cs="Times New Roman"/>
@@ -15944,8 +15894,8 @@
         </w:rPr>
         <w:t>hư viện database firebase</w:t>
       </w:r>
-      <w:bookmarkEnd w:id="53"/>
       <w:bookmarkEnd w:id="54"/>
+      <w:bookmarkEnd w:id="55"/>
     </w:p>
     <w:p>
       <w:pPr>
@@ -16075,32 +16025,19 @@
                                 <w:noProof/>
                               </w:rPr>
                             </w:pPr>
-                            <w:bookmarkStart w:id="55" w:name="_Toc74765083"/>
-                            <w:bookmarkStart w:id="56" w:name="_Toc74765226"/>
+                            <w:bookmarkStart w:id="56" w:name="_Toc74765083"/>
+                            <w:bookmarkStart w:id="57" w:name="_Toc74765226"/>
                             <w:r>
                               <w:t xml:space="preserve">Hình </w:t>
                             </w:r>
-                            <w:r>
-                              <w:fldChar w:fldCharType="begin"/>
-                            </w:r>
-                            <w:r>
-                              <w:instrText xml:space="preserve"> SEQ Hình \* ARABIC </w:instrText>
-                            </w:r>
-                            <w:r>
-                              <w:fldChar w:fldCharType="separate"/>
-                            </w:r>
-                            <w:r>
-                              <w:rPr>
-                                <w:noProof/>
-                              </w:rPr>
-                              <w:t>6</w:t>
-                            </w:r>
-                            <w:r>
-                              <w:rPr>
-                                <w:noProof/>
-                              </w:rPr>
-                              <w:fldChar w:fldCharType="end"/>
-                            </w:r>
+                            <w:fldSimple w:instr=" SEQ Hình \* ARABIC ">
+                              <w:r>
+                                <w:rPr>
+                                  <w:noProof/>
+                                </w:rPr>
+                                <w:t>6</w:t>
+                              </w:r>
+                            </w:fldSimple>
                             <w:r>
                               <w:t xml:space="preserve">: </w:t>
                             </w:r>
@@ -16126,8 +16063,8 @@
                               </w:rPr>
                               <w:t>án  firebase</w:t>
                             </w:r>
-                            <w:bookmarkEnd w:id="55"/>
                             <w:bookmarkEnd w:id="56"/>
+                            <w:bookmarkEnd w:id="57"/>
                             <w:proofErr w:type="gramEnd"/>
                           </w:p>
                         </w:txbxContent>
@@ -16454,40 +16391,27 @@
         <w:pStyle w:val="Caption"/>
         <w:jc w:val="center"/>
       </w:pPr>
-      <w:bookmarkStart w:id="57" w:name="_Toc74765084"/>
-      <w:bookmarkStart w:id="58" w:name="_Toc74765227"/>
+      <w:bookmarkStart w:id="58" w:name="_Toc74765084"/>
+      <w:bookmarkStart w:id="59" w:name="_Toc74765227"/>
       <w:r>
         <w:t xml:space="preserve">Hình </w:t>
       </w:r>
-      <w:r>
-        <w:fldChar w:fldCharType="begin"/>
-      </w:r>
-      <w:r>
-        <w:instrText xml:space="preserve"> SEQ Hình \* ARABIC </w:instrText>
-      </w:r>
-      <w:r>
-        <w:fldChar w:fldCharType="separate"/>
-      </w:r>
-      <w:r>
-        <w:rPr>
-          <w:noProof/>
-        </w:rPr>
-        <w:t>7</w:t>
-      </w:r>
-      <w:r>
-        <w:rPr>
-          <w:noProof/>
-        </w:rPr>
-        <w:fldChar w:fldCharType="end"/>
-      </w:r>
+      <w:fldSimple w:instr=" SEQ Hình \* ARABIC ">
+        <w:r>
+          <w:rPr>
+            <w:noProof/>
+          </w:rPr>
+          <w:t>7</w:t>
+        </w:r>
+      </w:fldSimple>
       <w:r>
         <w:t>: D</w:t>
       </w:r>
       <w:r>
         <w:t>emo code thêm dữ liệu vào firebase</w:t>
       </w:r>
-      <w:bookmarkEnd w:id="57"/>
       <w:bookmarkEnd w:id="58"/>
+      <w:bookmarkEnd w:id="59"/>
     </w:p>
     <w:p>
       <w:pPr>
@@ -16591,32 +16515,19 @@
           <w:szCs w:val="26"/>
         </w:rPr>
       </w:pPr>
-      <w:bookmarkStart w:id="59" w:name="_Toc74765085"/>
-      <w:bookmarkStart w:id="60" w:name="_Toc74765228"/>
+      <w:bookmarkStart w:id="60" w:name="_Toc74765085"/>
+      <w:bookmarkStart w:id="61" w:name="_Toc74765228"/>
       <w:r>
         <w:t xml:space="preserve">Hình </w:t>
       </w:r>
-      <w:r>
-        <w:fldChar w:fldCharType="begin"/>
-      </w:r>
-      <w:r>
-        <w:instrText xml:space="preserve"> SEQ Hình \* ARABIC </w:instrText>
-      </w:r>
-      <w:r>
-        <w:fldChar w:fldCharType="separate"/>
-      </w:r>
-      <w:r>
-        <w:rPr>
-          <w:noProof/>
-        </w:rPr>
-        <w:t>8</w:t>
-      </w:r>
-      <w:r>
-        <w:rPr>
-          <w:noProof/>
-        </w:rPr>
-        <w:fldChar w:fldCharType="end"/>
-      </w:r>
+      <w:fldSimple w:instr=" SEQ Hình \* ARABIC ">
+        <w:r>
+          <w:rPr>
+            <w:noProof/>
+          </w:rPr>
+          <w:t>8</w:t>
+        </w:r>
+      </w:fldSimple>
       <w:r>
         <w:rPr>
           <w:rFonts w:cs="Times New Roman"/>
@@ -16638,8 +16549,8 @@
         </w:rPr>
         <w:t>ữ liệu sau khi demo</w:t>
       </w:r>
-      <w:bookmarkEnd w:id="59"/>
       <w:bookmarkEnd w:id="60"/>
+      <w:bookmarkEnd w:id="61"/>
     </w:p>
     <w:p>
       <w:pPr>
@@ -16778,32 +16689,19 @@
         <w:pStyle w:val="Caption"/>
         <w:jc w:val="center"/>
       </w:pPr>
-      <w:bookmarkStart w:id="61" w:name="_Toc74765086"/>
-      <w:bookmarkStart w:id="62" w:name="_Toc74765229"/>
+      <w:bookmarkStart w:id="62" w:name="_Toc74765086"/>
+      <w:bookmarkStart w:id="63" w:name="_Toc74765229"/>
       <w:r>
         <w:t xml:space="preserve">Hình </w:t>
       </w:r>
-      <w:r>
-        <w:fldChar w:fldCharType="begin"/>
-      </w:r>
-      <w:r>
-        <w:instrText xml:space="preserve"> SEQ Hình \* ARABIC </w:instrText>
-      </w:r>
-      <w:r>
-        <w:fldChar w:fldCharType="separate"/>
-      </w:r>
-      <w:r>
-        <w:rPr>
-          <w:noProof/>
-        </w:rPr>
-        <w:t>9</w:t>
-      </w:r>
-      <w:r>
-        <w:rPr>
-          <w:noProof/>
-        </w:rPr>
-        <w:fldChar w:fldCharType="end"/>
-      </w:r>
+      <w:fldSimple w:instr=" SEQ Hình \* ARABIC ">
+        <w:r>
+          <w:rPr>
+            <w:noProof/>
+          </w:rPr>
+          <w:t>9</w:t>
+        </w:r>
+      </w:fldSimple>
       <w:r>
         <w:t xml:space="preserve">: </w:t>
       </w:r>
@@ -16813,8 +16711,8 @@
       <w:r>
         <w:t>emo code đọc sự kiện tức thời</w:t>
       </w:r>
-      <w:bookmarkEnd w:id="61"/>
       <w:bookmarkEnd w:id="62"/>
+      <w:bookmarkEnd w:id="63"/>
       <w:r>
         <w:br w:type="page"/>
       </w:r>
@@ -16831,8 +16729,8 @@
           <w:szCs w:val="32"/>
         </w:rPr>
       </w:pPr>
-      <w:bookmarkStart w:id="63" w:name="_Toc530935029"/>
-      <w:bookmarkStart w:id="64" w:name="_Toc74762243"/>
+      <w:bookmarkStart w:id="64" w:name="_Toc530935029"/>
+      <w:bookmarkStart w:id="65" w:name="_Toc74762243"/>
       <w:r>
         <w:rPr>
           <w:rFonts w:ascii="Times New Roman" w:hAnsi="Times New Roman" w:cs="Times New Roman"/>
@@ -16843,8 +16741,8 @@
         <w:lastRenderedPageBreak/>
         <w:t>CHƯƠNG 3: PHÂN TÍCH THIẾT KẾ CHƯƠNG TRÌNH</w:t>
       </w:r>
-      <w:bookmarkEnd w:id="63"/>
       <w:bookmarkEnd w:id="64"/>
+      <w:bookmarkEnd w:id="65"/>
     </w:p>
     <w:p>
       <w:pPr>
@@ -16863,8 +16761,8 @@
           <w:szCs w:val="28"/>
         </w:rPr>
       </w:pPr>
-      <w:bookmarkStart w:id="65" w:name="_Toc530935030"/>
-      <w:bookmarkStart w:id="66" w:name="_Toc74762244"/>
+      <w:bookmarkStart w:id="66" w:name="_Toc530935030"/>
+      <w:bookmarkStart w:id="67" w:name="_Toc74762244"/>
       <w:r>
         <w:rPr>
           <w:rFonts w:ascii="Times New Roman" w:hAnsi="Times New Roman" w:cs="Times New Roman"/>
@@ -16874,8 +16772,8 @@
         </w:rPr>
         <w:t>XÂY DỰNG SƠ ĐỒ CHỨC NĂNG</w:t>
       </w:r>
-      <w:bookmarkEnd w:id="65"/>
       <w:bookmarkEnd w:id="66"/>
+      <w:bookmarkEnd w:id="67"/>
     </w:p>
     <w:p>
       <w:pPr>
@@ -16893,7 +16791,7 @@
           <w:szCs w:val="28"/>
         </w:rPr>
       </w:pPr>
-      <w:bookmarkStart w:id="67" w:name="_Toc74762245"/>
+      <w:bookmarkStart w:id="68" w:name="_Toc74762245"/>
       <w:r>
         <w:rPr>
           <w:rFonts w:ascii="Times New Roman" w:hAnsi="Times New Roman" w:cs="Times New Roman"/>
@@ -16903,7 +16801,7 @@
         </w:rPr>
         <w:t>Sơ đồ phân rã chức năng</w:t>
       </w:r>
-      <w:bookmarkEnd w:id="67"/>
+      <w:bookmarkEnd w:id="68"/>
     </w:p>
     <w:p>
       <w:pPr>
@@ -16981,32 +16879,19 @@
           <w:szCs w:val="28"/>
         </w:rPr>
       </w:pPr>
-      <w:bookmarkStart w:id="68" w:name="_Toc74765087"/>
-      <w:bookmarkStart w:id="69" w:name="_Toc74765230"/>
+      <w:bookmarkStart w:id="69" w:name="_Toc74765087"/>
+      <w:bookmarkStart w:id="70" w:name="_Toc74765230"/>
       <w:r>
         <w:t xml:space="preserve">Hình </w:t>
       </w:r>
-      <w:r>
-        <w:fldChar w:fldCharType="begin"/>
-      </w:r>
-      <w:r>
-        <w:instrText xml:space="preserve"> SEQ Hình \* ARABIC </w:instrText>
-      </w:r>
-      <w:r>
-        <w:fldChar w:fldCharType="separate"/>
-      </w:r>
-      <w:r>
-        <w:rPr>
-          <w:noProof/>
-        </w:rPr>
-        <w:t>10</w:t>
-      </w:r>
-      <w:r>
-        <w:rPr>
-          <w:noProof/>
-        </w:rPr>
-        <w:fldChar w:fldCharType="end"/>
-      </w:r>
+      <w:fldSimple w:instr=" SEQ Hình \* ARABIC ">
+        <w:r>
+          <w:rPr>
+            <w:noProof/>
+          </w:rPr>
+          <w:t>10</w:t>
+        </w:r>
+      </w:fldSimple>
       <w:r>
         <w:t xml:space="preserve">: </w:t>
       </w:r>
@@ -17021,8 +16906,8 @@
       <w:r>
         <w:t xml:space="preserve"> đồ phân rã chức năng</w:t>
       </w:r>
-      <w:bookmarkEnd w:id="68"/>
       <w:bookmarkEnd w:id="69"/>
+      <w:bookmarkEnd w:id="70"/>
     </w:p>
     <w:p>
       <w:pPr>
@@ -17040,7 +16925,7 @@
           <w:szCs w:val="28"/>
         </w:rPr>
       </w:pPr>
-      <w:bookmarkStart w:id="70" w:name="_Toc74762246"/>
+      <w:bookmarkStart w:id="71" w:name="_Toc74762246"/>
       <w:r>
         <w:rPr>
           <w:rFonts w:ascii="Times New Roman" w:hAnsi="Times New Roman" w:cs="Times New Roman"/>
@@ -17050,7 +16935,7 @@
         </w:rPr>
         <w:t>Sơ đồ Usecase</w:t>
       </w:r>
-      <w:bookmarkEnd w:id="70"/>
+      <w:bookmarkEnd w:id="71"/>
     </w:p>
     <w:p>
       <w:pPr>
@@ -17126,32 +17011,19 @@
           <w:szCs w:val="28"/>
         </w:rPr>
       </w:pPr>
-      <w:bookmarkStart w:id="71" w:name="_Toc74765088"/>
-      <w:bookmarkStart w:id="72" w:name="_Toc74765231"/>
+      <w:bookmarkStart w:id="72" w:name="_Toc74765088"/>
+      <w:bookmarkStart w:id="73" w:name="_Toc74765231"/>
       <w:r>
         <w:t xml:space="preserve">Hình </w:t>
       </w:r>
-      <w:r>
-        <w:fldChar w:fldCharType="begin"/>
-      </w:r>
-      <w:r>
-        <w:instrText xml:space="preserve"> SEQ Hình \* ARABIC </w:instrText>
-      </w:r>
-      <w:r>
-        <w:fldChar w:fldCharType="separate"/>
-      </w:r>
-      <w:r>
-        <w:rPr>
-          <w:noProof/>
-        </w:rPr>
-        <w:t>11</w:t>
-      </w:r>
-      <w:r>
-        <w:rPr>
-          <w:noProof/>
-        </w:rPr>
-        <w:fldChar w:fldCharType="end"/>
-      </w:r>
+      <w:fldSimple w:instr=" SEQ Hình \* ARABIC ">
+        <w:r>
+          <w:rPr>
+            <w:noProof/>
+          </w:rPr>
+          <w:t>11</w:t>
+        </w:r>
+      </w:fldSimple>
       <w:r>
         <w:t xml:space="preserve">: </w:t>
       </w:r>
@@ -17178,8 +17050,8 @@
         </w:rPr>
         <w:t xml:space="preserve"> đồ usecas hệ thống ứng dụng mạng xã hội</w:t>
       </w:r>
-      <w:bookmarkEnd w:id="71"/>
       <w:bookmarkEnd w:id="72"/>
+      <w:bookmarkEnd w:id="73"/>
     </w:p>
     <w:p>
       <w:pPr>
@@ -17300,7 +17172,7 @@
           <w:szCs w:val="28"/>
         </w:rPr>
       </w:pPr>
-      <w:bookmarkStart w:id="73" w:name="_Toc74762247"/>
+      <w:bookmarkStart w:id="74" w:name="_Toc74762247"/>
       <w:r>
         <w:rPr>
           <w:rFonts w:ascii="Times New Roman" w:hAnsi="Times New Roman" w:cs="Times New Roman"/>
@@ -17310,7 +17182,7 @@
         </w:rPr>
         <w:t>Các chức năng ứng dụng</w:t>
       </w:r>
-      <w:bookmarkEnd w:id="73"/>
+      <w:bookmarkEnd w:id="74"/>
       <w:r>
         <w:rPr>
           <w:rFonts w:ascii="Times New Roman" w:hAnsi="Times New Roman" w:cs="Times New Roman"/>
@@ -17817,7 +17689,7 @@
           <w:szCs w:val="28"/>
         </w:rPr>
       </w:pPr>
-      <w:bookmarkStart w:id="74" w:name="_Toc74762248"/>
+      <w:bookmarkStart w:id="75" w:name="_Toc74762248"/>
       <w:r>
         <w:rPr>
           <w:rFonts w:ascii="Times New Roman" w:hAnsi="Times New Roman" w:cs="Times New Roman"/>
@@ -17827,7 +17699,7 @@
         </w:rPr>
         <w:t>Phân cấp chức năng</w:t>
       </w:r>
-      <w:bookmarkEnd w:id="74"/>
+      <w:bookmarkEnd w:id="75"/>
     </w:p>
     <w:p>
       <w:pPr>
@@ -17905,32 +17777,19 @@
           <w:szCs w:val="28"/>
         </w:rPr>
       </w:pPr>
-      <w:bookmarkStart w:id="75" w:name="_Toc74765089"/>
-      <w:bookmarkStart w:id="76" w:name="_Toc74765232"/>
+      <w:bookmarkStart w:id="76" w:name="_Toc74765089"/>
+      <w:bookmarkStart w:id="77" w:name="_Toc74765232"/>
       <w:r>
         <w:t xml:space="preserve">Hình </w:t>
       </w:r>
-      <w:r>
-        <w:fldChar w:fldCharType="begin"/>
-      </w:r>
-      <w:r>
-        <w:instrText xml:space="preserve"> SEQ Hình \* ARABIC </w:instrText>
-      </w:r>
-      <w:r>
-        <w:fldChar w:fldCharType="separate"/>
-      </w:r>
-      <w:r>
-        <w:rPr>
-          <w:noProof/>
-        </w:rPr>
-        <w:t>12</w:t>
-      </w:r>
-      <w:r>
-        <w:rPr>
-          <w:noProof/>
-        </w:rPr>
-        <w:fldChar w:fldCharType="end"/>
-      </w:r>
+      <w:fldSimple w:instr=" SEQ Hình \* ARABIC ">
+        <w:r>
+          <w:rPr>
+            <w:noProof/>
+          </w:rPr>
+          <w:t>12</w:t>
+        </w:r>
+      </w:fldSimple>
       <w:r>
         <w:t xml:space="preserve">: </w:t>
       </w:r>
@@ -17942,8 +17801,8 @@
       <w:r>
         <w:t xml:space="preserve"> đồ usecase phân rã chức năng (1)</w:t>
       </w:r>
-      <w:bookmarkEnd w:id="75"/>
       <w:bookmarkEnd w:id="76"/>
+      <w:bookmarkEnd w:id="77"/>
     </w:p>
     <w:p>
       <w:pPr>
@@ -18229,32 +18088,19 @@
           <w:szCs w:val="28"/>
         </w:rPr>
       </w:pPr>
-      <w:bookmarkStart w:id="77" w:name="_Toc74765090"/>
-      <w:bookmarkStart w:id="78" w:name="_Toc74765233"/>
+      <w:bookmarkStart w:id="78" w:name="_Toc74765090"/>
+      <w:bookmarkStart w:id="79" w:name="_Toc74765233"/>
       <w:r>
         <w:t xml:space="preserve">Hình </w:t>
       </w:r>
-      <w:r>
-        <w:fldChar w:fldCharType="begin"/>
-      </w:r>
-      <w:r>
-        <w:instrText xml:space="preserve"> SEQ Hình \* ARABIC </w:instrText>
-      </w:r>
-      <w:r>
-        <w:fldChar w:fldCharType="separate"/>
-      </w:r>
-      <w:r>
-        <w:rPr>
-          <w:noProof/>
-        </w:rPr>
-        <w:t>13</w:t>
-      </w:r>
-      <w:r>
-        <w:rPr>
-          <w:noProof/>
-        </w:rPr>
-        <w:fldChar w:fldCharType="end"/>
-      </w:r>
+      <w:fldSimple w:instr=" SEQ Hình \* ARABIC ">
+        <w:r>
+          <w:rPr>
+            <w:noProof/>
+          </w:rPr>
+          <w:t>13</w:t>
+        </w:r>
+      </w:fldSimple>
       <w:r>
         <w:t xml:space="preserve">: </w:t>
       </w:r>
@@ -18273,15 +18119,10 @@
         <w:t>usecase phân rã</w:t>
       </w:r>
       <w:r>
-        <w:t xml:space="preserve"> chức năn</w:t>
-      </w:r>
-      <w:bookmarkStart w:id="79" w:name="_GoBack"/>
+        <w:t xml:space="preserve"> chức năng (2)</w:t>
+      </w:r>
+      <w:bookmarkEnd w:id="78"/>
       <w:bookmarkEnd w:id="79"/>
-      <w:r>
-        <w:t>g (2)</w:t>
-      </w:r>
-      <w:bookmarkEnd w:id="77"/>
-      <w:bookmarkEnd w:id="78"/>
     </w:p>
     <w:p>
       <w:pPr>
@@ -18687,30 +18528,14 @@
       <w:r>
         <w:t xml:space="preserve">Hình </w:t>
       </w:r>
-      <w:r>
-        <w:fldChar w:fldCharType="begin"/>
-      </w:r>
-      <w:r>
-        <w:instrText xml:space="preserve"> SE</w:instrText>
-      </w:r>
-      <w:r>
-        <w:instrText xml:space="preserve">Q Hình \* ARABIC </w:instrText>
-      </w:r>
-      <w:r>
-        <w:fldChar w:fldCharType="separate"/>
-      </w:r>
-      <w:r>
-        <w:rPr>
-          <w:noProof/>
-        </w:rPr>
-        <w:t>14</w:t>
-      </w:r>
-      <w:r>
-        <w:rPr>
-          <w:noProof/>
-        </w:rPr>
-        <w:fldChar w:fldCharType="end"/>
-      </w:r>
+      <w:fldSimple w:instr=" SEQ Hình \* ARABIC ">
+        <w:r>
+          <w:rPr>
+            <w:noProof/>
+          </w:rPr>
+          <w:t>14</w:t>
+        </w:r>
+      </w:fldSimple>
       <w:r>
         <w:t xml:space="preserve">: </w:t>
       </w:r>
@@ -18822,27 +18647,14 @@
       <w:r>
         <w:t xml:space="preserve">Hình </w:t>
       </w:r>
-      <w:r>
-        <w:fldChar w:fldCharType="begin"/>
-      </w:r>
-      <w:r>
-        <w:instrText xml:space="preserve"> SEQ Hình \* ARABIC </w:instrText>
-      </w:r>
-      <w:r>
-        <w:fldChar w:fldCharType="separate"/>
-      </w:r>
-      <w:r>
-        <w:rPr>
-          <w:noProof/>
-        </w:rPr>
-        <w:t>15</w:t>
-      </w:r>
-      <w:r>
-        <w:rPr>
-          <w:noProof/>
-        </w:rPr>
-        <w:fldChar w:fldCharType="end"/>
-      </w:r>
+      <w:fldSimple w:instr=" SEQ Hình \* ARABIC ">
+        <w:r>
+          <w:rPr>
+            <w:noProof/>
+          </w:rPr>
+          <w:t>15</w:t>
+        </w:r>
+      </w:fldSimple>
       <w:r>
         <w:t>: Node Users</w:t>
       </w:r>
@@ -18934,27 +18746,14 @@
       <w:r>
         <w:t xml:space="preserve">Hình </w:t>
       </w:r>
-      <w:r>
-        <w:fldChar w:fldCharType="begin"/>
-      </w:r>
-      <w:r>
-        <w:instrText xml:space="preserve"> SEQ Hình \* ARABIC </w:instrText>
-      </w:r>
-      <w:r>
-        <w:fldChar w:fldCharType="separate"/>
-      </w:r>
-      <w:r>
-        <w:rPr>
-          <w:noProof/>
-        </w:rPr>
-        <w:t>16</w:t>
-      </w:r>
-      <w:r>
-        <w:rPr>
-          <w:noProof/>
-        </w:rPr>
-        <w:fldChar w:fldCharType="end"/>
-      </w:r>
+      <w:fldSimple w:instr=" SEQ Hình \* ARABIC ">
+        <w:r>
+          <w:rPr>
+            <w:noProof/>
+          </w:rPr>
+          <w:t>16</w:t>
+        </w:r>
+      </w:fldSimple>
       <w:r>
         <w:t>: Node ChatList</w:t>
       </w:r>
@@ -19045,27 +18844,14 @@
       <w:r>
         <w:t xml:space="preserve">Hình </w:t>
       </w:r>
-      <w:r>
-        <w:fldChar w:fldCharType="begin"/>
-      </w:r>
-      <w:r>
-        <w:instrText xml:space="preserve"> SEQ Hình \* ARABIC </w:instrText>
-      </w:r>
-      <w:r>
-        <w:fldChar w:fldCharType="separate"/>
-      </w:r>
-      <w:r>
-        <w:rPr>
-          <w:noProof/>
-        </w:rPr>
-        <w:t>17</w:t>
-      </w:r>
-      <w:r>
-        <w:rPr>
-          <w:noProof/>
-        </w:rPr>
-        <w:fldChar w:fldCharType="end"/>
-      </w:r>
+      <w:fldSimple w:instr=" SEQ Hình \* ARABIC ">
+        <w:r>
+          <w:rPr>
+            <w:noProof/>
+          </w:rPr>
+          <w:t>17</w:t>
+        </w:r>
+      </w:fldSimple>
       <w:r>
         <w:t>: Node Chat</w:t>
       </w:r>
@@ -19159,27 +18945,14 @@
       <w:r>
         <w:t xml:space="preserve">Hình </w:t>
       </w:r>
-      <w:r>
-        <w:fldChar w:fldCharType="begin"/>
-      </w:r>
-      <w:r>
-        <w:instrText xml:space="preserve"> SEQ Hình \* ARABIC </w:instrText>
-      </w:r>
-      <w:r>
-        <w:fldChar w:fldCharType="separate"/>
-      </w:r>
-      <w:r>
-        <w:rPr>
-          <w:noProof/>
-        </w:rPr>
-        <w:t>18</w:t>
-      </w:r>
-      <w:r>
-        <w:rPr>
-          <w:noProof/>
-        </w:rPr>
-        <w:fldChar w:fldCharType="end"/>
-      </w:r>
+      <w:fldSimple w:instr=" SEQ Hình \* ARABIC ">
+        <w:r>
+          <w:rPr>
+            <w:noProof/>
+          </w:rPr>
+          <w:t>18</w:t>
+        </w:r>
+      </w:fldSimple>
       <w:r>
         <w:t>: Node Post</w:t>
       </w:r>
@@ -19310,27 +19083,14 @@
       <w:r>
         <w:t xml:space="preserve">Hình </w:t>
       </w:r>
-      <w:r>
-        <w:fldChar w:fldCharType="begin"/>
-      </w:r>
-      <w:r>
-        <w:instrText xml:space="preserve"> SEQ Hình \* ARABIC </w:instrText>
-      </w:r>
-      <w:r>
-        <w:fldChar w:fldCharType="separate"/>
-      </w:r>
-      <w:r>
-        <w:rPr>
-          <w:noProof/>
-        </w:rPr>
-        <w:t>19</w:t>
-      </w:r>
-      <w:r>
-        <w:rPr>
-          <w:noProof/>
-        </w:rPr>
-        <w:fldChar w:fldCharType="end"/>
-      </w:r>
+      <w:fldSimple w:instr=" SEQ Hình \* ARABIC ">
+        <w:r>
+          <w:rPr>
+            <w:noProof/>
+          </w:rPr>
+          <w:t>19</w:t>
+        </w:r>
+      </w:fldSimple>
       <w:r>
         <w:t>: Node Comments</w:t>
       </w:r>
@@ -19430,27 +19190,14 @@
       <w:r>
         <w:t xml:space="preserve">Hình </w:t>
       </w:r>
-      <w:r>
-        <w:fldChar w:fldCharType="begin"/>
-      </w:r>
-      <w:r>
-        <w:instrText xml:space="preserve"> SEQ Hình \* ARABIC </w:instrText>
-      </w:r>
-      <w:r>
-        <w:fldChar w:fldCharType="separate"/>
-      </w:r>
-      <w:r>
-        <w:rPr>
-          <w:noProof/>
-        </w:rPr>
-        <w:t>20</w:t>
-      </w:r>
-      <w:r>
-        <w:rPr>
-          <w:noProof/>
-        </w:rPr>
-        <w:fldChar w:fldCharType="end"/>
-      </w:r>
+      <w:fldSimple w:instr=" SEQ Hình \* ARABIC ">
+        <w:r>
+          <w:rPr>
+            <w:noProof/>
+          </w:rPr>
+          <w:t>20</w:t>
+        </w:r>
+      </w:fldSimple>
       <w:r>
         <w:t>: Node Like</w:t>
       </w:r>
@@ -19576,27 +19323,14 @@
       <w:r>
         <w:t xml:space="preserve">Hình </w:t>
       </w:r>
-      <w:r>
-        <w:fldChar w:fldCharType="begin"/>
-      </w:r>
-      <w:r>
-        <w:instrText xml:space="preserve"> SEQ Hình \* ARABIC </w:instrText>
-      </w:r>
-      <w:r>
-        <w:fldChar w:fldCharType="separate"/>
-      </w:r>
-      <w:r>
-        <w:rPr>
-          <w:noProof/>
-        </w:rPr>
-        <w:t>21</w:t>
-      </w:r>
-      <w:r>
-        <w:rPr>
-          <w:noProof/>
-        </w:rPr>
-        <w:fldChar w:fldCharType="end"/>
-      </w:r>
+      <w:fldSimple w:instr=" SEQ Hình \* ARABIC ">
+        <w:r>
+          <w:rPr>
+            <w:noProof/>
+          </w:rPr>
+          <w:t>21</w:t>
+        </w:r>
+      </w:fldSimple>
       <w:r>
         <w:t>: Node Follow</w:t>
       </w:r>
@@ -19733,27 +19467,14 @@
       <w:r>
         <w:t xml:space="preserve">Hình </w:t>
       </w:r>
-      <w:r>
-        <w:fldChar w:fldCharType="begin"/>
-      </w:r>
-      <w:r>
-        <w:instrText xml:space="preserve"> SEQ Hình \* ARABIC </w:instrText>
-      </w:r>
-      <w:r>
-        <w:fldChar w:fldCharType="separate"/>
-      </w:r>
-      <w:r>
-        <w:rPr>
-          <w:noProof/>
-        </w:rPr>
-        <w:t>22</w:t>
-      </w:r>
-      <w:r>
-        <w:rPr>
-          <w:noProof/>
-        </w:rPr>
-        <w:fldChar w:fldCharType="end"/>
-      </w:r>
+      <w:fldSimple w:instr=" SEQ Hình \* ARABIC ">
+        <w:r>
+          <w:rPr>
+            <w:noProof/>
+          </w:rPr>
+          <w:t>22</w:t>
+        </w:r>
+      </w:fldSimple>
       <w:r>
         <w:t>: Node notification</w:t>
       </w:r>
@@ -19864,27 +19585,14 @@
       <w:r>
         <w:t xml:space="preserve">Hình </w:t>
       </w:r>
-      <w:r>
-        <w:fldChar w:fldCharType="begin"/>
-      </w:r>
-      <w:r>
-        <w:instrText xml:space="preserve"> SEQ Hình \* ARABIC </w:instrText>
-      </w:r>
-      <w:r>
-        <w:fldChar w:fldCharType="separate"/>
-      </w:r>
-      <w:r>
-        <w:rPr>
-          <w:noProof/>
-        </w:rPr>
-        <w:t>23</w:t>
-      </w:r>
-      <w:r>
-        <w:rPr>
-          <w:noProof/>
-        </w:rPr>
-        <w:fldChar w:fldCharType="end"/>
-      </w:r>
+      <w:fldSimple w:instr=" SEQ Hình \* ARABIC ">
+        <w:r>
+          <w:rPr>
+            <w:noProof/>
+          </w:rPr>
+          <w:t>23</w:t>
+        </w:r>
+      </w:fldSimple>
       <w:r>
         <w:t>: Node Saves</w:t>
       </w:r>
@@ -20060,27 +19768,14 @@
       <w:r>
         <w:t xml:space="preserve">Hình </w:t>
       </w:r>
-      <w:r>
-        <w:fldChar w:fldCharType="begin"/>
-      </w:r>
-      <w:r>
-        <w:instrText xml:space="preserve"> SEQ Hình \* ARABIC </w:instrText>
-      </w:r>
-      <w:r>
-        <w:fldChar w:fldCharType="separate"/>
-      </w:r>
-      <w:r>
-        <w:rPr>
-          <w:noProof/>
-        </w:rPr>
-        <w:t>24</w:t>
-      </w:r>
-      <w:r>
-        <w:rPr>
-          <w:noProof/>
-        </w:rPr>
-        <w:fldChar w:fldCharType="end"/>
-      </w:r>
+      <w:fldSimple w:instr=" SEQ Hình \* ARABIC ">
+        <w:r>
+          <w:rPr>
+            <w:noProof/>
+          </w:rPr>
+          <w:t>24</w:t>
+        </w:r>
+      </w:fldSimple>
       <w:r>
         <w:t>: Giao diện đăng nhập</w:t>
       </w:r>
@@ -20264,27 +19959,14 @@
       <w:r>
         <w:t xml:space="preserve">Hình </w:t>
       </w:r>
-      <w:r>
-        <w:fldChar w:fldCharType="begin"/>
-      </w:r>
-      <w:r>
-        <w:instrText xml:space="preserve"> SEQ Hình \* ARABIC </w:instrText>
-      </w:r>
-      <w:r>
-        <w:fldChar w:fldCharType="separate"/>
-      </w:r>
-      <w:r>
-        <w:rPr>
-          <w:noProof/>
-        </w:rPr>
-        <w:t>25</w:t>
-      </w:r>
-      <w:r>
-        <w:rPr>
-          <w:noProof/>
-        </w:rPr>
-        <w:fldChar w:fldCharType="end"/>
-      </w:r>
+      <w:fldSimple w:instr=" SEQ Hình \* ARABIC ">
+        <w:r>
+          <w:rPr>
+            <w:noProof/>
+          </w:rPr>
+          <w:t>25</w:t>
+        </w:r>
+      </w:fldSimple>
       <w:r>
         <w:t>: Giao diện đăng kí</w:t>
       </w:r>
@@ -20393,27 +20075,14 @@
       <w:r>
         <w:t xml:space="preserve">Hình </w:t>
       </w:r>
-      <w:r>
-        <w:fldChar w:fldCharType="begin"/>
-      </w:r>
-      <w:r>
-        <w:instrText xml:space="preserve"> SEQ Hình \* ARABIC </w:instrText>
-      </w:r>
-      <w:r>
-        <w:fldChar w:fldCharType="separate"/>
-      </w:r>
-      <w:r>
-        <w:rPr>
-          <w:noProof/>
-        </w:rPr>
-        <w:t>26</w:t>
-      </w:r>
-      <w:r>
-        <w:rPr>
-          <w:noProof/>
-        </w:rPr>
-        <w:fldChar w:fldCharType="end"/>
-      </w:r>
+      <w:fldSimple w:instr=" SEQ Hình \* ARABIC ">
+        <w:r>
+          <w:rPr>
+            <w:noProof/>
+          </w:rPr>
+          <w:t>26</w:t>
+        </w:r>
+      </w:fldSimple>
       <w:r>
         <w:t>: Giao diện chính</w:t>
       </w:r>
@@ -20530,27 +20199,14 @@
       <w:r>
         <w:t xml:space="preserve">Hình </w:t>
       </w:r>
-      <w:r>
-        <w:fldChar w:fldCharType="begin"/>
-      </w:r>
-      <w:r>
-        <w:instrText xml:space="preserve"> SEQ Hình \* ARABIC </w:instrText>
-      </w:r>
-      <w:r>
-        <w:fldChar w:fldCharType="separate"/>
-      </w:r>
-      <w:r>
-        <w:rPr>
-          <w:noProof/>
-        </w:rPr>
-        <w:t>27</w:t>
-      </w:r>
-      <w:r>
-        <w:rPr>
-          <w:noProof/>
-        </w:rPr>
-        <w:fldChar w:fldCharType="end"/>
-      </w:r>
+      <w:fldSimple w:instr=" SEQ Hình \* ARABIC ">
+        <w:r>
+          <w:rPr>
+            <w:noProof/>
+          </w:rPr>
+          <w:t>27</w:t>
+        </w:r>
+      </w:fldSimple>
       <w:r>
         <w:t>: Giao diện tìm kiếm người dùng</w:t>
       </w:r>
@@ -20679,27 +20335,14 @@
       <w:r>
         <w:t xml:space="preserve">Hình </w:t>
       </w:r>
-      <w:r>
-        <w:fldChar w:fldCharType="begin"/>
-      </w:r>
-      <w:r>
-        <w:instrText xml:space="preserve"> SEQ Hình \* ARABIC </w:instrText>
-      </w:r>
-      <w:r>
-        <w:fldChar w:fldCharType="separate"/>
-      </w:r>
-      <w:r>
-        <w:rPr>
-          <w:noProof/>
-        </w:rPr>
-        <w:t>28</w:t>
-      </w:r>
-      <w:r>
-        <w:rPr>
-          <w:noProof/>
-        </w:rPr>
-        <w:fldChar w:fldCharType="end"/>
-      </w:r>
+      <w:fldSimple w:instr=" SEQ Hình \* ARABIC ">
+        <w:r>
+          <w:rPr>
+            <w:noProof/>
+          </w:rPr>
+          <w:t>28</w:t>
+        </w:r>
+      </w:fldSimple>
       <w:r>
         <w:t>: Giao diện thông báo</w:t>
       </w:r>
@@ -20875,27 +20518,14 @@
       <w:r>
         <w:t xml:space="preserve">Hình </w:t>
       </w:r>
-      <w:r>
-        <w:fldChar w:fldCharType="begin"/>
-      </w:r>
-      <w:r>
-        <w:instrText xml:space="preserve"> SEQ Hình \* ARABIC </w:instrText>
-      </w:r>
-      <w:r>
-        <w:fldChar w:fldCharType="separate"/>
-      </w:r>
-      <w:r>
-        <w:rPr>
-          <w:noProof/>
-        </w:rPr>
-        <w:t>29</w:t>
-      </w:r>
-      <w:r>
-        <w:rPr>
-          <w:noProof/>
-        </w:rPr>
-        <w:fldChar w:fldCharType="end"/>
-      </w:r>
+      <w:fldSimple w:instr=" SEQ Hình \* ARABIC ">
+        <w:r>
+          <w:rPr>
+            <w:noProof/>
+          </w:rPr>
+          <w:t>29</w:t>
+        </w:r>
+      </w:fldSimple>
       <w:r>
         <w:t>: Giao diện danh sách trò chuyện</w:t>
       </w:r>
@@ -21024,27 +20654,14 @@
       <w:r>
         <w:t xml:space="preserve">Hình </w:t>
       </w:r>
-      <w:r>
-        <w:fldChar w:fldCharType="begin"/>
-      </w:r>
-      <w:r>
-        <w:instrText xml:space="preserve"> SEQ Hình \* ARABIC </w:instrText>
-      </w:r>
-      <w:r>
-        <w:fldChar w:fldCharType="separate"/>
-      </w:r>
-      <w:r>
-        <w:rPr>
-          <w:noProof/>
-        </w:rPr>
-        <w:t>30</w:t>
-      </w:r>
-      <w:r>
-        <w:rPr>
-          <w:noProof/>
-        </w:rPr>
-        <w:fldChar w:fldCharType="end"/>
-      </w:r>
+      <w:fldSimple w:instr=" SEQ Hình \* ARABIC ">
+        <w:r>
+          <w:rPr>
+            <w:noProof/>
+          </w:rPr>
+          <w:t>30</w:t>
+        </w:r>
+      </w:fldSimple>
       <w:r>
         <w:t>: Giao diện nhắn tin</w:t>
       </w:r>
@@ -21159,27 +20776,14 @@
       <w:r>
         <w:t xml:space="preserve">Hình </w:t>
       </w:r>
-      <w:r>
-        <w:fldChar w:fldCharType="begin"/>
-      </w:r>
-      <w:r>
-        <w:instrText xml:space="preserve"> SEQ Hình \* ARABIC </w:instrText>
-      </w:r>
-      <w:r>
-        <w:fldChar w:fldCharType="separate"/>
-      </w:r>
-      <w:r>
-        <w:rPr>
-          <w:noProof/>
-        </w:rPr>
-        <w:t>31</w:t>
-      </w:r>
-      <w:r>
-        <w:rPr>
-          <w:noProof/>
-        </w:rPr>
-        <w:fldChar w:fldCharType="end"/>
-      </w:r>
+      <w:fldSimple w:instr=" SEQ Hình \* ARABIC ">
+        <w:r>
+          <w:rPr>
+            <w:noProof/>
+          </w:rPr>
+          <w:t>31</w:t>
+        </w:r>
+      </w:fldSimple>
       <w:r>
         <w:t>: Giao diện thêm tin nhắn mới</w:t>
       </w:r>
@@ -21291,27 +20895,14 @@
       <w:r>
         <w:t xml:space="preserve">Hình </w:t>
       </w:r>
-      <w:r>
-        <w:fldChar w:fldCharType="begin"/>
-      </w:r>
-      <w:r>
-        <w:instrText xml:space="preserve"> SEQ Hình \* ARABIC </w:instrText>
-      </w:r>
-      <w:r>
-        <w:fldChar w:fldCharType="separate"/>
-      </w:r>
-      <w:r>
-        <w:rPr>
-          <w:noProof/>
-        </w:rPr>
-        <w:t>32</w:t>
-      </w:r>
-      <w:r>
-        <w:rPr>
-          <w:noProof/>
-        </w:rPr>
-        <w:fldChar w:fldCharType="end"/>
-      </w:r>
+      <w:fldSimple w:instr=" SEQ Hình \* ARABIC ">
+        <w:r>
+          <w:rPr>
+            <w:noProof/>
+          </w:rPr>
+          <w:t>32</w:t>
+        </w:r>
+      </w:fldSimple>
       <w:r>
         <w:t>: Giao diện trang cá nhân</w:t>
       </w:r>
@@ -21422,27 +21013,14 @@
       <w:r>
         <w:t xml:space="preserve">Hình </w:t>
       </w:r>
-      <w:r>
-        <w:fldChar w:fldCharType="begin"/>
-      </w:r>
-      <w:r>
-        <w:instrText xml:space="preserve"> SEQ Hình \* ARABIC </w:instrText>
-      </w:r>
-      <w:r>
-        <w:fldChar w:fldCharType="separate"/>
-      </w:r>
-      <w:r>
-        <w:rPr>
-          <w:noProof/>
-        </w:rPr>
-        <w:t>33</w:t>
-      </w:r>
-      <w:r>
-        <w:rPr>
-          <w:noProof/>
-        </w:rPr>
-        <w:fldChar w:fldCharType="end"/>
-      </w:r>
+      <w:fldSimple w:instr=" SEQ Hình \* ARABIC ">
+        <w:r>
+          <w:rPr>
+            <w:noProof/>
+          </w:rPr>
+          <w:t>33</w:t>
+        </w:r>
+      </w:fldSimple>
       <w:r>
         <w:t>: Giao diện quên mật khẩu</w:t>
       </w:r>
@@ -21594,27 +21172,14 @@
       <w:r>
         <w:t xml:space="preserve">Hình </w:t>
       </w:r>
-      <w:r>
-        <w:fldChar w:fldCharType="begin"/>
-      </w:r>
-      <w:r>
-        <w:instrText xml:space="preserve"> SEQ Hình \* ARABIC </w:instrText>
-      </w:r>
-      <w:r>
-        <w:fldChar w:fldCharType="separate"/>
-      </w:r>
-      <w:r>
-        <w:rPr>
-          <w:noProof/>
-        </w:rPr>
-        <w:t>34</w:t>
-      </w:r>
-      <w:r>
-        <w:rPr>
-          <w:noProof/>
-        </w:rPr>
-        <w:fldChar w:fldCharType="end"/>
-      </w:r>
+      <w:fldSimple w:instr=" SEQ Hình \* ARABIC ">
+        <w:r>
+          <w:rPr>
+            <w:noProof/>
+          </w:rPr>
+          <w:t>34</w:t>
+        </w:r>
+      </w:fldSimple>
       <w:r>
         <w:t>: Giao diện thêm bài viết</w:t>
       </w:r>
@@ -22264,7 +21829,7 @@
           <w:rPr>
             <w:noProof/>
           </w:rPr>
-          <w:t>26</w:t>
+          <w:t>6</w:t>
         </w:r>
         <w:r>
           <w:rPr>
@@ -27112,7 +26677,7 @@
 </file>
 
 <file path=customXml/itemProps1.xml><?xml version="1.0" encoding="utf-8"?>
-<ds:datastoreItem xmlns:ds="http://schemas.openxmlformats.org/officeDocument/2006/customXml" ds:itemID="{E883B09A-FA2B-4107-AC69-AA0532199B3A}">
+<ds:datastoreItem xmlns:ds="http://schemas.openxmlformats.org/officeDocument/2006/customXml" ds:itemID="{A9129CDB-50BC-44E7-BAA0-2096851D38D1}">
   <ds:schemaRefs>
     <ds:schemaRef ds:uri="http://schemas.openxmlformats.org/officeDocument/2006/bibliography"/>
   </ds:schemaRefs>
